--- a/ALR-DocgenTemplates/Late Fee Invoice Template.docx
+++ b/ALR-DocgenTemplates/Late Fee Invoice Template.docx
@@ -1,6 +1,6 @@
 
 <file path=word/document.xml><?xml version="1.0" encoding="utf-8"?>
-<w:document xmlns:wpc="http://schemas.microsoft.com/office/word/2010/wordprocessingCanvas" xmlns:cx="http://schemas.microsoft.com/office/drawing/2014/chartex" xmlns:cx1="http://schemas.microsoft.com/office/drawing/2015/9/8/chartex" xmlns:cx2="http://schemas.microsoft.com/office/drawing/2015/10/21/chartex" xmlns:cx3="http://schemas.microsoft.com/office/drawing/2016/5/9/chartex" xmlns:cx4="http://schemas.microsoft.com/office/drawing/2016/5/10/chartex" xmlns:cx5="http://schemas.microsoft.com/office/drawing/2016/5/11/chartex" xmlns:cx6="http://schemas.microsoft.com/office/drawing/2016/5/12/chartex" xmlns:cx7="http://schemas.microsoft.com/office/drawing/2016/5/13/chartex" xmlns:cx8="http://schemas.microsoft.com/office/drawing/2016/5/14/chartex" xmlns:mc="http://schemas.openxmlformats.org/markup-compatibility/2006" xmlns:aink="http://schemas.microsoft.com/office/drawing/2016/ink" xmlns:am3d="http://schemas.microsoft.com/office/drawing/2017/model3d" xmlns:o="urn:schemas-microsoft-com:office:office" xmlns:oel="http://schemas.microsoft.com/office/2019/extlst" xmlns:r="http://schemas.openxmlformats.org/officeDocument/2006/relationships" xmlns:m="http://schemas.openxmlformats.org/officeDocument/2006/math" xmlns:v="urn:schemas-microsoft-com:vml" xmlns:wp14="http://schemas.microsoft.com/office/word/2010/wordprocessingDrawing" xmlns:wp="http://schemas.openxmlformats.org/drawingml/2006/wordprocessingDrawing" xmlns:w10="urn:schemas-microsoft-com:office:word" xmlns:w="http://schemas.openxmlformats.org/wordprocessingml/2006/main" xmlns:w14="http://schemas.microsoft.com/office/word/2010/wordml" xmlns:w15="http://schemas.microsoft.com/office/word/2012/wordml" xmlns:w16cex="http://schemas.microsoft.com/office/word/2018/wordml/cex" xmlns:w16cid="http://schemas.microsoft.com/office/word/2016/wordml/cid" xmlns:w16="http://schemas.microsoft.com/office/word/2018/wordml" xmlns:w16sdtdh="http://schemas.microsoft.com/office/word/2020/wordml/sdtdatahash" xmlns:w16se="http://schemas.microsoft.com/office/word/2015/wordml/symex" xmlns:wpg="http://schemas.microsoft.com/office/word/2010/wordprocessingGroup" xmlns:wpi="http://schemas.microsoft.com/office/word/2010/wordprocessingInk" xmlns:wne="http://schemas.microsoft.com/office/word/2006/wordml" xmlns:wps="http://schemas.microsoft.com/office/word/2010/wordprocessingShape" mc:Ignorable="w14 w15 w16se w16cid w16 w16cex w16sdtdh wp14">
+<w:document xmlns:wpc="http://schemas.microsoft.com/office/word/2010/wordprocessingCanvas" xmlns:cx="http://schemas.microsoft.com/office/drawing/2014/chartex" xmlns:cx1="http://schemas.microsoft.com/office/drawing/2015/9/8/chartex" xmlns:cx2="http://schemas.microsoft.com/office/drawing/2015/10/21/chartex" xmlns:cx3="http://schemas.microsoft.com/office/drawing/2016/5/9/chartex" xmlns:cx4="http://schemas.microsoft.com/office/drawing/2016/5/10/chartex" xmlns:cx5="http://schemas.microsoft.com/office/drawing/2016/5/11/chartex" xmlns:cx6="http://schemas.microsoft.com/office/drawing/2016/5/12/chartex" xmlns:cx7="http://schemas.microsoft.com/office/drawing/2016/5/13/chartex" xmlns:cx8="http://schemas.microsoft.com/office/drawing/2016/5/14/chartex" xmlns:mc="http://schemas.openxmlformats.org/markup-compatibility/2006" xmlns:aink="http://schemas.microsoft.com/office/drawing/2016/ink" xmlns:am3d="http://schemas.microsoft.com/office/drawing/2017/model3d" xmlns:o="urn:schemas-microsoft-com:office:office" xmlns:oel="http://schemas.microsoft.com/office/2019/extlst" xmlns:r="http://schemas.openxmlformats.org/officeDocument/2006/relationships" xmlns:m="http://schemas.openxmlformats.org/officeDocument/2006/math" xmlns:v="urn:schemas-microsoft-com:vml" xmlns:wp14="http://schemas.microsoft.com/office/word/2010/wordprocessingDrawing" xmlns:wp="http://schemas.openxmlformats.org/drawingml/2006/wordprocessingDrawing" xmlns:w10="urn:schemas-microsoft-com:office:word" xmlns:w="http://schemas.openxmlformats.org/wordprocessingml/2006/main" xmlns:w14="http://schemas.microsoft.com/office/word/2010/wordml" xmlns:w15="http://schemas.microsoft.com/office/word/2012/wordml" xmlns:w16cex="http://schemas.microsoft.com/office/word/2018/wordml/cex" xmlns:w16cid="http://schemas.microsoft.com/office/word/2016/wordml/cid" xmlns:w16="http://schemas.microsoft.com/office/word/2018/wordml" xmlns:w16du="http://schemas.microsoft.com/office/word/2023/wordml/word16du" xmlns:w16sdtdh="http://schemas.microsoft.com/office/word/2020/wordml/sdtdatahash" xmlns:w16sdtfl="http://schemas.microsoft.com/office/word/2024/wordml/sdtformatlock" xmlns:w16se="http://schemas.microsoft.com/office/word/2015/wordml/symex" xmlns:wpg="http://schemas.microsoft.com/office/word/2010/wordprocessingGroup" xmlns:wpi="http://schemas.microsoft.com/office/word/2010/wordprocessingInk" xmlns:wne="http://schemas.microsoft.com/office/word/2006/wordml" xmlns:wps="http://schemas.microsoft.com/office/word/2010/wordprocessingShape" mc:Ignorable="w14 w15 w16se w16cid w16 w16cex w16sdtdh w16sdtfl w16du wp14">
   <w:body>
     <w:p>
       <w:pPr>
@@ -635,6 +635,7 @@
                 <w:sz w:val="22"/>
               </w:rPr>
             </w:pPr>
+            <w:proofErr w:type="gramStart"/>
             <w:r>
               <w:rPr>
                 <w:rStyle w:val="ui-provider"/>
@@ -656,6 +657,7 @@
             </w:r>
             <w:bookmarkStart w:id="6" w:name="OLE_LINK6"/>
             <w:proofErr w:type="spellStart"/>
+            <w:proofErr w:type="gramEnd"/>
             <w:r>
               <w:rPr>
                 <w:rStyle w:val="ui-provider"/>
@@ -1049,6 +1051,7 @@
               </w:rPr>
               <w:t xml:space="preserve"> </w:t>
             </w:r>
+            <w:proofErr w:type="gramStart"/>
             <w:r>
               <w:rPr>
                 <w:b/>
@@ -1069,6 +1072,7 @@
               <w:t>{{</w:t>
             </w:r>
             <w:proofErr w:type="spellStart"/>
+            <w:proofErr w:type="gramEnd"/>
             <w:r>
               <w:rPr>
                 <w:color w:val="000000" w:themeColor="text1"/>
@@ -1297,7 +1301,7 @@
 </file>
 
 <file path=word/endnotes.xml><?xml version="1.0" encoding="utf-8"?>
-<w:endnotes xmlns:wpc="http://schemas.microsoft.com/office/word/2010/wordprocessingCanvas" xmlns:cx="http://schemas.microsoft.com/office/drawing/2014/chartex" xmlns:cx1="http://schemas.microsoft.com/office/drawing/2015/9/8/chartex" xmlns:cx2="http://schemas.microsoft.com/office/drawing/2015/10/21/chartex" xmlns:cx3="http://schemas.microsoft.com/office/drawing/2016/5/9/chartex" xmlns:cx4="http://schemas.microsoft.com/office/drawing/2016/5/10/chartex" xmlns:cx5="http://schemas.microsoft.com/office/drawing/2016/5/11/chartex" xmlns:cx6="http://schemas.microsoft.com/office/drawing/2016/5/12/chartex" xmlns:cx7="http://schemas.microsoft.com/office/drawing/2016/5/13/chartex" xmlns:cx8="http://schemas.microsoft.com/office/drawing/2016/5/14/chartex" xmlns:mc="http://schemas.openxmlformats.org/markup-compatibility/2006" xmlns:aink="http://schemas.microsoft.com/office/drawing/2016/ink" xmlns:am3d="http://schemas.microsoft.com/office/drawing/2017/model3d" xmlns:o="urn:schemas-microsoft-com:office:office" xmlns:oel="http://schemas.microsoft.com/office/2019/extlst" xmlns:r="http://schemas.openxmlformats.org/officeDocument/2006/relationships" xmlns:m="http://schemas.openxmlformats.org/officeDocument/2006/math" xmlns:v="urn:schemas-microsoft-com:vml" xmlns:wp14="http://schemas.microsoft.com/office/word/2010/wordprocessingDrawing" xmlns:wp="http://schemas.openxmlformats.org/drawingml/2006/wordprocessingDrawing" xmlns:w10="urn:schemas-microsoft-com:office:word" xmlns:w="http://schemas.openxmlformats.org/wordprocessingml/2006/main" xmlns:w14="http://schemas.microsoft.com/office/word/2010/wordml" xmlns:w15="http://schemas.microsoft.com/office/word/2012/wordml" xmlns:w16cex="http://schemas.microsoft.com/office/word/2018/wordml/cex" xmlns:w16cid="http://schemas.microsoft.com/office/word/2016/wordml/cid" xmlns:w16="http://schemas.microsoft.com/office/word/2018/wordml" xmlns:w16sdtdh="http://schemas.microsoft.com/office/word/2020/wordml/sdtdatahash" xmlns:w16se="http://schemas.microsoft.com/office/word/2015/wordml/symex" xmlns:wpg="http://schemas.microsoft.com/office/word/2010/wordprocessingGroup" xmlns:wpi="http://schemas.microsoft.com/office/word/2010/wordprocessingInk" xmlns:wne="http://schemas.microsoft.com/office/word/2006/wordml" xmlns:wps="http://schemas.microsoft.com/office/word/2010/wordprocessingShape" mc:Ignorable="w14 w15 w16se w16cid w16 w16cex w16sdtdh wp14">
+<w:endnotes xmlns:wpc="http://schemas.microsoft.com/office/word/2010/wordprocessingCanvas" xmlns:cx="http://schemas.microsoft.com/office/drawing/2014/chartex" xmlns:cx1="http://schemas.microsoft.com/office/drawing/2015/9/8/chartex" xmlns:cx2="http://schemas.microsoft.com/office/drawing/2015/10/21/chartex" xmlns:cx3="http://schemas.microsoft.com/office/drawing/2016/5/9/chartex" xmlns:cx4="http://schemas.microsoft.com/office/drawing/2016/5/10/chartex" xmlns:cx5="http://schemas.microsoft.com/office/drawing/2016/5/11/chartex" xmlns:cx6="http://schemas.microsoft.com/office/drawing/2016/5/12/chartex" xmlns:cx7="http://schemas.microsoft.com/office/drawing/2016/5/13/chartex" xmlns:cx8="http://schemas.microsoft.com/office/drawing/2016/5/14/chartex" xmlns:mc="http://schemas.openxmlformats.org/markup-compatibility/2006" xmlns:aink="http://schemas.microsoft.com/office/drawing/2016/ink" xmlns:am3d="http://schemas.microsoft.com/office/drawing/2017/model3d" xmlns:o="urn:schemas-microsoft-com:office:office" xmlns:oel="http://schemas.microsoft.com/office/2019/extlst" xmlns:r="http://schemas.openxmlformats.org/officeDocument/2006/relationships" xmlns:m="http://schemas.openxmlformats.org/officeDocument/2006/math" xmlns:v="urn:schemas-microsoft-com:vml" xmlns:wp14="http://schemas.microsoft.com/office/word/2010/wordprocessingDrawing" xmlns:wp="http://schemas.openxmlformats.org/drawingml/2006/wordprocessingDrawing" xmlns:w10="urn:schemas-microsoft-com:office:word" xmlns:w="http://schemas.openxmlformats.org/wordprocessingml/2006/main" xmlns:w14="http://schemas.microsoft.com/office/word/2010/wordml" xmlns:w15="http://schemas.microsoft.com/office/word/2012/wordml" xmlns:w16cex="http://schemas.microsoft.com/office/word/2018/wordml/cex" xmlns:w16cid="http://schemas.microsoft.com/office/word/2016/wordml/cid" xmlns:w16="http://schemas.microsoft.com/office/word/2018/wordml" xmlns:w16du="http://schemas.microsoft.com/office/word/2023/wordml/word16du" xmlns:w16sdtdh="http://schemas.microsoft.com/office/word/2020/wordml/sdtdatahash" xmlns:w16sdtfl="http://schemas.microsoft.com/office/word/2024/wordml/sdtformatlock" xmlns:w16se="http://schemas.microsoft.com/office/word/2015/wordml/symex" xmlns:wpg="http://schemas.microsoft.com/office/word/2010/wordprocessingGroup" xmlns:wpi="http://schemas.microsoft.com/office/word/2010/wordprocessingInk" xmlns:wne="http://schemas.microsoft.com/office/word/2006/wordml" xmlns:wps="http://schemas.microsoft.com/office/word/2010/wordprocessingShape" mc:Ignorable="w14 w15 w16se w16cid w16 w16cex w16sdtdh w16sdtfl w16du wp14">
   <w:endnote w:type="separator" w:id="-1">
     <w:p>
       <w:pPr>
@@ -1322,7 +1326,7 @@
 </file>
 
 <file path=word/footer1.xml><?xml version="1.0" encoding="utf-8"?>
-<w:ftr xmlns:wpc="http://schemas.microsoft.com/office/word/2010/wordprocessingCanvas" xmlns:cx="http://schemas.microsoft.com/office/drawing/2014/chartex" xmlns:cx1="http://schemas.microsoft.com/office/drawing/2015/9/8/chartex" xmlns:cx2="http://schemas.microsoft.com/office/drawing/2015/10/21/chartex" xmlns:cx3="http://schemas.microsoft.com/office/drawing/2016/5/9/chartex" xmlns:cx4="http://schemas.microsoft.com/office/drawing/2016/5/10/chartex" xmlns:cx5="http://schemas.microsoft.com/office/drawing/2016/5/11/chartex" xmlns:cx6="http://schemas.microsoft.com/office/drawing/2016/5/12/chartex" xmlns:cx7="http://schemas.microsoft.com/office/drawing/2016/5/13/chartex" xmlns:cx8="http://schemas.microsoft.com/office/drawing/2016/5/14/chartex" xmlns:mc="http://schemas.openxmlformats.org/markup-compatibility/2006" xmlns:aink="http://schemas.microsoft.com/office/drawing/2016/ink" xmlns:am3d="http://schemas.microsoft.com/office/drawing/2017/model3d" xmlns:o="urn:schemas-microsoft-com:office:office" xmlns:oel="http://schemas.microsoft.com/office/2019/extlst" xmlns:r="http://schemas.openxmlformats.org/officeDocument/2006/relationships" xmlns:m="http://schemas.openxmlformats.org/officeDocument/2006/math" xmlns:v="urn:schemas-microsoft-com:vml" xmlns:wp14="http://schemas.microsoft.com/office/word/2010/wordprocessingDrawing" xmlns:wp="http://schemas.openxmlformats.org/drawingml/2006/wordprocessingDrawing" xmlns:w10="urn:schemas-microsoft-com:office:word" xmlns:w="http://schemas.openxmlformats.org/wordprocessingml/2006/main" xmlns:w14="http://schemas.microsoft.com/office/word/2010/wordml" xmlns:w15="http://schemas.microsoft.com/office/word/2012/wordml" xmlns:w16cex="http://schemas.microsoft.com/office/word/2018/wordml/cex" xmlns:w16cid="http://schemas.microsoft.com/office/word/2016/wordml/cid" xmlns:w16="http://schemas.microsoft.com/office/word/2018/wordml" xmlns:w16sdtdh="http://schemas.microsoft.com/office/word/2020/wordml/sdtdatahash" xmlns:w16se="http://schemas.microsoft.com/office/word/2015/wordml/symex" xmlns:wpg="http://schemas.microsoft.com/office/word/2010/wordprocessingGroup" xmlns:wpi="http://schemas.microsoft.com/office/word/2010/wordprocessingInk" xmlns:wne="http://schemas.microsoft.com/office/word/2006/wordml" xmlns:wps="http://schemas.microsoft.com/office/word/2010/wordprocessingShape" mc:Ignorable="w14 w15 w16se w16cid w16 w16cex w16sdtdh wp14">
+<w:ftr xmlns:wpc="http://schemas.microsoft.com/office/word/2010/wordprocessingCanvas" xmlns:cx="http://schemas.microsoft.com/office/drawing/2014/chartex" xmlns:cx1="http://schemas.microsoft.com/office/drawing/2015/9/8/chartex" xmlns:cx2="http://schemas.microsoft.com/office/drawing/2015/10/21/chartex" xmlns:cx3="http://schemas.microsoft.com/office/drawing/2016/5/9/chartex" xmlns:cx4="http://schemas.microsoft.com/office/drawing/2016/5/10/chartex" xmlns:cx5="http://schemas.microsoft.com/office/drawing/2016/5/11/chartex" xmlns:cx6="http://schemas.microsoft.com/office/drawing/2016/5/12/chartex" xmlns:cx7="http://schemas.microsoft.com/office/drawing/2016/5/13/chartex" xmlns:cx8="http://schemas.microsoft.com/office/drawing/2016/5/14/chartex" xmlns:mc="http://schemas.openxmlformats.org/markup-compatibility/2006" xmlns:aink="http://schemas.microsoft.com/office/drawing/2016/ink" xmlns:am3d="http://schemas.microsoft.com/office/drawing/2017/model3d" xmlns:o="urn:schemas-microsoft-com:office:office" xmlns:oel="http://schemas.microsoft.com/office/2019/extlst" xmlns:r="http://schemas.openxmlformats.org/officeDocument/2006/relationships" xmlns:m="http://schemas.openxmlformats.org/officeDocument/2006/math" xmlns:v="urn:schemas-microsoft-com:vml" xmlns:wp14="http://schemas.microsoft.com/office/word/2010/wordprocessingDrawing" xmlns:wp="http://schemas.openxmlformats.org/drawingml/2006/wordprocessingDrawing" xmlns:w10="urn:schemas-microsoft-com:office:word" xmlns:w="http://schemas.openxmlformats.org/wordprocessingml/2006/main" xmlns:w14="http://schemas.microsoft.com/office/word/2010/wordml" xmlns:w15="http://schemas.microsoft.com/office/word/2012/wordml" xmlns:w16cex="http://schemas.microsoft.com/office/word/2018/wordml/cex" xmlns:w16cid="http://schemas.microsoft.com/office/word/2016/wordml/cid" xmlns:w16="http://schemas.microsoft.com/office/word/2018/wordml" xmlns:w16du="http://schemas.microsoft.com/office/word/2023/wordml/word16du" xmlns:w16sdtdh="http://schemas.microsoft.com/office/word/2020/wordml/sdtdatahash" xmlns:w16sdtfl="http://schemas.microsoft.com/office/word/2024/wordml/sdtformatlock" xmlns:w16se="http://schemas.microsoft.com/office/word/2015/wordml/symex" xmlns:wpg="http://schemas.microsoft.com/office/word/2010/wordprocessingGroup" xmlns:wpi="http://schemas.microsoft.com/office/word/2010/wordprocessingInk" xmlns:wne="http://schemas.microsoft.com/office/word/2006/wordml" xmlns:wps="http://schemas.microsoft.com/office/word/2010/wordprocessingShape" mc:Ignorable="w14 w15 w16se w16cid w16 w16cex w16sdtdh w16sdtfl w16du wp14">
   <w:p>
     <w:pPr>
       <w:pStyle w:val="Footer"/>
@@ -1332,7 +1336,7 @@
 </file>
 
 <file path=word/footer2.xml><?xml version="1.0" encoding="utf-8"?>
-<w:ftr xmlns:wpc="http://schemas.microsoft.com/office/word/2010/wordprocessingCanvas" xmlns:cx="http://schemas.microsoft.com/office/drawing/2014/chartex" xmlns:cx1="http://schemas.microsoft.com/office/drawing/2015/9/8/chartex" xmlns:cx2="http://schemas.microsoft.com/office/drawing/2015/10/21/chartex" xmlns:cx3="http://schemas.microsoft.com/office/drawing/2016/5/9/chartex" xmlns:cx4="http://schemas.microsoft.com/office/drawing/2016/5/10/chartex" xmlns:cx5="http://schemas.microsoft.com/office/drawing/2016/5/11/chartex" xmlns:cx6="http://schemas.microsoft.com/office/drawing/2016/5/12/chartex" xmlns:cx7="http://schemas.microsoft.com/office/drawing/2016/5/13/chartex" xmlns:cx8="http://schemas.microsoft.com/office/drawing/2016/5/14/chartex" xmlns:mc="http://schemas.openxmlformats.org/markup-compatibility/2006" xmlns:aink="http://schemas.microsoft.com/office/drawing/2016/ink" xmlns:am3d="http://schemas.microsoft.com/office/drawing/2017/model3d" xmlns:o="urn:schemas-microsoft-com:office:office" xmlns:oel="http://schemas.microsoft.com/office/2019/extlst" xmlns:r="http://schemas.openxmlformats.org/officeDocument/2006/relationships" xmlns:m="http://schemas.openxmlformats.org/officeDocument/2006/math" xmlns:v="urn:schemas-microsoft-com:vml" xmlns:wp14="http://schemas.microsoft.com/office/word/2010/wordprocessingDrawing" xmlns:wp="http://schemas.openxmlformats.org/drawingml/2006/wordprocessingDrawing" xmlns:w10="urn:schemas-microsoft-com:office:word" xmlns:w="http://schemas.openxmlformats.org/wordprocessingml/2006/main" xmlns:w14="http://schemas.microsoft.com/office/word/2010/wordml" xmlns:w15="http://schemas.microsoft.com/office/word/2012/wordml" xmlns:w16cex="http://schemas.microsoft.com/office/word/2018/wordml/cex" xmlns:w16cid="http://schemas.microsoft.com/office/word/2016/wordml/cid" xmlns:w16="http://schemas.microsoft.com/office/word/2018/wordml" xmlns:w16sdtdh="http://schemas.microsoft.com/office/word/2020/wordml/sdtdatahash" xmlns:w16se="http://schemas.microsoft.com/office/word/2015/wordml/symex" xmlns:wpg="http://schemas.microsoft.com/office/word/2010/wordprocessingGroup" xmlns:wpi="http://schemas.microsoft.com/office/word/2010/wordprocessingInk" xmlns:wne="http://schemas.microsoft.com/office/word/2006/wordml" xmlns:wps="http://schemas.microsoft.com/office/word/2010/wordprocessingShape" mc:Ignorable="w14 w15 w16se w16cid w16 w16cex w16sdtdh wp14">
+<w:ftr xmlns:wpc="http://schemas.microsoft.com/office/word/2010/wordprocessingCanvas" xmlns:cx="http://schemas.microsoft.com/office/drawing/2014/chartex" xmlns:cx1="http://schemas.microsoft.com/office/drawing/2015/9/8/chartex" xmlns:cx2="http://schemas.microsoft.com/office/drawing/2015/10/21/chartex" xmlns:cx3="http://schemas.microsoft.com/office/drawing/2016/5/9/chartex" xmlns:cx4="http://schemas.microsoft.com/office/drawing/2016/5/10/chartex" xmlns:cx5="http://schemas.microsoft.com/office/drawing/2016/5/11/chartex" xmlns:cx6="http://schemas.microsoft.com/office/drawing/2016/5/12/chartex" xmlns:cx7="http://schemas.microsoft.com/office/drawing/2016/5/13/chartex" xmlns:cx8="http://schemas.microsoft.com/office/drawing/2016/5/14/chartex" xmlns:mc="http://schemas.openxmlformats.org/markup-compatibility/2006" xmlns:aink="http://schemas.microsoft.com/office/drawing/2016/ink" xmlns:am3d="http://schemas.microsoft.com/office/drawing/2017/model3d" xmlns:o="urn:schemas-microsoft-com:office:office" xmlns:oel="http://schemas.microsoft.com/office/2019/extlst" xmlns:r="http://schemas.openxmlformats.org/officeDocument/2006/relationships" xmlns:m="http://schemas.openxmlformats.org/officeDocument/2006/math" xmlns:v="urn:schemas-microsoft-com:vml" xmlns:wp14="http://schemas.microsoft.com/office/word/2010/wordprocessingDrawing" xmlns:wp="http://schemas.openxmlformats.org/drawingml/2006/wordprocessingDrawing" xmlns:w10="urn:schemas-microsoft-com:office:word" xmlns:w="http://schemas.openxmlformats.org/wordprocessingml/2006/main" xmlns:w14="http://schemas.microsoft.com/office/word/2010/wordml" xmlns:w15="http://schemas.microsoft.com/office/word/2012/wordml" xmlns:w16cex="http://schemas.microsoft.com/office/word/2018/wordml/cex" xmlns:w16cid="http://schemas.microsoft.com/office/word/2016/wordml/cid" xmlns:w16="http://schemas.microsoft.com/office/word/2018/wordml" xmlns:w16du="http://schemas.microsoft.com/office/word/2023/wordml/word16du" xmlns:w16sdtdh="http://schemas.microsoft.com/office/word/2020/wordml/sdtdatahash" xmlns:w16sdtfl="http://schemas.microsoft.com/office/word/2024/wordml/sdtformatlock" xmlns:w16se="http://schemas.microsoft.com/office/word/2015/wordml/symex" xmlns:wpg="http://schemas.microsoft.com/office/word/2010/wordprocessingGroup" xmlns:wpi="http://schemas.microsoft.com/office/word/2010/wordprocessingInk" xmlns:wne="http://schemas.microsoft.com/office/word/2006/wordml" xmlns:wps="http://schemas.microsoft.com/office/word/2010/wordprocessingShape" mc:Ignorable="w14 w15 w16se w16cid w16 w16cex w16sdtdh w16sdtfl w16du wp14">
   <w:p>
     <w:pPr>
       <w:jc w:val="right"/>
@@ -1444,7 +1448,7 @@
 </file>
 
 <file path=word/footer3.xml><?xml version="1.0" encoding="utf-8"?>
-<w:ftr xmlns:wpc="http://schemas.microsoft.com/office/word/2010/wordprocessingCanvas" xmlns:cx="http://schemas.microsoft.com/office/drawing/2014/chartex" xmlns:cx1="http://schemas.microsoft.com/office/drawing/2015/9/8/chartex" xmlns:cx2="http://schemas.microsoft.com/office/drawing/2015/10/21/chartex" xmlns:cx3="http://schemas.microsoft.com/office/drawing/2016/5/9/chartex" xmlns:cx4="http://schemas.microsoft.com/office/drawing/2016/5/10/chartex" xmlns:cx5="http://schemas.microsoft.com/office/drawing/2016/5/11/chartex" xmlns:cx6="http://schemas.microsoft.com/office/drawing/2016/5/12/chartex" xmlns:cx7="http://schemas.microsoft.com/office/drawing/2016/5/13/chartex" xmlns:cx8="http://schemas.microsoft.com/office/drawing/2016/5/14/chartex" xmlns:mc="http://schemas.openxmlformats.org/markup-compatibility/2006" xmlns:aink="http://schemas.microsoft.com/office/drawing/2016/ink" xmlns:am3d="http://schemas.microsoft.com/office/drawing/2017/model3d" xmlns:o="urn:schemas-microsoft-com:office:office" xmlns:oel="http://schemas.microsoft.com/office/2019/extlst" xmlns:r="http://schemas.openxmlformats.org/officeDocument/2006/relationships" xmlns:m="http://schemas.openxmlformats.org/officeDocument/2006/math" xmlns:v="urn:schemas-microsoft-com:vml" xmlns:wp14="http://schemas.microsoft.com/office/word/2010/wordprocessingDrawing" xmlns:wp="http://schemas.openxmlformats.org/drawingml/2006/wordprocessingDrawing" xmlns:w10="urn:schemas-microsoft-com:office:word" xmlns:w="http://schemas.openxmlformats.org/wordprocessingml/2006/main" xmlns:w14="http://schemas.microsoft.com/office/word/2010/wordml" xmlns:w15="http://schemas.microsoft.com/office/word/2012/wordml" xmlns:w16cex="http://schemas.microsoft.com/office/word/2018/wordml/cex" xmlns:w16cid="http://schemas.microsoft.com/office/word/2016/wordml/cid" xmlns:w16="http://schemas.microsoft.com/office/word/2018/wordml" xmlns:w16sdtdh="http://schemas.microsoft.com/office/word/2020/wordml/sdtdatahash" xmlns:w16se="http://schemas.microsoft.com/office/word/2015/wordml/symex" xmlns:wpg="http://schemas.microsoft.com/office/word/2010/wordprocessingGroup" xmlns:wpi="http://schemas.microsoft.com/office/word/2010/wordprocessingInk" xmlns:wne="http://schemas.microsoft.com/office/word/2006/wordml" xmlns:wps="http://schemas.microsoft.com/office/word/2010/wordprocessingShape" mc:Ignorable="w14 w15 w16se w16cid w16 w16cex w16sdtdh wp14">
+<w:ftr xmlns:wpc="http://schemas.microsoft.com/office/word/2010/wordprocessingCanvas" xmlns:cx="http://schemas.microsoft.com/office/drawing/2014/chartex" xmlns:cx1="http://schemas.microsoft.com/office/drawing/2015/9/8/chartex" xmlns:cx2="http://schemas.microsoft.com/office/drawing/2015/10/21/chartex" xmlns:cx3="http://schemas.microsoft.com/office/drawing/2016/5/9/chartex" xmlns:cx4="http://schemas.microsoft.com/office/drawing/2016/5/10/chartex" xmlns:cx5="http://schemas.microsoft.com/office/drawing/2016/5/11/chartex" xmlns:cx6="http://schemas.microsoft.com/office/drawing/2016/5/12/chartex" xmlns:cx7="http://schemas.microsoft.com/office/drawing/2016/5/13/chartex" xmlns:cx8="http://schemas.microsoft.com/office/drawing/2016/5/14/chartex" xmlns:mc="http://schemas.openxmlformats.org/markup-compatibility/2006" xmlns:aink="http://schemas.microsoft.com/office/drawing/2016/ink" xmlns:am3d="http://schemas.microsoft.com/office/drawing/2017/model3d" xmlns:o="urn:schemas-microsoft-com:office:office" xmlns:oel="http://schemas.microsoft.com/office/2019/extlst" xmlns:r="http://schemas.openxmlformats.org/officeDocument/2006/relationships" xmlns:m="http://schemas.openxmlformats.org/officeDocument/2006/math" xmlns:v="urn:schemas-microsoft-com:vml" xmlns:wp14="http://schemas.microsoft.com/office/word/2010/wordprocessingDrawing" xmlns:wp="http://schemas.openxmlformats.org/drawingml/2006/wordprocessingDrawing" xmlns:w10="urn:schemas-microsoft-com:office:word" xmlns:w="http://schemas.openxmlformats.org/wordprocessingml/2006/main" xmlns:w14="http://schemas.microsoft.com/office/word/2010/wordml" xmlns:w15="http://schemas.microsoft.com/office/word/2012/wordml" xmlns:w16cex="http://schemas.microsoft.com/office/word/2018/wordml/cex" xmlns:w16cid="http://schemas.microsoft.com/office/word/2016/wordml/cid" xmlns:w16="http://schemas.microsoft.com/office/word/2018/wordml" xmlns:w16du="http://schemas.microsoft.com/office/word/2023/wordml/word16du" xmlns:w16sdtdh="http://schemas.microsoft.com/office/word/2020/wordml/sdtdatahash" xmlns:w16sdtfl="http://schemas.microsoft.com/office/word/2024/wordml/sdtformatlock" xmlns:w16se="http://schemas.microsoft.com/office/word/2015/wordml/symex" xmlns:wpg="http://schemas.microsoft.com/office/word/2010/wordprocessingGroup" xmlns:wpi="http://schemas.microsoft.com/office/word/2010/wordprocessingInk" xmlns:wne="http://schemas.microsoft.com/office/word/2006/wordml" xmlns:wps="http://schemas.microsoft.com/office/word/2010/wordprocessingShape" mc:Ignorable="w14 w15 w16se w16cid w16 w16cex w16sdtdh w16sdtfl w16du wp14">
   <w:p>
     <w:pPr>
       <w:pStyle w:val="Footer"/>
@@ -1454,7 +1458,7 @@
 </file>
 
 <file path=word/footnotes.xml><?xml version="1.0" encoding="utf-8"?>
-<w:footnotes xmlns:wpc="http://schemas.microsoft.com/office/word/2010/wordprocessingCanvas" xmlns:cx="http://schemas.microsoft.com/office/drawing/2014/chartex" xmlns:cx1="http://schemas.microsoft.com/office/drawing/2015/9/8/chartex" xmlns:cx2="http://schemas.microsoft.com/office/drawing/2015/10/21/chartex" xmlns:cx3="http://schemas.microsoft.com/office/drawing/2016/5/9/chartex" xmlns:cx4="http://schemas.microsoft.com/office/drawing/2016/5/10/chartex" xmlns:cx5="http://schemas.microsoft.com/office/drawing/2016/5/11/chartex" xmlns:cx6="http://schemas.microsoft.com/office/drawing/2016/5/12/chartex" xmlns:cx7="http://schemas.microsoft.com/office/drawing/2016/5/13/chartex" xmlns:cx8="http://schemas.microsoft.com/office/drawing/2016/5/14/chartex" xmlns:mc="http://schemas.openxmlformats.org/markup-compatibility/2006" xmlns:aink="http://schemas.microsoft.com/office/drawing/2016/ink" xmlns:am3d="http://schemas.microsoft.com/office/drawing/2017/model3d" xmlns:o="urn:schemas-microsoft-com:office:office" xmlns:oel="http://schemas.microsoft.com/office/2019/extlst" xmlns:r="http://schemas.openxmlformats.org/officeDocument/2006/relationships" xmlns:m="http://schemas.openxmlformats.org/officeDocument/2006/math" xmlns:v="urn:schemas-microsoft-com:vml" xmlns:wp14="http://schemas.microsoft.com/office/word/2010/wordprocessingDrawing" xmlns:wp="http://schemas.openxmlformats.org/drawingml/2006/wordprocessingDrawing" xmlns:w10="urn:schemas-microsoft-com:office:word" xmlns:w="http://schemas.openxmlformats.org/wordprocessingml/2006/main" xmlns:w14="http://schemas.microsoft.com/office/word/2010/wordml" xmlns:w15="http://schemas.microsoft.com/office/word/2012/wordml" xmlns:w16cex="http://schemas.microsoft.com/office/word/2018/wordml/cex" xmlns:w16cid="http://schemas.microsoft.com/office/word/2016/wordml/cid" xmlns:w16="http://schemas.microsoft.com/office/word/2018/wordml" xmlns:w16sdtdh="http://schemas.microsoft.com/office/word/2020/wordml/sdtdatahash" xmlns:w16se="http://schemas.microsoft.com/office/word/2015/wordml/symex" xmlns:wpg="http://schemas.microsoft.com/office/word/2010/wordprocessingGroup" xmlns:wpi="http://schemas.microsoft.com/office/word/2010/wordprocessingInk" xmlns:wne="http://schemas.microsoft.com/office/word/2006/wordml" xmlns:wps="http://schemas.microsoft.com/office/word/2010/wordprocessingShape" mc:Ignorable="w14 w15 w16se w16cid w16 w16cex w16sdtdh wp14">
+<w:footnotes xmlns:wpc="http://schemas.microsoft.com/office/word/2010/wordprocessingCanvas" xmlns:cx="http://schemas.microsoft.com/office/drawing/2014/chartex" xmlns:cx1="http://schemas.microsoft.com/office/drawing/2015/9/8/chartex" xmlns:cx2="http://schemas.microsoft.com/office/drawing/2015/10/21/chartex" xmlns:cx3="http://schemas.microsoft.com/office/drawing/2016/5/9/chartex" xmlns:cx4="http://schemas.microsoft.com/office/drawing/2016/5/10/chartex" xmlns:cx5="http://schemas.microsoft.com/office/drawing/2016/5/11/chartex" xmlns:cx6="http://schemas.microsoft.com/office/drawing/2016/5/12/chartex" xmlns:cx7="http://schemas.microsoft.com/office/drawing/2016/5/13/chartex" xmlns:cx8="http://schemas.microsoft.com/office/drawing/2016/5/14/chartex" xmlns:mc="http://schemas.openxmlformats.org/markup-compatibility/2006" xmlns:aink="http://schemas.microsoft.com/office/drawing/2016/ink" xmlns:am3d="http://schemas.microsoft.com/office/drawing/2017/model3d" xmlns:o="urn:schemas-microsoft-com:office:office" xmlns:oel="http://schemas.microsoft.com/office/2019/extlst" xmlns:r="http://schemas.openxmlformats.org/officeDocument/2006/relationships" xmlns:m="http://schemas.openxmlformats.org/officeDocument/2006/math" xmlns:v="urn:schemas-microsoft-com:vml" xmlns:wp14="http://schemas.microsoft.com/office/word/2010/wordprocessingDrawing" xmlns:wp="http://schemas.openxmlformats.org/drawingml/2006/wordprocessingDrawing" xmlns:w10="urn:schemas-microsoft-com:office:word" xmlns:w="http://schemas.openxmlformats.org/wordprocessingml/2006/main" xmlns:w14="http://schemas.microsoft.com/office/word/2010/wordml" xmlns:w15="http://schemas.microsoft.com/office/word/2012/wordml" xmlns:w16cex="http://schemas.microsoft.com/office/word/2018/wordml/cex" xmlns:w16cid="http://schemas.microsoft.com/office/word/2016/wordml/cid" xmlns:w16="http://schemas.microsoft.com/office/word/2018/wordml" xmlns:w16du="http://schemas.microsoft.com/office/word/2023/wordml/word16du" xmlns:w16sdtdh="http://schemas.microsoft.com/office/word/2020/wordml/sdtdatahash" xmlns:w16sdtfl="http://schemas.microsoft.com/office/word/2024/wordml/sdtformatlock" xmlns:w16se="http://schemas.microsoft.com/office/word/2015/wordml/symex" xmlns:wpg="http://schemas.microsoft.com/office/word/2010/wordprocessingGroup" xmlns:wpi="http://schemas.microsoft.com/office/word/2010/wordprocessingInk" xmlns:wne="http://schemas.microsoft.com/office/word/2006/wordml" xmlns:wps="http://schemas.microsoft.com/office/word/2010/wordprocessingShape" mc:Ignorable="w14 w15 w16se w16cid w16 w16cex w16sdtdh w16sdtfl w16du wp14">
   <w:footnote w:type="separator" w:id="-1">
     <w:p>
       <w:pPr>
@@ -1479,7 +1483,7 @@
 </file>
 
 <file path=word/header1.xml><?xml version="1.0" encoding="utf-8"?>
-<w:hdr xmlns:wpc="http://schemas.microsoft.com/office/word/2010/wordprocessingCanvas" xmlns:cx="http://schemas.microsoft.com/office/drawing/2014/chartex" xmlns:cx1="http://schemas.microsoft.com/office/drawing/2015/9/8/chartex" xmlns:cx2="http://schemas.microsoft.com/office/drawing/2015/10/21/chartex" xmlns:cx3="http://schemas.microsoft.com/office/drawing/2016/5/9/chartex" xmlns:cx4="http://schemas.microsoft.com/office/drawing/2016/5/10/chartex" xmlns:cx5="http://schemas.microsoft.com/office/drawing/2016/5/11/chartex" xmlns:cx6="http://schemas.microsoft.com/office/drawing/2016/5/12/chartex" xmlns:cx7="http://schemas.microsoft.com/office/drawing/2016/5/13/chartex" xmlns:cx8="http://schemas.microsoft.com/office/drawing/2016/5/14/chartex" xmlns:mc="http://schemas.openxmlformats.org/markup-compatibility/2006" xmlns:aink="http://schemas.microsoft.com/office/drawing/2016/ink" xmlns:am3d="http://schemas.microsoft.com/office/drawing/2017/model3d" xmlns:o="urn:schemas-microsoft-com:office:office" xmlns:oel="http://schemas.microsoft.com/office/2019/extlst" xmlns:r="http://schemas.openxmlformats.org/officeDocument/2006/relationships" xmlns:m="http://schemas.openxmlformats.org/officeDocument/2006/math" xmlns:v="urn:schemas-microsoft-com:vml" xmlns:wp14="http://schemas.microsoft.com/office/word/2010/wordprocessingDrawing" xmlns:wp="http://schemas.openxmlformats.org/drawingml/2006/wordprocessingDrawing" xmlns:w10="urn:schemas-microsoft-com:office:word" xmlns:w="http://schemas.openxmlformats.org/wordprocessingml/2006/main" xmlns:w14="http://schemas.microsoft.com/office/word/2010/wordml" xmlns:w15="http://schemas.microsoft.com/office/word/2012/wordml" xmlns:w16cex="http://schemas.microsoft.com/office/word/2018/wordml/cex" xmlns:w16cid="http://schemas.microsoft.com/office/word/2016/wordml/cid" xmlns:w16="http://schemas.microsoft.com/office/word/2018/wordml" xmlns:w16sdtdh="http://schemas.microsoft.com/office/word/2020/wordml/sdtdatahash" xmlns:w16se="http://schemas.microsoft.com/office/word/2015/wordml/symex" xmlns:wpg="http://schemas.microsoft.com/office/word/2010/wordprocessingGroup" xmlns:wpi="http://schemas.microsoft.com/office/word/2010/wordprocessingInk" xmlns:wne="http://schemas.microsoft.com/office/word/2006/wordml" xmlns:wps="http://schemas.microsoft.com/office/word/2010/wordprocessingShape" mc:Ignorable="w14 w15 w16se w16cid w16 w16cex w16sdtdh wp14">
+<w:hdr xmlns:wpc="http://schemas.microsoft.com/office/word/2010/wordprocessingCanvas" xmlns:cx="http://schemas.microsoft.com/office/drawing/2014/chartex" xmlns:cx1="http://schemas.microsoft.com/office/drawing/2015/9/8/chartex" xmlns:cx2="http://schemas.microsoft.com/office/drawing/2015/10/21/chartex" xmlns:cx3="http://schemas.microsoft.com/office/drawing/2016/5/9/chartex" xmlns:cx4="http://schemas.microsoft.com/office/drawing/2016/5/10/chartex" xmlns:cx5="http://schemas.microsoft.com/office/drawing/2016/5/11/chartex" xmlns:cx6="http://schemas.microsoft.com/office/drawing/2016/5/12/chartex" xmlns:cx7="http://schemas.microsoft.com/office/drawing/2016/5/13/chartex" xmlns:cx8="http://schemas.microsoft.com/office/drawing/2016/5/14/chartex" xmlns:mc="http://schemas.openxmlformats.org/markup-compatibility/2006" xmlns:aink="http://schemas.microsoft.com/office/drawing/2016/ink" xmlns:am3d="http://schemas.microsoft.com/office/drawing/2017/model3d" xmlns:o="urn:schemas-microsoft-com:office:office" xmlns:oel="http://schemas.microsoft.com/office/2019/extlst" xmlns:r="http://schemas.openxmlformats.org/officeDocument/2006/relationships" xmlns:m="http://schemas.openxmlformats.org/officeDocument/2006/math" xmlns:v="urn:schemas-microsoft-com:vml" xmlns:wp14="http://schemas.microsoft.com/office/word/2010/wordprocessingDrawing" xmlns:wp="http://schemas.openxmlformats.org/drawingml/2006/wordprocessingDrawing" xmlns:w10="urn:schemas-microsoft-com:office:word" xmlns:w="http://schemas.openxmlformats.org/wordprocessingml/2006/main" xmlns:w14="http://schemas.microsoft.com/office/word/2010/wordml" xmlns:w15="http://schemas.microsoft.com/office/word/2012/wordml" xmlns:w16cex="http://schemas.microsoft.com/office/word/2018/wordml/cex" xmlns:w16cid="http://schemas.microsoft.com/office/word/2016/wordml/cid" xmlns:w16="http://schemas.microsoft.com/office/word/2018/wordml" xmlns:w16du="http://schemas.microsoft.com/office/word/2023/wordml/word16du" xmlns:w16sdtdh="http://schemas.microsoft.com/office/word/2020/wordml/sdtdatahash" xmlns:w16sdtfl="http://schemas.microsoft.com/office/word/2024/wordml/sdtformatlock" xmlns:w16se="http://schemas.microsoft.com/office/word/2015/wordml/symex" xmlns:wpg="http://schemas.microsoft.com/office/word/2010/wordprocessingGroup" xmlns:wpi="http://schemas.microsoft.com/office/word/2010/wordprocessingInk" xmlns:wne="http://schemas.microsoft.com/office/word/2006/wordml" xmlns:wps="http://schemas.microsoft.com/office/word/2010/wordprocessingShape" mc:Ignorable="w14 w15 w16se w16cid w16 w16cex w16sdtdh w16sdtfl w16du wp14">
   <w:p>
     <w:pPr>
       <w:pStyle w:val="Header"/>
@@ -1489,7 +1493,7 @@
 </file>
 
 <file path=word/header2.xml><?xml version="1.0" encoding="utf-8"?>
-<w:hdr xmlns:wpc="http://schemas.microsoft.com/office/word/2010/wordprocessingCanvas" xmlns:cx="http://schemas.microsoft.com/office/drawing/2014/chartex" xmlns:cx1="http://schemas.microsoft.com/office/drawing/2015/9/8/chartex" xmlns:cx2="http://schemas.microsoft.com/office/drawing/2015/10/21/chartex" xmlns:cx3="http://schemas.microsoft.com/office/drawing/2016/5/9/chartex" xmlns:cx4="http://schemas.microsoft.com/office/drawing/2016/5/10/chartex" xmlns:cx5="http://schemas.microsoft.com/office/drawing/2016/5/11/chartex" xmlns:cx6="http://schemas.microsoft.com/office/drawing/2016/5/12/chartex" xmlns:cx7="http://schemas.microsoft.com/office/drawing/2016/5/13/chartex" xmlns:cx8="http://schemas.microsoft.com/office/drawing/2016/5/14/chartex" xmlns:mc="http://schemas.openxmlformats.org/markup-compatibility/2006" xmlns:aink="http://schemas.microsoft.com/office/drawing/2016/ink" xmlns:am3d="http://schemas.microsoft.com/office/drawing/2017/model3d" xmlns:o="urn:schemas-microsoft-com:office:office" xmlns:oel="http://schemas.microsoft.com/office/2019/extlst" xmlns:r="http://schemas.openxmlformats.org/officeDocument/2006/relationships" xmlns:m="http://schemas.openxmlformats.org/officeDocument/2006/math" xmlns:v="urn:schemas-microsoft-com:vml" xmlns:wp14="http://schemas.microsoft.com/office/word/2010/wordprocessingDrawing" xmlns:wp="http://schemas.openxmlformats.org/drawingml/2006/wordprocessingDrawing" xmlns:w10="urn:schemas-microsoft-com:office:word" xmlns:w="http://schemas.openxmlformats.org/wordprocessingml/2006/main" xmlns:w14="http://schemas.microsoft.com/office/word/2010/wordml" xmlns:w15="http://schemas.microsoft.com/office/word/2012/wordml" xmlns:w16cex="http://schemas.microsoft.com/office/word/2018/wordml/cex" xmlns:w16cid="http://schemas.microsoft.com/office/word/2016/wordml/cid" xmlns:w16="http://schemas.microsoft.com/office/word/2018/wordml" xmlns:w16sdtdh="http://schemas.microsoft.com/office/word/2020/wordml/sdtdatahash" xmlns:w16se="http://schemas.microsoft.com/office/word/2015/wordml/symex" xmlns:wpg="http://schemas.microsoft.com/office/word/2010/wordprocessingGroup" xmlns:wpi="http://schemas.microsoft.com/office/word/2010/wordprocessingInk" xmlns:wne="http://schemas.microsoft.com/office/word/2006/wordml" xmlns:wps="http://schemas.microsoft.com/office/word/2010/wordprocessingShape" mc:Ignorable="w14 w15 w16se w16cid w16 w16cex w16sdtdh wp14">
+<w:hdr xmlns:wpc="http://schemas.microsoft.com/office/word/2010/wordprocessingCanvas" xmlns:cx="http://schemas.microsoft.com/office/drawing/2014/chartex" xmlns:cx1="http://schemas.microsoft.com/office/drawing/2015/9/8/chartex" xmlns:cx2="http://schemas.microsoft.com/office/drawing/2015/10/21/chartex" xmlns:cx3="http://schemas.microsoft.com/office/drawing/2016/5/9/chartex" xmlns:cx4="http://schemas.microsoft.com/office/drawing/2016/5/10/chartex" xmlns:cx5="http://schemas.microsoft.com/office/drawing/2016/5/11/chartex" xmlns:cx6="http://schemas.microsoft.com/office/drawing/2016/5/12/chartex" xmlns:cx7="http://schemas.microsoft.com/office/drawing/2016/5/13/chartex" xmlns:cx8="http://schemas.microsoft.com/office/drawing/2016/5/14/chartex" xmlns:mc="http://schemas.openxmlformats.org/markup-compatibility/2006" xmlns:aink="http://schemas.microsoft.com/office/drawing/2016/ink" xmlns:am3d="http://schemas.microsoft.com/office/drawing/2017/model3d" xmlns:o="urn:schemas-microsoft-com:office:office" xmlns:oel="http://schemas.microsoft.com/office/2019/extlst" xmlns:r="http://schemas.openxmlformats.org/officeDocument/2006/relationships" xmlns:m="http://schemas.openxmlformats.org/officeDocument/2006/math" xmlns:v="urn:schemas-microsoft-com:vml" xmlns:wp14="http://schemas.microsoft.com/office/word/2010/wordprocessingDrawing" xmlns:wp="http://schemas.openxmlformats.org/drawingml/2006/wordprocessingDrawing" xmlns:w10="urn:schemas-microsoft-com:office:word" xmlns:w="http://schemas.openxmlformats.org/wordprocessingml/2006/main" xmlns:w14="http://schemas.microsoft.com/office/word/2010/wordml" xmlns:w15="http://schemas.microsoft.com/office/word/2012/wordml" xmlns:w16cex="http://schemas.microsoft.com/office/word/2018/wordml/cex" xmlns:w16cid="http://schemas.microsoft.com/office/word/2016/wordml/cid" xmlns:w16="http://schemas.microsoft.com/office/word/2018/wordml" xmlns:w16du="http://schemas.microsoft.com/office/word/2023/wordml/word16du" xmlns:w16sdtdh="http://schemas.microsoft.com/office/word/2020/wordml/sdtdatahash" xmlns:w16sdtfl="http://schemas.microsoft.com/office/word/2024/wordml/sdtformatlock" xmlns:w16se="http://schemas.microsoft.com/office/word/2015/wordml/symex" xmlns:wpg="http://schemas.microsoft.com/office/word/2010/wordprocessingGroup" xmlns:wpi="http://schemas.microsoft.com/office/word/2010/wordprocessingInk" xmlns:wne="http://schemas.microsoft.com/office/word/2006/wordml" xmlns:wps="http://schemas.microsoft.com/office/word/2010/wordprocessingShape" mc:Ignorable="w14 w15 w16se w16cid w16 w16cex w16sdtdh w16sdtfl w16du wp14">
   <w:p>
     <w:pPr>
       <w:rPr>
@@ -1627,65 +1631,57 @@
         <w:b/>
         <w:bCs/>
         <w:noProof/>
-        <w:sz w:val="22"/>
-      </w:rPr>
-      <w:t xml:space="preserve">        </w:t>
+        <w:sz w:val="28"/>
+        <w:szCs w:val="28"/>
+      </w:rPr>
+      <w:t xml:space="preserve">     </w:t>
     </w:r>
     <w:bookmarkStart w:id="0" w:name="OLE_LINK2"/>
     <w:r>
       <w:rPr>
         <w:b/>
         <w:bCs/>
-        <w:sz w:val="30"/>
-        <w:szCs w:val="30"/>
-      </w:rPr>
-      <w:t xml:space="preserve">Invoice </w:t>
+        <w:sz w:val="28"/>
+        <w:szCs w:val="28"/>
+      </w:rPr>
+      <w:t>Invoice #:</w:t>
     </w:r>
     <w:r>
       <w:rPr>
         <w:b/>
         <w:bCs/>
-        <w:sz w:val="30"/>
-        <w:szCs w:val="32"/>
-      </w:rPr>
-      <w:t>#:</w:t>
-    </w:r>
+        <w:sz w:val="28"/>
+        <w:szCs w:val="28"/>
+      </w:rPr>
+      <w:t xml:space="preserve"> </w:t>
+    </w:r>
+    <w:bookmarkEnd w:id="0"/>
     <w:r>
       <w:rPr>
         <w:b/>
         <w:bCs/>
-        <w:sz w:val="30"/>
-        <w:szCs w:val="32"/>
-      </w:rPr>
-      <w:t xml:space="preserve"> </w:t>
-    </w:r>
-    <w:bookmarkEnd w:id="0"/>
+        <w:sz w:val="28"/>
+        <w:szCs w:val="28"/>
+      </w:rPr>
+      <w:t>{{</w:t>
+    </w:r>
+    <w:proofErr w:type="spellStart"/>
     <w:r>
       <w:rPr>
         <w:b/>
         <w:bCs/>
-        <w:sz w:val="30"/>
-        <w:szCs w:val="30"/>
-      </w:rPr>
-      <w:t>{{</w:t>
-    </w:r>
-    <w:proofErr w:type="spellStart"/>
+        <w:sz w:val="28"/>
+        <w:szCs w:val="28"/>
+      </w:rPr>
+      <w:t>InvoiceId</w:t>
+    </w:r>
+    <w:proofErr w:type="spellEnd"/>
     <w:r>
       <w:rPr>
         <w:b/>
         <w:bCs/>
-        <w:sz w:val="30"/>
-        <w:szCs w:val="30"/>
-      </w:rPr>
-      <w:t>InvoiceId</w:t>
-    </w:r>
-    <w:proofErr w:type="spellEnd"/>
-    <w:r>
-      <w:rPr>
-        <w:b/>
-        <w:bCs/>
-        <w:sz w:val="30"/>
-        <w:szCs w:val="30"/>
+        <w:sz w:val="28"/>
+        <w:szCs w:val="28"/>
       </w:rPr>
       <w:t>}}</w:t>
     </w:r>
@@ -1743,24 +1739,6 @@
         <w:sz w:val="22"/>
       </w:rPr>
       <w:t xml:space="preserve">   </w:t>
-    </w:r>
-    <w:r>
-      <w:rPr>
-        <w:i/>
-        <w:iCs/>
-        <w:noProof/>
-        <w:sz w:val="22"/>
-      </w:rPr>
-      <w:t xml:space="preserve"> </w:t>
-    </w:r>
-    <w:r>
-      <w:rPr>
-        <w:i/>
-        <w:iCs/>
-        <w:noProof/>
-        <w:sz w:val="22"/>
-      </w:rPr>
-      <w:t xml:space="preserve">  </w:t>
     </w:r>
     <w:r>
       <w:rPr>
@@ -1863,7 +1841,7 @@
 </file>
 
 <file path=word/header3.xml><?xml version="1.0" encoding="utf-8"?>
-<w:hdr xmlns:wpc="http://schemas.microsoft.com/office/word/2010/wordprocessingCanvas" xmlns:cx="http://schemas.microsoft.com/office/drawing/2014/chartex" xmlns:cx1="http://schemas.microsoft.com/office/drawing/2015/9/8/chartex" xmlns:cx2="http://schemas.microsoft.com/office/drawing/2015/10/21/chartex" xmlns:cx3="http://schemas.microsoft.com/office/drawing/2016/5/9/chartex" xmlns:cx4="http://schemas.microsoft.com/office/drawing/2016/5/10/chartex" xmlns:cx5="http://schemas.microsoft.com/office/drawing/2016/5/11/chartex" xmlns:cx6="http://schemas.microsoft.com/office/drawing/2016/5/12/chartex" xmlns:cx7="http://schemas.microsoft.com/office/drawing/2016/5/13/chartex" xmlns:cx8="http://schemas.microsoft.com/office/drawing/2016/5/14/chartex" xmlns:mc="http://schemas.openxmlformats.org/markup-compatibility/2006" xmlns:aink="http://schemas.microsoft.com/office/drawing/2016/ink" xmlns:am3d="http://schemas.microsoft.com/office/drawing/2017/model3d" xmlns:o="urn:schemas-microsoft-com:office:office" xmlns:oel="http://schemas.microsoft.com/office/2019/extlst" xmlns:r="http://schemas.openxmlformats.org/officeDocument/2006/relationships" xmlns:m="http://schemas.openxmlformats.org/officeDocument/2006/math" xmlns:v="urn:schemas-microsoft-com:vml" xmlns:wp14="http://schemas.microsoft.com/office/word/2010/wordprocessingDrawing" xmlns:wp="http://schemas.openxmlformats.org/drawingml/2006/wordprocessingDrawing" xmlns:w10="urn:schemas-microsoft-com:office:word" xmlns:w="http://schemas.openxmlformats.org/wordprocessingml/2006/main" xmlns:w14="http://schemas.microsoft.com/office/word/2010/wordml" xmlns:w15="http://schemas.microsoft.com/office/word/2012/wordml" xmlns:w16cex="http://schemas.microsoft.com/office/word/2018/wordml/cex" xmlns:w16cid="http://schemas.microsoft.com/office/word/2016/wordml/cid" xmlns:w16="http://schemas.microsoft.com/office/word/2018/wordml" xmlns:w16sdtdh="http://schemas.microsoft.com/office/word/2020/wordml/sdtdatahash" xmlns:w16se="http://schemas.microsoft.com/office/word/2015/wordml/symex" xmlns:wpg="http://schemas.microsoft.com/office/word/2010/wordprocessingGroup" xmlns:wpi="http://schemas.microsoft.com/office/word/2010/wordprocessingInk" xmlns:wne="http://schemas.microsoft.com/office/word/2006/wordml" xmlns:wps="http://schemas.microsoft.com/office/word/2010/wordprocessingShape" mc:Ignorable="w14 w15 w16se w16cid w16 w16cex w16sdtdh wp14">
+<w:hdr xmlns:wpc="http://schemas.microsoft.com/office/word/2010/wordprocessingCanvas" xmlns:cx="http://schemas.microsoft.com/office/drawing/2014/chartex" xmlns:cx1="http://schemas.microsoft.com/office/drawing/2015/9/8/chartex" xmlns:cx2="http://schemas.microsoft.com/office/drawing/2015/10/21/chartex" xmlns:cx3="http://schemas.microsoft.com/office/drawing/2016/5/9/chartex" xmlns:cx4="http://schemas.microsoft.com/office/drawing/2016/5/10/chartex" xmlns:cx5="http://schemas.microsoft.com/office/drawing/2016/5/11/chartex" xmlns:cx6="http://schemas.microsoft.com/office/drawing/2016/5/12/chartex" xmlns:cx7="http://schemas.microsoft.com/office/drawing/2016/5/13/chartex" xmlns:cx8="http://schemas.microsoft.com/office/drawing/2016/5/14/chartex" xmlns:mc="http://schemas.openxmlformats.org/markup-compatibility/2006" xmlns:aink="http://schemas.microsoft.com/office/drawing/2016/ink" xmlns:am3d="http://schemas.microsoft.com/office/drawing/2017/model3d" xmlns:o="urn:schemas-microsoft-com:office:office" xmlns:oel="http://schemas.microsoft.com/office/2019/extlst" xmlns:r="http://schemas.openxmlformats.org/officeDocument/2006/relationships" xmlns:m="http://schemas.openxmlformats.org/officeDocument/2006/math" xmlns:v="urn:schemas-microsoft-com:vml" xmlns:wp14="http://schemas.microsoft.com/office/word/2010/wordprocessingDrawing" xmlns:wp="http://schemas.openxmlformats.org/drawingml/2006/wordprocessingDrawing" xmlns:w10="urn:schemas-microsoft-com:office:word" xmlns:w="http://schemas.openxmlformats.org/wordprocessingml/2006/main" xmlns:w14="http://schemas.microsoft.com/office/word/2010/wordml" xmlns:w15="http://schemas.microsoft.com/office/word/2012/wordml" xmlns:w16cex="http://schemas.microsoft.com/office/word/2018/wordml/cex" xmlns:w16cid="http://schemas.microsoft.com/office/word/2016/wordml/cid" xmlns:w16="http://schemas.microsoft.com/office/word/2018/wordml" xmlns:w16du="http://schemas.microsoft.com/office/word/2023/wordml/word16du" xmlns:w16sdtdh="http://schemas.microsoft.com/office/word/2020/wordml/sdtdatahash" xmlns:w16sdtfl="http://schemas.microsoft.com/office/word/2024/wordml/sdtformatlock" xmlns:w16se="http://schemas.microsoft.com/office/word/2015/wordml/symex" xmlns:wpg="http://schemas.microsoft.com/office/word/2010/wordprocessingGroup" xmlns:wpi="http://schemas.microsoft.com/office/word/2010/wordprocessingInk" xmlns:wne="http://schemas.microsoft.com/office/word/2006/wordml" xmlns:wps="http://schemas.microsoft.com/office/word/2010/wordprocessingShape" mc:Ignorable="w14 w15 w16se w16cid w16 w16cex w16sdtdh w16sdtfl w16du wp14">
   <w:p>
     <w:pPr>
       <w:pStyle w:val="Header"/>
@@ -1873,7 +1851,7 @@
 </file>
 
 <file path=word/styles.xml><?xml version="1.0" encoding="utf-8"?>
-<w:styles xmlns:mc="http://schemas.openxmlformats.org/markup-compatibility/2006" xmlns:r="http://schemas.openxmlformats.org/officeDocument/2006/relationships" xmlns:w="http://schemas.openxmlformats.org/wordprocessingml/2006/main" xmlns:w14="http://schemas.microsoft.com/office/word/2010/wordml" xmlns:w15="http://schemas.microsoft.com/office/word/2012/wordml" xmlns:w16cex="http://schemas.microsoft.com/office/word/2018/wordml/cex" xmlns:w16cid="http://schemas.microsoft.com/office/word/2016/wordml/cid" xmlns:w16="http://schemas.microsoft.com/office/word/2018/wordml" xmlns:w16sdtdh="http://schemas.microsoft.com/office/word/2020/wordml/sdtdatahash" xmlns:w16se="http://schemas.microsoft.com/office/word/2015/wordml/symex" mc:Ignorable="w14 w15 w16se w16cid w16 w16cex w16sdtdh">
+<w:styles xmlns:mc="http://schemas.openxmlformats.org/markup-compatibility/2006" xmlns:r="http://schemas.openxmlformats.org/officeDocument/2006/relationships" xmlns:w="http://schemas.openxmlformats.org/wordprocessingml/2006/main" xmlns:w14="http://schemas.microsoft.com/office/word/2010/wordml" xmlns:w15="http://schemas.microsoft.com/office/word/2012/wordml" xmlns:w16cex="http://schemas.microsoft.com/office/word/2018/wordml/cex" xmlns:w16cid="http://schemas.microsoft.com/office/word/2016/wordml/cid" xmlns:w16="http://schemas.microsoft.com/office/word/2018/wordml" xmlns:w16du="http://schemas.microsoft.com/office/word/2023/wordml/word16du" xmlns:w16sdtdh="http://schemas.microsoft.com/office/word/2020/wordml/sdtdatahash" xmlns:w16sdtfl="http://schemas.microsoft.com/office/word/2024/wordml/sdtformatlock" xmlns:w16se="http://schemas.microsoft.com/office/word/2015/wordml/symex" mc:Ignorable="w14 w15 w16se w16cid w16 w16cex w16sdtdh w16sdtfl w16du">
   <w:docDefaults>
     <w:rPrDefault>
       <w:rPr>
@@ -2690,6 +2668,7 @@
 
 <file path=docMetadata/LabelInfo.xml><?xml version="1.0" encoding="utf-8"?>
 <clbl:labelList xmlns:clbl="http://schemas.microsoft.com/office/2020/mipLabelMetadata">
+  <clbl:label id="{d9290083-bd2f-48a2-8ac5-09a524b17d15}" enabled="1" method="Privileged" siteId="{b9fec68c-c92d-461e-9a97-3d03a0f18b82}" contentBits="1" removed="0"/>
   <clbl:label id="{e0793d39-0939-496d-b129-198edd916feb}" enabled="0" method="" siteId="{e0793d39-0939-496d-b129-198edd916feb}" removed="1"/>
 </clbl:labelList>
 </file>
--- a/ALR-DocgenTemplates/Late Fee Invoice Template.docx
+++ b/ALR-DocgenTemplates/Late Fee Invoice Template.docx
@@ -545,7 +545,16 @@
                 <w:sz w:val="22"/>
                 <w14:ligatures w14:val="none"/>
               </w:rPr>
-              <w:t xml:space="preserve">   {{#InvoiceItem}}</w:t>
+              <w:t xml:space="preserve">   {{#InvoiceItem</w:t>
+            </w:r>
+            <w:proofErr w:type="gramStart"/>
+            <w:r>
+              <w:rPr>
+                <w:kern w:val="0"/>
+                <w:sz w:val="22"/>
+                <w14:ligatures w14:val="none"/>
+              </w:rPr>
+              <w:t>}}</w:t>
             </w:r>
             <w:bookmarkEnd w:id="3"/>
             <w:r>
@@ -554,7 +563,16 @@
                 <w:sz w:val="22"/>
                 <w14:ligatures w14:val="none"/>
               </w:rPr>
-              <w:t>{{Name}}</w:t>
+              <w:t>{</w:t>
+            </w:r>
+            <w:proofErr w:type="gramEnd"/>
+            <w:r>
+              <w:rPr>
+                <w:kern w:val="0"/>
+                <w:sz w:val="22"/>
+                <w14:ligatures w14:val="none"/>
+              </w:rPr>
+              <w:t>{Name}}</w:t>
             </w:r>
           </w:p>
         </w:tc>
@@ -635,6 +653,15 @@
                 <w:sz w:val="22"/>
               </w:rPr>
             </w:pPr>
+            <w:r>
+              <w:rPr>
+                <w:rStyle w:val="ui-provider"/>
+                <w:kern w:val="0"/>
+                <w:sz w:val="22"/>
+                <w14:ligatures w14:val="none"/>
+              </w:rPr>
+              <w:t>{{Fees</w:t>
+            </w:r>
             <w:proofErr w:type="gramStart"/>
             <w:r>
               <w:rPr>
@@ -643,7 +670,7 @@
                 <w:sz w:val="22"/>
                 <w14:ligatures w14:val="none"/>
               </w:rPr>
-              <w:t>{{Fees}}</w:t>
+              <w:t>}}</w:t>
             </w:r>
             <w:bookmarkStart w:id="5" w:name="OLE_LINK16"/>
             <w:r>
@@ -653,11 +680,19 @@
                 <w:sz w:val="22"/>
                 <w14:ligatures w14:val="none"/>
               </w:rPr>
-              <w:t>{{/</w:t>
+              <w:t>{</w:t>
+            </w:r>
+            <w:proofErr w:type="gramEnd"/>
+            <w:r>
+              <w:rPr>
+                <w:rStyle w:val="ui-provider"/>
+                <w:kern w:val="0"/>
+                <w:sz w:val="22"/>
+                <w14:ligatures w14:val="none"/>
+              </w:rPr>
+              <w:t>{/</w:t>
             </w:r>
             <w:bookmarkStart w:id="6" w:name="OLE_LINK6"/>
-            <w:proofErr w:type="spellStart"/>
-            <w:proofErr w:type="gramEnd"/>
             <w:r>
               <w:rPr>
                 <w:rStyle w:val="ui-provider"/>
@@ -676,7 +711,6 @@
               <w:t>nvoiceItem</w:t>
             </w:r>
             <w:bookmarkEnd w:id="6"/>
-            <w:proofErr w:type="spellEnd"/>
             <w:r>
               <w:rPr>
                 <w:rStyle w:val="ui-provider"/>
@@ -1062,12 +1096,10 @@
               </w:rPr>
               <w:t xml:space="preserve">Registration: </w:t>
             </w:r>
-            <w:bookmarkStart w:id="7" w:name="OLE_LINK9"/>
             <w:r>
               <w:rPr>
                 <w:color w:val="000000" w:themeColor="text1"/>
-                <w:sz w:val="24"/>
-                <w:szCs w:val="24"/>
+                <w:szCs w:val="20"/>
               </w:rPr>
               <w:t>{{</w:t>
             </w:r>
@@ -1076,21 +1108,18 @@
             <w:r>
               <w:rPr>
                 <w:color w:val="000000" w:themeColor="text1"/>
-                <w:sz w:val="24"/>
-                <w:szCs w:val="24"/>
-              </w:rPr>
-              <w:t>CertificateId</w:t>
+                <w:szCs w:val="20"/>
+              </w:rPr>
+              <w:t>IF_isCertificateIdNotPresent</w:t>
             </w:r>
             <w:proofErr w:type="spellEnd"/>
             <w:r>
               <w:rPr>
                 <w:color w:val="000000" w:themeColor="text1"/>
-                <w:sz w:val="24"/>
-                <w:szCs w:val="24"/>
+                <w:szCs w:val="20"/>
               </w:rPr>
               <w:t>}}</w:t>
             </w:r>
-            <w:bookmarkEnd w:id="7"/>
           </w:p>
         </w:tc>
         <w:tc>
@@ -1128,7 +1157,7 @@
                 <w:sz w:val="22"/>
               </w:rPr>
             </w:pPr>
-            <w:bookmarkStart w:id="8" w:name="OLE_LINK1"/>
+            <w:bookmarkStart w:id="7" w:name="OLE_LINK1"/>
             <w:r>
               <w:rPr>
                 <w:color w:val="000000" w:themeColor="text1"/>
@@ -1161,7 +1190,7 @@
               </w:rPr>
               <w:t>}}</w:t>
             </w:r>
-            <w:bookmarkEnd w:id="8"/>
+            <w:bookmarkEnd w:id="7"/>
           </w:p>
         </w:tc>
       </w:tr>
@@ -1184,7 +1213,7 @@
                 <w:szCs w:val="24"/>
               </w:rPr>
             </w:pPr>
-            <w:bookmarkStart w:id="9" w:name="OLE_LINK4"/>
+            <w:bookmarkStart w:id="8" w:name="OLE_LINK4"/>
             <w:r>
               <w:rPr>
                 <w:b/>
@@ -1196,7 +1225,7 @@
               </w:rPr>
               <w:t xml:space="preserve">     </w:t>
             </w:r>
-            <w:bookmarkEnd w:id="9"/>
+            <w:bookmarkEnd w:id="8"/>
           </w:p>
         </w:tc>
         <w:tc>
@@ -1248,7 +1277,17 @@
                 <w:szCs w:val="24"/>
                 <w14:ligatures w14:val="none"/>
               </w:rPr>
-              <w:t>{{#InvoiceItem}}</w:t>
+              <w:t>{{#InvoiceItem</w:t>
+            </w:r>
+            <w:proofErr w:type="gramStart"/>
+            <w:r>
+              <w:rPr>
+                <w:kern w:val="0"/>
+                <w:sz w:val="24"/>
+                <w:szCs w:val="24"/>
+                <w14:ligatures w14:val="none"/>
+              </w:rPr>
+              <w:t>}}</w:t>
             </w:r>
             <w:r>
               <w:rPr>
@@ -1258,7 +1297,40 @@
                 <w:szCs w:val="24"/>
                 <w14:ligatures w14:val="none"/>
               </w:rPr>
-              <w:t>{{Amount}}{{/InvoiceItem}}</w:t>
+              <w:t>{</w:t>
+            </w:r>
+            <w:proofErr w:type="gramEnd"/>
+            <w:r>
+              <w:rPr>
+                <w:rStyle w:val="ui-provider"/>
+                <w:kern w:val="0"/>
+                <w:sz w:val="24"/>
+                <w:szCs w:val="24"/>
+                <w14:ligatures w14:val="none"/>
+              </w:rPr>
+              <w:t>{Amount</w:t>
+            </w:r>
+            <w:proofErr w:type="gramStart"/>
+            <w:r>
+              <w:rPr>
+                <w:rStyle w:val="ui-provider"/>
+                <w:kern w:val="0"/>
+                <w:sz w:val="24"/>
+                <w:szCs w:val="24"/>
+                <w14:ligatures w14:val="none"/>
+              </w:rPr>
+              <w:t>}}{</w:t>
+            </w:r>
+            <w:proofErr w:type="gramEnd"/>
+            <w:r>
+              <w:rPr>
+                <w:rStyle w:val="ui-provider"/>
+                <w:kern w:val="0"/>
+                <w:sz w:val="24"/>
+                <w:szCs w:val="24"/>
+                <w14:ligatures w14:val="none"/>
+              </w:rPr>
+              <w:t>{/InvoiceItem}}</w:t>
             </w:r>
           </w:p>
         </w:tc>
@@ -1631,57 +1703,65 @@
         <w:b/>
         <w:bCs/>
         <w:noProof/>
-        <w:sz w:val="28"/>
-        <w:szCs w:val="28"/>
-      </w:rPr>
-      <w:t xml:space="preserve">     </w:t>
+        <w:sz w:val="22"/>
+      </w:rPr>
+      <w:t xml:space="preserve">        </w:t>
     </w:r>
     <w:bookmarkStart w:id="0" w:name="OLE_LINK2"/>
     <w:r>
       <w:rPr>
         <w:b/>
         <w:bCs/>
-        <w:sz w:val="28"/>
-        <w:szCs w:val="28"/>
-      </w:rPr>
-      <w:t>Invoice #:</w:t>
+        <w:sz w:val="30"/>
+        <w:szCs w:val="30"/>
+      </w:rPr>
+      <w:t xml:space="preserve">Invoice </w:t>
     </w:r>
     <w:r>
       <w:rPr>
         <w:b/>
         <w:bCs/>
-        <w:sz w:val="28"/>
-        <w:szCs w:val="28"/>
-      </w:rPr>
-      <w:t xml:space="preserve"> </w:t>
-    </w:r>
-    <w:bookmarkEnd w:id="0"/>
+        <w:sz w:val="30"/>
+        <w:szCs w:val="32"/>
+      </w:rPr>
+      <w:t>#:</w:t>
+    </w:r>
     <w:r>
       <w:rPr>
         <w:b/>
         <w:bCs/>
-        <w:sz w:val="28"/>
-        <w:szCs w:val="28"/>
-      </w:rPr>
-      <w:t>{{</w:t>
-    </w:r>
-    <w:proofErr w:type="spellStart"/>
+        <w:sz w:val="30"/>
+        <w:szCs w:val="32"/>
+      </w:rPr>
+      <w:t xml:space="preserve"> </w:t>
+    </w:r>
+    <w:bookmarkEnd w:id="0"/>
     <w:r>
       <w:rPr>
         <w:b/>
         <w:bCs/>
-        <w:sz w:val="28"/>
-        <w:szCs w:val="28"/>
-      </w:rPr>
-      <w:t>InvoiceId</w:t>
-    </w:r>
-    <w:proofErr w:type="spellEnd"/>
+        <w:sz w:val="30"/>
+        <w:szCs w:val="30"/>
+      </w:rPr>
+      <w:t>{{</w:t>
+    </w:r>
+    <w:proofErr w:type="spellStart"/>
     <w:r>
       <w:rPr>
         <w:b/>
         <w:bCs/>
-        <w:sz w:val="28"/>
-        <w:szCs w:val="28"/>
+        <w:sz w:val="30"/>
+        <w:szCs w:val="30"/>
+      </w:rPr>
+      <w:t>InvoiceId</w:t>
+    </w:r>
+    <w:proofErr w:type="spellEnd"/>
+    <w:r>
+      <w:rPr>
+        <w:b/>
+        <w:bCs/>
+        <w:sz w:val="30"/>
+        <w:szCs w:val="30"/>
       </w:rPr>
       <w:t>}}</w:t>
     </w:r>
@@ -1739,6 +1819,24 @@
         <w:sz w:val="22"/>
       </w:rPr>
       <w:t xml:space="preserve">   </w:t>
+    </w:r>
+    <w:r>
+      <w:rPr>
+        <w:i/>
+        <w:iCs/>
+        <w:noProof/>
+        <w:sz w:val="22"/>
+      </w:rPr>
+      <w:t xml:space="preserve"> </w:t>
+    </w:r>
+    <w:r>
+      <w:rPr>
+        <w:i/>
+        <w:iCs/>
+        <w:noProof/>
+        <w:sz w:val="22"/>
+      </w:rPr>
+      <w:t xml:space="preserve">  </w:t>
     </w:r>
     <w:r>
       <w:rPr>
@@ -2253,7 +2351,6 @@
   <w:style w:type="character" w:default="1" w:styleId="DefaultParagraphFont">
     <w:name w:val="Default Paragraph Font"/>
     <w:uiPriority w:val="1"/>
-    <w:semiHidden/>
     <w:unhideWhenUsed/>
   </w:style>
   <w:style w:type="table" w:default="1" w:styleId="TableNormal">
@@ -2668,7 +2765,6 @@
 
 <file path=docMetadata/LabelInfo.xml><?xml version="1.0" encoding="utf-8"?>
 <clbl:labelList xmlns:clbl="http://schemas.microsoft.com/office/2020/mipLabelMetadata">
-  <clbl:label id="{d9290083-bd2f-48a2-8ac5-09a524b17d15}" enabled="1" method="Privileged" siteId="{b9fec68c-c92d-461e-9a97-3d03a0f18b82}" contentBits="1" removed="0"/>
   <clbl:label id="{e0793d39-0939-496d-b129-198edd916feb}" enabled="0" method="" siteId="{e0793d39-0939-496d-b129-198edd916feb}" removed="1"/>
 </clbl:labelList>
 </file>
--- a/ALR-DocgenTemplates/Late Fee Invoice Template.docx
+++ b/ALR-DocgenTemplates/Late Fee Invoice Template.docx
@@ -136,29 +136,7 @@
                 <w:szCs w:val="24"/>
                 <w14:ligatures w14:val="none"/>
               </w:rPr>
-              <w:t>{{</w:t>
-            </w:r>
-            <w:proofErr w:type="spellStart"/>
-            <w:r>
-              <w:rPr>
-                <w:color w:val="000000" w:themeColor="text1"/>
-                <w:kern w:val="0"/>
-                <w:sz w:val="24"/>
-                <w:szCs w:val="24"/>
-                <w14:ligatures w14:val="none"/>
-              </w:rPr>
-              <w:t>RegistrantName</w:t>
-            </w:r>
-            <w:proofErr w:type="spellEnd"/>
-            <w:r>
-              <w:rPr>
-                <w:color w:val="000000" w:themeColor="text1"/>
-                <w:kern w:val="0"/>
-                <w:sz w:val="24"/>
-                <w:szCs w:val="24"/>
-                <w14:ligatures w14:val="none"/>
-              </w:rPr>
-              <w:t>}}</w:t>
+              <w:t>{{RegistrantName}}</w:t>
             </w:r>
           </w:p>
         </w:tc>
@@ -183,29 +161,7 @@
                 <w:szCs w:val="24"/>
                 <w14:ligatures w14:val="none"/>
               </w:rPr>
-              <w:t>{{</w:t>
-            </w:r>
-            <w:proofErr w:type="spellStart"/>
-            <w:r>
-              <w:rPr>
-                <w:color w:val="000000" w:themeColor="text1"/>
-                <w:kern w:val="0"/>
-                <w:sz w:val="24"/>
-                <w:szCs w:val="24"/>
-                <w14:ligatures w14:val="none"/>
-              </w:rPr>
-              <w:t>ResidenceName</w:t>
-            </w:r>
-            <w:proofErr w:type="spellEnd"/>
-            <w:r>
-              <w:rPr>
-                <w:color w:val="000000" w:themeColor="text1"/>
-                <w:kern w:val="0"/>
-                <w:sz w:val="24"/>
-                <w:szCs w:val="24"/>
-                <w14:ligatures w14:val="none"/>
-              </w:rPr>
-              <w:t>}}</w:t>
+              <w:t>{{ResidenceName}}</w:t>
             </w:r>
           </w:p>
         </w:tc>
@@ -235,29 +191,7 @@
                 <w:szCs w:val="24"/>
                 <w14:ligatures w14:val="none"/>
               </w:rPr>
-              <w:t>{{</w:t>
-            </w:r>
-            <w:proofErr w:type="spellStart"/>
-            <w:r>
-              <w:rPr>
-                <w:color w:val="000000" w:themeColor="text1"/>
-                <w:kern w:val="0"/>
-                <w:sz w:val="24"/>
-                <w:szCs w:val="24"/>
-                <w14:ligatures w14:val="none"/>
-              </w:rPr>
-              <w:t>RegistrantAddress</w:t>
-            </w:r>
-            <w:proofErr w:type="spellEnd"/>
-            <w:r>
-              <w:rPr>
-                <w:color w:val="000000" w:themeColor="text1"/>
-                <w:kern w:val="0"/>
-                <w:sz w:val="24"/>
-                <w:szCs w:val="24"/>
-                <w14:ligatures w14:val="none"/>
-              </w:rPr>
-              <w:t>}}</w:t>
+              <w:t>{{RegistrantAddress}}</w:t>
             </w:r>
           </w:p>
         </w:tc>
@@ -360,25 +294,7 @@
                 <w:sz w:val="24"/>
                 <w:szCs w:val="24"/>
               </w:rPr>
-              <w:t>{{</w:t>
-            </w:r>
-            <w:proofErr w:type="spellStart"/>
-            <w:r>
-              <w:rPr>
-                <w:color w:val="000000" w:themeColor="text1"/>
-                <w:sz w:val="24"/>
-                <w:szCs w:val="24"/>
-              </w:rPr>
-              <w:t>ResidenceAddress</w:t>
-            </w:r>
-            <w:proofErr w:type="spellEnd"/>
-            <w:r>
-              <w:rPr>
-                <w:color w:val="000000" w:themeColor="text1"/>
-                <w:sz w:val="24"/>
-                <w:szCs w:val="24"/>
-              </w:rPr>
-              <w:t>}}</w:t>
+              <w:t>{{ResidenceAddress}}</w:t>
             </w:r>
             <w:bookmarkEnd w:id="1"/>
           </w:p>
@@ -635,7 +551,6 @@
                 <w:sz w:val="22"/>
               </w:rPr>
             </w:pPr>
-            <w:proofErr w:type="gramStart"/>
             <w:r>
               <w:rPr>
                 <w:rStyle w:val="ui-provider"/>
@@ -656,8 +571,6 @@
               <w:t>{{/</w:t>
             </w:r>
             <w:bookmarkStart w:id="6" w:name="OLE_LINK6"/>
-            <w:proofErr w:type="spellStart"/>
-            <w:proofErr w:type="gramEnd"/>
             <w:r>
               <w:rPr>
                 <w:rStyle w:val="ui-provider"/>
@@ -676,7 +589,6 @@
               <w:t>nvoiceItem</w:t>
             </w:r>
             <w:bookmarkEnd w:id="6"/>
-            <w:proofErr w:type="spellEnd"/>
             <w:r>
               <w:rPr>
                 <w:rStyle w:val="ui-provider"/>
@@ -1051,7 +963,6 @@
               </w:rPr>
               <w:t xml:space="preserve"> </w:t>
             </w:r>
-            <w:proofErr w:type="gramStart"/>
             <w:r>
               <w:rPr>
                 <w:b/>
@@ -1069,26 +980,7 @@
                 <w:sz w:val="24"/>
                 <w:szCs w:val="24"/>
               </w:rPr>
-              <w:t>{{</w:t>
-            </w:r>
-            <w:proofErr w:type="spellStart"/>
-            <w:proofErr w:type="gramEnd"/>
-            <w:r>
-              <w:rPr>
-                <w:color w:val="000000" w:themeColor="text1"/>
-                <w:sz w:val="24"/>
-                <w:szCs w:val="24"/>
-              </w:rPr>
-              <w:t>CertificateId</w:t>
-            </w:r>
-            <w:proofErr w:type="spellEnd"/>
-            <w:r>
-              <w:rPr>
-                <w:color w:val="000000" w:themeColor="text1"/>
-                <w:sz w:val="24"/>
-                <w:szCs w:val="24"/>
-              </w:rPr>
-              <w:t>}}</w:t>
+              <w:t>{{CertificateId}}</w:t>
             </w:r>
             <w:bookmarkEnd w:id="7"/>
           </w:p>
@@ -1137,29 +1029,7 @@
                 <w:szCs w:val="24"/>
                 <w14:ligatures w14:val="none"/>
               </w:rPr>
-              <w:t>{{</w:t>
-            </w:r>
-            <w:proofErr w:type="spellStart"/>
-            <w:r>
-              <w:rPr>
-                <w:color w:val="000000" w:themeColor="text1"/>
-                <w:kern w:val="0"/>
-                <w:sz w:val="24"/>
-                <w:szCs w:val="24"/>
-                <w14:ligatures w14:val="none"/>
-              </w:rPr>
-              <w:t>TotalFeeAmount</w:t>
-            </w:r>
-            <w:proofErr w:type="spellEnd"/>
-            <w:r>
-              <w:rPr>
-                <w:color w:val="000000" w:themeColor="text1"/>
-                <w:kern w:val="0"/>
-                <w:sz w:val="24"/>
-                <w:szCs w:val="24"/>
-                <w14:ligatures w14:val="none"/>
-              </w:rPr>
-              <w:t>}}</w:t>
+              <w:t>{{TotalFeeAmount}}</w:t>
             </w:r>
             <w:bookmarkEnd w:id="8"/>
           </w:p>
@@ -1663,27 +1533,7 @@
         <w:sz w:val="28"/>
         <w:szCs w:val="28"/>
       </w:rPr>
-      <w:t>{{</w:t>
-    </w:r>
-    <w:proofErr w:type="spellStart"/>
-    <w:r>
-      <w:rPr>
-        <w:b/>
-        <w:bCs/>
-        <w:sz w:val="28"/>
-        <w:szCs w:val="28"/>
-      </w:rPr>
-      <w:t>InvoiceId</w:t>
-    </w:r>
-    <w:proofErr w:type="spellEnd"/>
-    <w:r>
-      <w:rPr>
-        <w:b/>
-        <w:bCs/>
-        <w:sz w:val="28"/>
-        <w:szCs w:val="28"/>
-      </w:rPr>
-      <w:t>}}</w:t>
+      <w:t>{{InvoiceId}}</w:t>
     </w:r>
     <w:r>
       <w:rPr>
@@ -1767,25 +1617,7 @@
         <w:szCs w:val="20"/>
         <w14:ligatures w14:val="none"/>
       </w:rPr>
-      <w:t>{{</w:t>
-    </w:r>
-    <w:proofErr w:type="spellStart"/>
-    <w:r>
-      <w:rPr>
-        <w:kern w:val="0"/>
-        <w:szCs w:val="20"/>
-        <w14:ligatures w14:val="none"/>
-      </w:rPr>
-      <w:t>InvoiceCreatedDate</w:t>
-    </w:r>
-    <w:proofErr w:type="spellEnd"/>
-    <w:r>
-      <w:rPr>
-        <w:kern w:val="0"/>
-        <w:szCs w:val="20"/>
-        <w14:ligatures w14:val="none"/>
-      </w:rPr>
-      <w:t>}}</w:t>
+      <w:t>{{InvoiceCreatedDate}}</w:t>
     </w:r>
     <w:r>
       <w:rPr>
@@ -1818,7 +1650,21 @@
         <w:noProof/>
         <w:szCs w:val="20"/>
       </w:rPr>
-      <w:t>PO Box 9601 STN Prov Gov</w:t>
+      <w:t>PO Box 960</w:t>
+    </w:r>
+    <w:r>
+      <w:rPr>
+        <w:noProof/>
+        <w:szCs w:val="20"/>
+      </w:rPr>
+      <w:t>4</w:t>
+    </w:r>
+    <w:r>
+      <w:rPr>
+        <w:noProof/>
+        <w:szCs w:val="20"/>
+      </w:rPr>
+      <w:t xml:space="preserve"> STN Prov Gov</w:t>
     </w:r>
     <w:r>
       <w:rPr>

--- a/ALR-DocgenTemplates/Late Fee Invoice Template.docx
+++ b/ALR-DocgenTemplates/Late Fee Invoice Template.docx
@@ -136,29 +136,7 @@
                 <w:szCs w:val="24"/>
                 <w14:ligatures w14:val="none"/>
               </w:rPr>
-              <w:t>{{</w:t>
-            </w:r>
-            <w:proofErr w:type="spellStart"/>
-            <w:r>
-              <w:rPr>
-                <w:color w:val="000000" w:themeColor="text1"/>
-                <w:kern w:val="0"/>
-                <w:sz w:val="24"/>
-                <w:szCs w:val="24"/>
-                <w14:ligatures w14:val="none"/>
-              </w:rPr>
-              <w:t>RegistrantName</w:t>
-            </w:r>
-            <w:proofErr w:type="spellEnd"/>
-            <w:r>
-              <w:rPr>
-                <w:color w:val="000000" w:themeColor="text1"/>
-                <w:kern w:val="0"/>
-                <w:sz w:val="24"/>
-                <w:szCs w:val="24"/>
-                <w14:ligatures w14:val="none"/>
-              </w:rPr>
-              <w:t>}}</w:t>
+              <w:t>{{RegistrantName}}</w:t>
             </w:r>
           </w:p>
         </w:tc>
@@ -183,29 +161,7 @@
                 <w:szCs w:val="24"/>
                 <w14:ligatures w14:val="none"/>
               </w:rPr>
-              <w:t>{{</w:t>
-            </w:r>
-            <w:proofErr w:type="spellStart"/>
-            <w:r>
-              <w:rPr>
-                <w:color w:val="000000" w:themeColor="text1"/>
-                <w:kern w:val="0"/>
-                <w:sz w:val="24"/>
-                <w:szCs w:val="24"/>
-                <w14:ligatures w14:val="none"/>
-              </w:rPr>
-              <w:t>ResidenceName</w:t>
-            </w:r>
-            <w:proofErr w:type="spellEnd"/>
-            <w:r>
-              <w:rPr>
-                <w:color w:val="000000" w:themeColor="text1"/>
-                <w:kern w:val="0"/>
-                <w:sz w:val="24"/>
-                <w:szCs w:val="24"/>
-                <w14:ligatures w14:val="none"/>
-              </w:rPr>
-              <w:t>}}</w:t>
+              <w:t>{{ResidenceName}}</w:t>
             </w:r>
           </w:p>
         </w:tc>
@@ -235,29 +191,7 @@
                 <w:szCs w:val="24"/>
                 <w14:ligatures w14:val="none"/>
               </w:rPr>
-              <w:t>{{</w:t>
-            </w:r>
-            <w:proofErr w:type="spellStart"/>
-            <w:r>
-              <w:rPr>
-                <w:color w:val="000000" w:themeColor="text1"/>
-                <w:kern w:val="0"/>
-                <w:sz w:val="24"/>
-                <w:szCs w:val="24"/>
-                <w14:ligatures w14:val="none"/>
-              </w:rPr>
-              <w:t>RegistrantAddress</w:t>
-            </w:r>
-            <w:proofErr w:type="spellEnd"/>
-            <w:r>
-              <w:rPr>
-                <w:color w:val="000000" w:themeColor="text1"/>
-                <w:kern w:val="0"/>
-                <w:sz w:val="24"/>
-                <w:szCs w:val="24"/>
-                <w14:ligatures w14:val="none"/>
-              </w:rPr>
-              <w:t>}}</w:t>
+              <w:t>{{RegistrantAddress}}</w:t>
             </w:r>
           </w:p>
         </w:tc>
@@ -360,25 +294,7 @@
                 <w:sz w:val="24"/>
                 <w:szCs w:val="24"/>
               </w:rPr>
-              <w:t>{{</w:t>
-            </w:r>
-            <w:proofErr w:type="spellStart"/>
-            <w:r>
-              <w:rPr>
-                <w:color w:val="000000" w:themeColor="text1"/>
-                <w:sz w:val="24"/>
-                <w:szCs w:val="24"/>
-              </w:rPr>
-              <w:t>ResidenceAddress</w:t>
-            </w:r>
-            <w:proofErr w:type="spellEnd"/>
-            <w:r>
-              <w:rPr>
-                <w:color w:val="000000" w:themeColor="text1"/>
-                <w:sz w:val="24"/>
-                <w:szCs w:val="24"/>
-              </w:rPr>
-              <w:t>}}</w:t>
+              <w:t>{{ResidenceAddress}}</w:t>
             </w:r>
             <w:bookmarkEnd w:id="1"/>
           </w:p>
@@ -545,34 +461,16 @@
                 <w:sz w:val="22"/>
                 <w14:ligatures w14:val="none"/>
               </w:rPr>
-              <w:t xml:space="preserve">   {{#InvoiceItem</w:t>
-            </w:r>
-            <w:proofErr w:type="gramStart"/>
+              <w:t xml:space="preserve">   {{#InvoiceItem}}</w:t>
+            </w:r>
+            <w:bookmarkEnd w:id="3"/>
             <w:r>
               <w:rPr>
                 <w:kern w:val="0"/>
                 <w:sz w:val="22"/>
                 <w14:ligatures w14:val="none"/>
               </w:rPr>
-              <w:t>}}</w:t>
-            </w:r>
-            <w:bookmarkEnd w:id="3"/>
-            <w:r>
-              <w:rPr>
-                <w:kern w:val="0"/>
-                <w:sz w:val="22"/>
-                <w14:ligatures w14:val="none"/>
-              </w:rPr>
-              <w:t>{</w:t>
-            </w:r>
-            <w:proofErr w:type="gramEnd"/>
-            <w:r>
-              <w:rPr>
-                <w:kern w:val="0"/>
-                <w:sz w:val="22"/>
-                <w14:ligatures w14:val="none"/>
-              </w:rPr>
-              <w:t>{Name}}</w:t>
+              <w:t>{{Name}}</w:t>
             </w:r>
           </w:p>
         </w:tc>
@@ -660,9 +558,9 @@
                 <w:sz w:val="22"/>
                 <w14:ligatures w14:val="none"/>
               </w:rPr>
-              <w:t>{{Fees</w:t>
-            </w:r>
-            <w:proofErr w:type="gramStart"/>
+              <w:t>{{Fees}}</w:t>
+            </w:r>
+            <w:bookmarkStart w:id="5" w:name="OLE_LINK16"/>
             <w:r>
               <w:rPr>
                 <w:rStyle w:val="ui-provider"/>
@@ -670,27 +568,7 @@
                 <w:sz w:val="22"/>
                 <w14:ligatures w14:val="none"/>
               </w:rPr>
-              <w:t>}}</w:t>
-            </w:r>
-            <w:bookmarkStart w:id="5" w:name="OLE_LINK16"/>
-            <w:r>
-              <w:rPr>
-                <w:rStyle w:val="ui-provider"/>
-                <w:kern w:val="0"/>
-                <w:sz w:val="22"/>
-                <w14:ligatures w14:val="none"/>
-              </w:rPr>
-              <w:t>{</w:t>
-            </w:r>
-            <w:proofErr w:type="gramEnd"/>
-            <w:r>
-              <w:rPr>
-                <w:rStyle w:val="ui-provider"/>
-                <w:kern w:val="0"/>
-                <w:sz w:val="22"/>
-                <w14:ligatures w14:val="none"/>
-              </w:rPr>
-              <w:t>{/</w:t>
+              <w:t>{{/</w:t>
             </w:r>
             <w:bookmarkStart w:id="6" w:name="OLE_LINK6"/>
             <w:r>
@@ -1085,7 +963,6 @@
               </w:rPr>
               <w:t xml:space="preserve"> </w:t>
             </w:r>
-            <w:proofErr w:type="gramStart"/>
             <w:r>
               <w:rPr>
                 <w:b/>
@@ -1096,30 +973,16 @@
               </w:rPr>
               <w:t xml:space="preserve">Registration: </w:t>
             </w:r>
+            <w:bookmarkStart w:id="7" w:name="OLE_LINK9"/>
             <w:r>
               <w:rPr>
                 <w:color w:val="000000" w:themeColor="text1"/>
-                <w:szCs w:val="20"/>
-              </w:rPr>
-              <w:t>{{</w:t>
-            </w:r>
-            <w:proofErr w:type="spellStart"/>
-            <w:proofErr w:type="gramEnd"/>
-            <w:r>
-              <w:rPr>
-                <w:color w:val="000000" w:themeColor="text1"/>
-                <w:szCs w:val="20"/>
-              </w:rPr>
-              <w:t>IF_isCertificateIdNotPresent</w:t>
-            </w:r>
-            <w:proofErr w:type="spellEnd"/>
-            <w:r>
-              <w:rPr>
-                <w:color w:val="000000" w:themeColor="text1"/>
-                <w:szCs w:val="20"/>
-              </w:rPr>
-              <w:t>}}</w:t>
-            </w:r>
+                <w:sz w:val="24"/>
+                <w:szCs w:val="24"/>
+              </w:rPr>
+              <w:t>{{CertificateId}}</w:t>
+            </w:r>
+            <w:bookmarkEnd w:id="7"/>
           </w:p>
         </w:tc>
         <w:tc>
@@ -1157,7 +1020,7 @@
                 <w:sz w:val="22"/>
               </w:rPr>
             </w:pPr>
-            <w:bookmarkStart w:id="7" w:name="OLE_LINK1"/>
+            <w:bookmarkStart w:id="8" w:name="OLE_LINK1"/>
             <w:r>
               <w:rPr>
                 <w:color w:val="000000" w:themeColor="text1"/>
@@ -1166,31 +1029,9 @@
                 <w:szCs w:val="24"/>
                 <w14:ligatures w14:val="none"/>
               </w:rPr>
-              <w:t>{{</w:t>
-            </w:r>
-            <w:proofErr w:type="spellStart"/>
-            <w:r>
-              <w:rPr>
-                <w:color w:val="000000" w:themeColor="text1"/>
-                <w:kern w:val="0"/>
-                <w:sz w:val="24"/>
-                <w:szCs w:val="24"/>
-                <w14:ligatures w14:val="none"/>
-              </w:rPr>
-              <w:t>TotalFeeAmount</w:t>
-            </w:r>
-            <w:proofErr w:type="spellEnd"/>
-            <w:r>
-              <w:rPr>
-                <w:color w:val="000000" w:themeColor="text1"/>
-                <w:kern w:val="0"/>
-                <w:sz w:val="24"/>
-                <w:szCs w:val="24"/>
-                <w14:ligatures w14:val="none"/>
-              </w:rPr>
-              <w:t>}}</w:t>
-            </w:r>
-            <w:bookmarkEnd w:id="7"/>
+              <w:t>{{TotalFeeAmount}}</w:t>
+            </w:r>
+            <w:bookmarkEnd w:id="8"/>
           </w:p>
         </w:tc>
       </w:tr>
@@ -1213,7 +1054,7 @@
                 <w:szCs w:val="24"/>
               </w:rPr>
             </w:pPr>
-            <w:bookmarkStart w:id="8" w:name="OLE_LINK4"/>
+            <w:bookmarkStart w:id="9" w:name="OLE_LINK4"/>
             <w:r>
               <w:rPr>
                 <w:b/>
@@ -1225,7 +1066,7 @@
               </w:rPr>
               <w:t xml:space="preserve">     </w:t>
             </w:r>
-            <w:bookmarkEnd w:id="8"/>
+            <w:bookmarkEnd w:id="9"/>
           </w:p>
         </w:tc>
         <w:tc>
@@ -1277,17 +1118,7 @@
                 <w:szCs w:val="24"/>
                 <w14:ligatures w14:val="none"/>
               </w:rPr>
-              <w:t>{{#InvoiceItem</w:t>
-            </w:r>
-            <w:proofErr w:type="gramStart"/>
-            <w:r>
-              <w:rPr>
-                <w:kern w:val="0"/>
-                <w:sz w:val="24"/>
-                <w:szCs w:val="24"/>
-                <w14:ligatures w14:val="none"/>
-              </w:rPr>
-              <w:t>}}</w:t>
+              <w:t>{{#InvoiceItem}}</w:t>
             </w:r>
             <w:r>
               <w:rPr>
@@ -1297,40 +1128,7 @@
                 <w:szCs w:val="24"/>
                 <w14:ligatures w14:val="none"/>
               </w:rPr>
-              <w:t>{</w:t>
-            </w:r>
-            <w:proofErr w:type="gramEnd"/>
-            <w:r>
-              <w:rPr>
-                <w:rStyle w:val="ui-provider"/>
-                <w:kern w:val="0"/>
-                <w:sz w:val="24"/>
-                <w:szCs w:val="24"/>
-                <w14:ligatures w14:val="none"/>
-              </w:rPr>
-              <w:t>{Amount</w:t>
-            </w:r>
-            <w:proofErr w:type="gramStart"/>
-            <w:r>
-              <w:rPr>
-                <w:rStyle w:val="ui-provider"/>
-                <w:kern w:val="0"/>
-                <w:sz w:val="24"/>
-                <w:szCs w:val="24"/>
-                <w14:ligatures w14:val="none"/>
-              </w:rPr>
-              <w:t>}}{</w:t>
-            </w:r>
-            <w:proofErr w:type="gramEnd"/>
-            <w:r>
-              <w:rPr>
-                <w:rStyle w:val="ui-provider"/>
-                <w:kern w:val="0"/>
-                <w:sz w:val="24"/>
-                <w:szCs w:val="24"/>
-                <w14:ligatures w14:val="none"/>
-              </w:rPr>
-              <w:t>{/InvoiceItem}}</w:t>
+              <w:t>{{Amount}}{{/InvoiceItem}}</w:t>
             </w:r>
           </w:p>
         </w:tc>
@@ -1703,67 +1501,39 @@
         <w:b/>
         <w:bCs/>
         <w:noProof/>
-        <w:sz w:val="22"/>
-      </w:rPr>
-      <w:t xml:space="preserve">        </w:t>
+        <w:sz w:val="28"/>
+        <w:szCs w:val="28"/>
+      </w:rPr>
+      <w:t xml:space="preserve">     </w:t>
     </w:r>
     <w:bookmarkStart w:id="0" w:name="OLE_LINK2"/>
     <w:r>
       <w:rPr>
         <w:b/>
         <w:bCs/>
-        <w:sz w:val="30"/>
-        <w:szCs w:val="30"/>
-      </w:rPr>
-      <w:t xml:space="preserve">Invoice </w:t>
+        <w:sz w:val="28"/>
+        <w:szCs w:val="28"/>
+      </w:rPr>
+      <w:t>Invoice #:</w:t>
     </w:r>
     <w:r>
       <w:rPr>
         <w:b/>
         <w:bCs/>
-        <w:sz w:val="30"/>
-        <w:szCs w:val="32"/>
-      </w:rPr>
-      <w:t>#:</w:t>
-    </w:r>
+        <w:sz w:val="28"/>
+        <w:szCs w:val="28"/>
+      </w:rPr>
+      <w:t xml:space="preserve"> </w:t>
+    </w:r>
+    <w:bookmarkEnd w:id="0"/>
     <w:r>
       <w:rPr>
         <w:b/>
         <w:bCs/>
-        <w:sz w:val="30"/>
-        <w:szCs w:val="32"/>
-      </w:rPr>
-      <w:t xml:space="preserve"> </w:t>
-    </w:r>
-    <w:bookmarkEnd w:id="0"/>
-    <w:r>
-      <w:rPr>
-        <w:b/>
-        <w:bCs/>
-        <w:sz w:val="30"/>
-        <w:szCs w:val="30"/>
-      </w:rPr>
-      <w:t>{{</w:t>
-    </w:r>
-    <w:proofErr w:type="spellStart"/>
-    <w:r>
-      <w:rPr>
-        <w:b/>
-        <w:bCs/>
-        <w:sz w:val="30"/>
-        <w:szCs w:val="30"/>
-      </w:rPr>
-      <w:t>InvoiceId</w:t>
-    </w:r>
-    <w:proofErr w:type="spellEnd"/>
-    <w:r>
-      <w:rPr>
-        <w:b/>
-        <w:bCs/>
-        <w:sz w:val="30"/>
-        <w:szCs w:val="30"/>
-      </w:rPr>
-      <w:t>}}</w:t>
+        <w:sz w:val="28"/>
+        <w:szCs w:val="28"/>
+      </w:rPr>
+      <w:t>{{InvoiceId}}</w:t>
     </w:r>
     <w:r>
       <w:rPr>
@@ -1819,24 +1589,6 @@
         <w:sz w:val="22"/>
       </w:rPr>
       <w:t xml:space="preserve">   </w:t>
-    </w:r>
-    <w:r>
-      <w:rPr>
-        <w:i/>
-        <w:iCs/>
-        <w:noProof/>
-        <w:sz w:val="22"/>
-      </w:rPr>
-      <w:t xml:space="preserve"> </w:t>
-    </w:r>
-    <w:r>
-      <w:rPr>
-        <w:i/>
-        <w:iCs/>
-        <w:noProof/>
-        <w:sz w:val="22"/>
-      </w:rPr>
-      <w:t xml:space="preserve">  </w:t>
     </w:r>
     <w:r>
       <w:rPr>
@@ -1865,25 +1617,7 @@
         <w:szCs w:val="20"/>
         <w14:ligatures w14:val="none"/>
       </w:rPr>
-      <w:t>{{</w:t>
-    </w:r>
-    <w:proofErr w:type="spellStart"/>
-    <w:r>
-      <w:rPr>
-        <w:kern w:val="0"/>
-        <w:szCs w:val="20"/>
-        <w14:ligatures w14:val="none"/>
-      </w:rPr>
-      <w:t>InvoiceCreatedDate</w:t>
-    </w:r>
-    <w:proofErr w:type="spellEnd"/>
-    <w:r>
-      <w:rPr>
-        <w:kern w:val="0"/>
-        <w:szCs w:val="20"/>
-        <w14:ligatures w14:val="none"/>
-      </w:rPr>
-      <w:t>}}</w:t>
+      <w:t>{{InvoiceCreatedDate}}</w:t>
     </w:r>
     <w:r>
       <w:rPr>
@@ -1916,7 +1650,21 @@
         <w:noProof/>
         <w:szCs w:val="20"/>
       </w:rPr>
-      <w:t>PO Box 9601 STN Prov Gov</w:t>
+      <w:t>PO Box 960</w:t>
+    </w:r>
+    <w:r>
+      <w:rPr>
+        <w:noProof/>
+        <w:szCs w:val="20"/>
+      </w:rPr>
+      <w:t>4</w:t>
+    </w:r>
+    <w:r>
+      <w:rPr>
+        <w:noProof/>
+        <w:szCs w:val="20"/>
+      </w:rPr>
+      <w:t xml:space="preserve"> STN Prov Gov</w:t>
     </w:r>
     <w:r>
       <w:rPr>
@@ -2351,6 +2099,7 @@
   <w:style w:type="character" w:default="1" w:styleId="DefaultParagraphFont">
     <w:name w:val="Default Paragraph Font"/>
     <w:uiPriority w:val="1"/>
+    <w:semiHidden/>
     <w:unhideWhenUsed/>
   </w:style>
   <w:style w:type="table" w:default="1" w:styleId="TableNormal">
@@ -2765,6 +2514,7 @@
 
 <file path=docMetadata/LabelInfo.xml><?xml version="1.0" encoding="utf-8"?>
 <clbl:labelList xmlns:clbl="http://schemas.microsoft.com/office/2020/mipLabelMetadata">
+  <clbl:label id="{d9290083-bd2f-48a2-8ac5-09a524b17d15}" enabled="1" method="Privileged" siteId="{b9fec68c-c92d-461e-9a97-3d03a0f18b82}" contentBits="1" removed="0"/>
   <clbl:label id="{e0793d39-0939-496d-b129-198edd916feb}" enabled="0" method="" siteId="{e0793d39-0939-496d-b129-198edd916feb}" removed="1"/>
 </clbl:labelList>
 </file>
--- a/ALR-DocgenTemplates/Late Fee Invoice Template.docx
+++ b/ALR-DocgenTemplates/Late Fee Invoice Template.docx
@@ -136,7 +136,29 @@
                 <w:szCs w:val="24"/>
                 <w14:ligatures w14:val="none"/>
               </w:rPr>
-              <w:t>{{RegistrantName}}</w:t>
+              <w:t>{{</w:t>
+            </w:r>
+            <w:proofErr w:type="spellStart"/>
+            <w:r>
+              <w:rPr>
+                <w:color w:val="000000" w:themeColor="text1"/>
+                <w:kern w:val="0"/>
+                <w:sz w:val="24"/>
+                <w:szCs w:val="24"/>
+                <w14:ligatures w14:val="none"/>
+              </w:rPr>
+              <w:t>RegistrantName</w:t>
+            </w:r>
+            <w:proofErr w:type="spellEnd"/>
+            <w:r>
+              <w:rPr>
+                <w:color w:val="000000" w:themeColor="text1"/>
+                <w:kern w:val="0"/>
+                <w:sz w:val="24"/>
+                <w:szCs w:val="24"/>
+                <w14:ligatures w14:val="none"/>
+              </w:rPr>
+              <w:t>}}</w:t>
             </w:r>
           </w:p>
         </w:tc>
@@ -161,7 +183,29 @@
                 <w:szCs w:val="24"/>
                 <w14:ligatures w14:val="none"/>
               </w:rPr>
-              <w:t>{{ResidenceName}}</w:t>
+              <w:t>{{</w:t>
+            </w:r>
+            <w:proofErr w:type="spellStart"/>
+            <w:r>
+              <w:rPr>
+                <w:color w:val="000000" w:themeColor="text1"/>
+                <w:kern w:val="0"/>
+                <w:sz w:val="24"/>
+                <w:szCs w:val="24"/>
+                <w14:ligatures w14:val="none"/>
+              </w:rPr>
+              <w:t>ResidenceName</w:t>
+            </w:r>
+            <w:proofErr w:type="spellEnd"/>
+            <w:r>
+              <w:rPr>
+                <w:color w:val="000000" w:themeColor="text1"/>
+                <w:kern w:val="0"/>
+                <w:sz w:val="24"/>
+                <w:szCs w:val="24"/>
+                <w14:ligatures w14:val="none"/>
+              </w:rPr>
+              <w:t>}}</w:t>
             </w:r>
           </w:p>
         </w:tc>
@@ -191,7 +235,29 @@
                 <w:szCs w:val="24"/>
                 <w14:ligatures w14:val="none"/>
               </w:rPr>
-              <w:t>{{RegistrantAddress}}</w:t>
+              <w:t>{{</w:t>
+            </w:r>
+            <w:proofErr w:type="spellStart"/>
+            <w:r>
+              <w:rPr>
+                <w:color w:val="000000" w:themeColor="text1"/>
+                <w:kern w:val="0"/>
+                <w:sz w:val="24"/>
+                <w:szCs w:val="24"/>
+                <w14:ligatures w14:val="none"/>
+              </w:rPr>
+              <w:t>RegistrantAddress</w:t>
+            </w:r>
+            <w:proofErr w:type="spellEnd"/>
+            <w:r>
+              <w:rPr>
+                <w:color w:val="000000" w:themeColor="text1"/>
+                <w:kern w:val="0"/>
+                <w:sz w:val="24"/>
+                <w:szCs w:val="24"/>
+                <w14:ligatures w14:val="none"/>
+              </w:rPr>
+              <w:t>}}</w:t>
             </w:r>
           </w:p>
         </w:tc>
@@ -294,7 +360,25 @@
                 <w:sz w:val="24"/>
                 <w:szCs w:val="24"/>
               </w:rPr>
-              <w:t>{{ResidenceAddress}}</w:t>
+              <w:t>{{</w:t>
+            </w:r>
+            <w:proofErr w:type="spellStart"/>
+            <w:r>
+              <w:rPr>
+                <w:color w:val="000000" w:themeColor="text1"/>
+                <w:sz w:val="24"/>
+                <w:szCs w:val="24"/>
+              </w:rPr>
+              <w:t>ResidenceAddress</w:t>
+            </w:r>
+            <w:proofErr w:type="spellEnd"/>
+            <w:r>
+              <w:rPr>
+                <w:color w:val="000000" w:themeColor="text1"/>
+                <w:sz w:val="24"/>
+                <w:szCs w:val="24"/>
+              </w:rPr>
+              <w:t>}}</w:t>
             </w:r>
             <w:bookmarkEnd w:id="1"/>
           </w:p>
@@ -461,7 +545,16 @@
                 <w:sz w:val="22"/>
                 <w14:ligatures w14:val="none"/>
               </w:rPr>
-              <w:t xml:space="preserve">   {{#InvoiceItem}}</w:t>
+              <w:t xml:space="preserve">   {{#InvoiceItem</w:t>
+            </w:r>
+            <w:proofErr w:type="gramStart"/>
+            <w:r>
+              <w:rPr>
+                <w:kern w:val="0"/>
+                <w:sz w:val="22"/>
+                <w14:ligatures w14:val="none"/>
+              </w:rPr>
+              <w:t>}}</w:t>
             </w:r>
             <w:bookmarkEnd w:id="3"/>
             <w:r>
@@ -470,7 +563,16 @@
                 <w:sz w:val="22"/>
                 <w14:ligatures w14:val="none"/>
               </w:rPr>
-              <w:t>{{Name}}</w:t>
+              <w:t>{</w:t>
+            </w:r>
+            <w:proofErr w:type="gramEnd"/>
+            <w:r>
+              <w:rPr>
+                <w:kern w:val="0"/>
+                <w:sz w:val="22"/>
+                <w14:ligatures w14:val="none"/>
+              </w:rPr>
+              <w:t>{Name}}</w:t>
             </w:r>
           </w:p>
         </w:tc>
@@ -558,7 +660,17 @@
                 <w:sz w:val="22"/>
                 <w14:ligatures w14:val="none"/>
               </w:rPr>
-              <w:t>{{Fees}}</w:t>
+              <w:t>{{Fees</w:t>
+            </w:r>
+            <w:proofErr w:type="gramStart"/>
+            <w:r>
+              <w:rPr>
+                <w:rStyle w:val="ui-provider"/>
+                <w:kern w:val="0"/>
+                <w:sz w:val="22"/>
+                <w14:ligatures w14:val="none"/>
+              </w:rPr>
+              <w:t>}}</w:t>
             </w:r>
             <w:bookmarkStart w:id="5" w:name="OLE_LINK16"/>
             <w:r>
@@ -568,7 +680,17 @@
                 <w:sz w:val="22"/>
                 <w14:ligatures w14:val="none"/>
               </w:rPr>
-              <w:t>{{/</w:t>
+              <w:t>{</w:t>
+            </w:r>
+            <w:proofErr w:type="gramEnd"/>
+            <w:r>
+              <w:rPr>
+                <w:rStyle w:val="ui-provider"/>
+                <w:kern w:val="0"/>
+                <w:sz w:val="22"/>
+                <w14:ligatures w14:val="none"/>
+              </w:rPr>
+              <w:t>{/</w:t>
             </w:r>
             <w:bookmarkStart w:id="6" w:name="OLE_LINK6"/>
             <w:r>
@@ -963,6 +1085,7 @@
               </w:rPr>
               <w:t xml:space="preserve"> </w:t>
             </w:r>
+            <w:proofErr w:type="gramStart"/>
             <w:r>
               <w:rPr>
                 <w:b/>
@@ -973,16 +1096,30 @@
               </w:rPr>
               <w:t xml:space="preserve">Registration: </w:t>
             </w:r>
-            <w:bookmarkStart w:id="7" w:name="OLE_LINK9"/>
             <w:r>
               <w:rPr>
                 <w:color w:val="000000" w:themeColor="text1"/>
-                <w:sz w:val="24"/>
-                <w:szCs w:val="24"/>
-              </w:rPr>
-              <w:t>{{CertificateId}}</w:t>
-            </w:r>
-            <w:bookmarkEnd w:id="7"/>
+                <w:szCs w:val="20"/>
+              </w:rPr>
+              <w:t>{{</w:t>
+            </w:r>
+            <w:proofErr w:type="spellStart"/>
+            <w:proofErr w:type="gramEnd"/>
+            <w:r>
+              <w:rPr>
+                <w:color w:val="000000" w:themeColor="text1"/>
+                <w:szCs w:val="20"/>
+              </w:rPr>
+              <w:t>IF_isCertificateIdNotPresent</w:t>
+            </w:r>
+            <w:proofErr w:type="spellEnd"/>
+            <w:r>
+              <w:rPr>
+                <w:color w:val="000000" w:themeColor="text1"/>
+                <w:szCs w:val="20"/>
+              </w:rPr>
+              <w:t>}}</w:t>
+            </w:r>
           </w:p>
         </w:tc>
         <w:tc>
@@ -1020,7 +1157,7 @@
                 <w:sz w:val="22"/>
               </w:rPr>
             </w:pPr>
-            <w:bookmarkStart w:id="8" w:name="OLE_LINK1"/>
+            <w:bookmarkStart w:id="7" w:name="OLE_LINK1"/>
             <w:r>
               <w:rPr>
                 <w:color w:val="000000" w:themeColor="text1"/>
@@ -1029,9 +1166,31 @@
                 <w:szCs w:val="24"/>
                 <w14:ligatures w14:val="none"/>
               </w:rPr>
-              <w:t>{{TotalFeeAmount}}</w:t>
-            </w:r>
-            <w:bookmarkEnd w:id="8"/>
+              <w:t>{{</w:t>
+            </w:r>
+            <w:proofErr w:type="spellStart"/>
+            <w:r>
+              <w:rPr>
+                <w:color w:val="000000" w:themeColor="text1"/>
+                <w:kern w:val="0"/>
+                <w:sz w:val="24"/>
+                <w:szCs w:val="24"/>
+                <w14:ligatures w14:val="none"/>
+              </w:rPr>
+              <w:t>TotalFeeAmount</w:t>
+            </w:r>
+            <w:proofErr w:type="spellEnd"/>
+            <w:r>
+              <w:rPr>
+                <w:color w:val="000000" w:themeColor="text1"/>
+                <w:kern w:val="0"/>
+                <w:sz w:val="24"/>
+                <w:szCs w:val="24"/>
+                <w14:ligatures w14:val="none"/>
+              </w:rPr>
+              <w:t>}}</w:t>
+            </w:r>
+            <w:bookmarkEnd w:id="7"/>
           </w:p>
         </w:tc>
       </w:tr>
@@ -1054,7 +1213,7 @@
                 <w:szCs w:val="24"/>
               </w:rPr>
             </w:pPr>
-            <w:bookmarkStart w:id="9" w:name="OLE_LINK4"/>
+            <w:bookmarkStart w:id="8" w:name="OLE_LINK4"/>
             <w:r>
               <w:rPr>
                 <w:b/>
@@ -1066,7 +1225,7 @@
               </w:rPr>
               <w:t xml:space="preserve">     </w:t>
             </w:r>
-            <w:bookmarkEnd w:id="9"/>
+            <w:bookmarkEnd w:id="8"/>
           </w:p>
         </w:tc>
         <w:tc>
@@ -1118,7 +1277,17 @@
                 <w:szCs w:val="24"/>
                 <w14:ligatures w14:val="none"/>
               </w:rPr>
-              <w:t>{{#InvoiceItem}}</w:t>
+              <w:t>{{#InvoiceItem</w:t>
+            </w:r>
+            <w:proofErr w:type="gramStart"/>
+            <w:r>
+              <w:rPr>
+                <w:kern w:val="0"/>
+                <w:sz w:val="24"/>
+                <w:szCs w:val="24"/>
+                <w14:ligatures w14:val="none"/>
+              </w:rPr>
+              <w:t>}}</w:t>
             </w:r>
             <w:r>
               <w:rPr>
@@ -1128,7 +1297,40 @@
                 <w:szCs w:val="24"/>
                 <w14:ligatures w14:val="none"/>
               </w:rPr>
-              <w:t>{{Amount}}{{/InvoiceItem}}</w:t>
+              <w:t>{</w:t>
+            </w:r>
+            <w:proofErr w:type="gramEnd"/>
+            <w:r>
+              <w:rPr>
+                <w:rStyle w:val="ui-provider"/>
+                <w:kern w:val="0"/>
+                <w:sz w:val="24"/>
+                <w:szCs w:val="24"/>
+                <w14:ligatures w14:val="none"/>
+              </w:rPr>
+              <w:t>{Amount</w:t>
+            </w:r>
+            <w:proofErr w:type="gramStart"/>
+            <w:r>
+              <w:rPr>
+                <w:rStyle w:val="ui-provider"/>
+                <w:kern w:val="0"/>
+                <w:sz w:val="24"/>
+                <w:szCs w:val="24"/>
+                <w14:ligatures w14:val="none"/>
+              </w:rPr>
+              <w:t>}}{</w:t>
+            </w:r>
+            <w:proofErr w:type="gramEnd"/>
+            <w:r>
+              <w:rPr>
+                <w:rStyle w:val="ui-provider"/>
+                <w:kern w:val="0"/>
+                <w:sz w:val="24"/>
+                <w:szCs w:val="24"/>
+                <w14:ligatures w14:val="none"/>
+              </w:rPr>
+              <w:t>{/InvoiceItem}}</w:t>
             </w:r>
           </w:p>
         </w:tc>
@@ -1501,39 +1703,67 @@
         <w:b/>
         <w:bCs/>
         <w:noProof/>
-        <w:sz w:val="28"/>
-        <w:szCs w:val="28"/>
-      </w:rPr>
-      <w:t xml:space="preserve">     </w:t>
+        <w:sz w:val="22"/>
+      </w:rPr>
+      <w:t xml:space="preserve">        </w:t>
     </w:r>
     <w:bookmarkStart w:id="0" w:name="OLE_LINK2"/>
     <w:r>
       <w:rPr>
         <w:b/>
         <w:bCs/>
-        <w:sz w:val="28"/>
-        <w:szCs w:val="28"/>
-      </w:rPr>
-      <w:t>Invoice #:</w:t>
+        <w:sz w:val="30"/>
+        <w:szCs w:val="30"/>
+      </w:rPr>
+      <w:t xml:space="preserve">Invoice </w:t>
     </w:r>
     <w:r>
       <w:rPr>
         <w:b/>
         <w:bCs/>
-        <w:sz w:val="28"/>
-        <w:szCs w:val="28"/>
-      </w:rPr>
-      <w:t xml:space="preserve"> </w:t>
-    </w:r>
-    <w:bookmarkEnd w:id="0"/>
+        <w:sz w:val="30"/>
+        <w:szCs w:val="32"/>
+      </w:rPr>
+      <w:t>#:</w:t>
+    </w:r>
     <w:r>
       <w:rPr>
         <w:b/>
         <w:bCs/>
-        <w:sz w:val="28"/>
-        <w:szCs w:val="28"/>
-      </w:rPr>
-      <w:t>{{InvoiceId}}</w:t>
+        <w:sz w:val="30"/>
+        <w:szCs w:val="32"/>
+      </w:rPr>
+      <w:t xml:space="preserve"> </w:t>
+    </w:r>
+    <w:bookmarkEnd w:id="0"/>
+    <w:r>
+      <w:rPr>
+        <w:b/>
+        <w:bCs/>
+        <w:sz w:val="30"/>
+        <w:szCs w:val="30"/>
+      </w:rPr>
+      <w:t>{{</w:t>
+    </w:r>
+    <w:proofErr w:type="spellStart"/>
+    <w:r>
+      <w:rPr>
+        <w:b/>
+        <w:bCs/>
+        <w:sz w:val="30"/>
+        <w:szCs w:val="30"/>
+      </w:rPr>
+      <w:t>InvoiceId</w:t>
+    </w:r>
+    <w:proofErr w:type="spellEnd"/>
+    <w:r>
+      <w:rPr>
+        <w:b/>
+        <w:bCs/>
+        <w:sz w:val="30"/>
+        <w:szCs w:val="30"/>
+      </w:rPr>
+      <w:t>}}</w:t>
     </w:r>
     <w:r>
       <w:rPr>
@@ -1589,6 +1819,24 @@
         <w:sz w:val="22"/>
       </w:rPr>
       <w:t xml:space="preserve">   </w:t>
+    </w:r>
+    <w:r>
+      <w:rPr>
+        <w:i/>
+        <w:iCs/>
+        <w:noProof/>
+        <w:sz w:val="22"/>
+      </w:rPr>
+      <w:t xml:space="preserve"> </w:t>
+    </w:r>
+    <w:r>
+      <w:rPr>
+        <w:i/>
+        <w:iCs/>
+        <w:noProof/>
+        <w:sz w:val="22"/>
+      </w:rPr>
+      <w:t xml:space="preserve">  </w:t>
     </w:r>
     <w:r>
       <w:rPr>
@@ -1617,7 +1865,25 @@
         <w:szCs w:val="20"/>
         <w14:ligatures w14:val="none"/>
       </w:rPr>
-      <w:t>{{InvoiceCreatedDate}}</w:t>
+      <w:t>{{</w:t>
+    </w:r>
+    <w:proofErr w:type="spellStart"/>
+    <w:r>
+      <w:rPr>
+        <w:kern w:val="0"/>
+        <w:szCs w:val="20"/>
+        <w14:ligatures w14:val="none"/>
+      </w:rPr>
+      <w:t>InvoiceCreatedDate</w:t>
+    </w:r>
+    <w:proofErr w:type="spellEnd"/>
+    <w:r>
+      <w:rPr>
+        <w:kern w:val="0"/>
+        <w:szCs w:val="20"/>
+        <w14:ligatures w14:val="none"/>
+      </w:rPr>
+      <w:t>}}</w:t>
     </w:r>
     <w:r>
       <w:rPr>
@@ -1650,21 +1916,7 @@
         <w:noProof/>
         <w:szCs w:val="20"/>
       </w:rPr>
-      <w:t>PO Box 960</w:t>
-    </w:r>
-    <w:r>
-      <w:rPr>
-        <w:noProof/>
-        <w:szCs w:val="20"/>
-      </w:rPr>
-      <w:t>4</w:t>
-    </w:r>
-    <w:r>
-      <w:rPr>
-        <w:noProof/>
-        <w:szCs w:val="20"/>
-      </w:rPr>
-      <w:t xml:space="preserve"> STN Prov Gov</w:t>
+      <w:t>PO Box 9601 STN Prov Gov</w:t>
     </w:r>
     <w:r>
       <w:rPr>
@@ -2099,7 +2351,6 @@
   <w:style w:type="character" w:default="1" w:styleId="DefaultParagraphFont">
     <w:name w:val="Default Paragraph Font"/>
     <w:uiPriority w:val="1"/>
-    <w:semiHidden/>
     <w:unhideWhenUsed/>
   </w:style>
   <w:style w:type="table" w:default="1" w:styleId="TableNormal">
@@ -2514,7 +2765,6 @@
 
 <file path=docMetadata/LabelInfo.xml><?xml version="1.0" encoding="utf-8"?>
 <clbl:labelList xmlns:clbl="http://schemas.microsoft.com/office/2020/mipLabelMetadata">
-  <clbl:label id="{d9290083-bd2f-48a2-8ac5-09a524b17d15}" enabled="1" method="Privileged" siteId="{b9fec68c-c92d-461e-9a97-3d03a0f18b82}" contentBits="1" removed="0"/>
   <clbl:label id="{e0793d39-0939-496d-b129-198edd916feb}" enabled="0" method="" siteId="{e0793d39-0939-496d-b129-198edd916feb}" removed="1"/>
 </clbl:labelList>
 </file>
--- a/ALR-DocgenTemplates/Late Fee Invoice Template.docx
+++ b/ALR-DocgenTemplates/Late Fee Invoice Template.docx
@@ -136,29 +136,7 @@
                 <w:szCs w:val="24"/>
                 <w14:ligatures w14:val="none"/>
               </w:rPr>
-              <w:t>{{</w:t>
-            </w:r>
-            <w:proofErr w:type="spellStart"/>
-            <w:r>
-              <w:rPr>
-                <w:color w:val="000000" w:themeColor="text1"/>
-                <w:kern w:val="0"/>
-                <w:sz w:val="24"/>
-                <w:szCs w:val="24"/>
-                <w14:ligatures w14:val="none"/>
-              </w:rPr>
-              <w:t>RegistrantName</w:t>
-            </w:r>
-            <w:proofErr w:type="spellEnd"/>
-            <w:r>
-              <w:rPr>
-                <w:color w:val="000000" w:themeColor="text1"/>
-                <w:kern w:val="0"/>
-                <w:sz w:val="24"/>
-                <w:szCs w:val="24"/>
-                <w14:ligatures w14:val="none"/>
-              </w:rPr>
-              <w:t>}}</w:t>
+              <w:t>{{RegistrantName}}</w:t>
             </w:r>
           </w:p>
         </w:tc>
@@ -183,29 +161,7 @@
                 <w:szCs w:val="24"/>
                 <w14:ligatures w14:val="none"/>
               </w:rPr>
-              <w:t>{{</w:t>
-            </w:r>
-            <w:proofErr w:type="spellStart"/>
-            <w:r>
-              <w:rPr>
-                <w:color w:val="000000" w:themeColor="text1"/>
-                <w:kern w:val="0"/>
-                <w:sz w:val="24"/>
-                <w:szCs w:val="24"/>
-                <w14:ligatures w14:val="none"/>
-              </w:rPr>
-              <w:t>ResidenceName</w:t>
-            </w:r>
-            <w:proofErr w:type="spellEnd"/>
-            <w:r>
-              <w:rPr>
-                <w:color w:val="000000" w:themeColor="text1"/>
-                <w:kern w:val="0"/>
-                <w:sz w:val="24"/>
-                <w:szCs w:val="24"/>
-                <w14:ligatures w14:val="none"/>
-              </w:rPr>
-              <w:t>}}</w:t>
+              <w:t>{{ResidenceName}}</w:t>
             </w:r>
           </w:p>
         </w:tc>
@@ -235,29 +191,7 @@
                 <w:szCs w:val="24"/>
                 <w14:ligatures w14:val="none"/>
               </w:rPr>
-              <w:t>{{</w:t>
-            </w:r>
-            <w:proofErr w:type="spellStart"/>
-            <w:r>
-              <w:rPr>
-                <w:color w:val="000000" w:themeColor="text1"/>
-                <w:kern w:val="0"/>
-                <w:sz w:val="24"/>
-                <w:szCs w:val="24"/>
-                <w14:ligatures w14:val="none"/>
-              </w:rPr>
-              <w:t>RegistrantAddress</w:t>
-            </w:r>
-            <w:proofErr w:type="spellEnd"/>
-            <w:r>
-              <w:rPr>
-                <w:color w:val="000000" w:themeColor="text1"/>
-                <w:kern w:val="0"/>
-                <w:sz w:val="24"/>
-                <w:szCs w:val="24"/>
-                <w14:ligatures w14:val="none"/>
-              </w:rPr>
-              <w:t>}}</w:t>
+              <w:t>{{RegistrantAddress}}</w:t>
             </w:r>
           </w:p>
         </w:tc>
@@ -360,25 +294,7 @@
                 <w:sz w:val="24"/>
                 <w:szCs w:val="24"/>
               </w:rPr>
-              <w:t>{{</w:t>
-            </w:r>
-            <w:proofErr w:type="spellStart"/>
-            <w:r>
-              <w:rPr>
-                <w:color w:val="000000" w:themeColor="text1"/>
-                <w:sz w:val="24"/>
-                <w:szCs w:val="24"/>
-              </w:rPr>
-              <w:t>ResidenceAddress</w:t>
-            </w:r>
-            <w:proofErr w:type="spellEnd"/>
-            <w:r>
-              <w:rPr>
-                <w:color w:val="000000" w:themeColor="text1"/>
-                <w:sz w:val="24"/>
-                <w:szCs w:val="24"/>
-              </w:rPr>
-              <w:t>}}</w:t>
+              <w:t>{{ResidenceAddress}}</w:t>
             </w:r>
             <w:bookmarkEnd w:id="1"/>
           </w:p>
@@ -545,34 +461,16 @@
                 <w:sz w:val="22"/>
                 <w14:ligatures w14:val="none"/>
               </w:rPr>
-              <w:t xml:space="preserve">   {{#InvoiceItem</w:t>
-            </w:r>
-            <w:proofErr w:type="gramStart"/>
+              <w:t xml:space="preserve">   {{#InvoiceItem}}</w:t>
+            </w:r>
+            <w:bookmarkEnd w:id="3"/>
             <w:r>
               <w:rPr>
                 <w:kern w:val="0"/>
                 <w:sz w:val="22"/>
                 <w14:ligatures w14:val="none"/>
               </w:rPr>
-              <w:t>}}</w:t>
-            </w:r>
-            <w:bookmarkEnd w:id="3"/>
-            <w:r>
-              <w:rPr>
-                <w:kern w:val="0"/>
-                <w:sz w:val="22"/>
-                <w14:ligatures w14:val="none"/>
-              </w:rPr>
-              <w:t>{</w:t>
-            </w:r>
-            <w:proofErr w:type="gramEnd"/>
-            <w:r>
-              <w:rPr>
-                <w:kern w:val="0"/>
-                <w:sz w:val="22"/>
-                <w14:ligatures w14:val="none"/>
-              </w:rPr>
-              <w:t>{Name}}</w:t>
+              <w:t>{{Name}}</w:t>
             </w:r>
           </w:p>
         </w:tc>
@@ -660,9 +558,9 @@
                 <w:sz w:val="22"/>
                 <w14:ligatures w14:val="none"/>
               </w:rPr>
-              <w:t>{{Fees</w:t>
-            </w:r>
-            <w:proofErr w:type="gramStart"/>
+              <w:t>{{Fees}}</w:t>
+            </w:r>
+            <w:bookmarkStart w:id="5" w:name="OLE_LINK16"/>
             <w:r>
               <w:rPr>
                 <w:rStyle w:val="ui-provider"/>
@@ -670,27 +568,7 @@
                 <w:sz w:val="22"/>
                 <w14:ligatures w14:val="none"/>
               </w:rPr>
-              <w:t>}}</w:t>
-            </w:r>
-            <w:bookmarkStart w:id="5" w:name="OLE_LINK16"/>
-            <w:r>
-              <w:rPr>
-                <w:rStyle w:val="ui-provider"/>
-                <w:kern w:val="0"/>
-                <w:sz w:val="22"/>
-                <w14:ligatures w14:val="none"/>
-              </w:rPr>
-              <w:t>{</w:t>
-            </w:r>
-            <w:proofErr w:type="gramEnd"/>
-            <w:r>
-              <w:rPr>
-                <w:rStyle w:val="ui-provider"/>
-                <w:kern w:val="0"/>
-                <w:sz w:val="22"/>
-                <w14:ligatures w14:val="none"/>
-              </w:rPr>
-              <w:t>{/</w:t>
+              <w:t>{{/</w:t>
             </w:r>
             <w:bookmarkStart w:id="6" w:name="OLE_LINK6"/>
             <w:r>
@@ -1085,7 +963,6 @@
               </w:rPr>
               <w:t xml:space="preserve"> </w:t>
             </w:r>
-            <w:proofErr w:type="gramStart"/>
             <w:r>
               <w:rPr>
                 <w:b/>
@@ -1101,24 +978,7 @@
                 <w:color w:val="000000" w:themeColor="text1"/>
                 <w:szCs w:val="20"/>
               </w:rPr>
-              <w:t>{{</w:t>
-            </w:r>
-            <w:proofErr w:type="spellStart"/>
-            <w:proofErr w:type="gramEnd"/>
-            <w:r>
-              <w:rPr>
-                <w:color w:val="000000" w:themeColor="text1"/>
-                <w:szCs w:val="20"/>
-              </w:rPr>
-              <w:t>IF_isCertificateIdNotPresent</w:t>
-            </w:r>
-            <w:proofErr w:type="spellEnd"/>
-            <w:r>
-              <w:rPr>
-                <w:color w:val="000000" w:themeColor="text1"/>
-                <w:szCs w:val="20"/>
-              </w:rPr>
-              <w:t>}}</w:t>
+              <w:t>{{IF_isCertificateIdNotPresent}}</w:t>
             </w:r>
           </w:p>
         </w:tc>
@@ -1166,29 +1026,7 @@
                 <w:szCs w:val="24"/>
                 <w14:ligatures w14:val="none"/>
               </w:rPr>
-              <w:t>{{</w:t>
-            </w:r>
-            <w:proofErr w:type="spellStart"/>
-            <w:r>
-              <w:rPr>
-                <w:color w:val="000000" w:themeColor="text1"/>
-                <w:kern w:val="0"/>
-                <w:sz w:val="24"/>
-                <w:szCs w:val="24"/>
-                <w14:ligatures w14:val="none"/>
-              </w:rPr>
-              <w:t>TotalFeeAmount</w:t>
-            </w:r>
-            <w:proofErr w:type="spellEnd"/>
-            <w:r>
-              <w:rPr>
-                <w:color w:val="000000" w:themeColor="text1"/>
-                <w:kern w:val="0"/>
-                <w:sz w:val="24"/>
-                <w:szCs w:val="24"/>
-                <w14:ligatures w14:val="none"/>
-              </w:rPr>
-              <w:t>}}</w:t>
+              <w:t>{{TotalFeeAmount}}</w:t>
             </w:r>
             <w:bookmarkEnd w:id="7"/>
           </w:p>
@@ -1277,17 +1115,7 @@
                 <w:szCs w:val="24"/>
                 <w14:ligatures w14:val="none"/>
               </w:rPr>
-              <w:t>{{#InvoiceItem</w:t>
-            </w:r>
-            <w:proofErr w:type="gramStart"/>
-            <w:r>
-              <w:rPr>
-                <w:kern w:val="0"/>
-                <w:sz w:val="24"/>
-                <w:szCs w:val="24"/>
-                <w14:ligatures w14:val="none"/>
-              </w:rPr>
-              <w:t>}}</w:t>
+              <w:t>{{#InvoiceItem}}</w:t>
             </w:r>
             <w:r>
               <w:rPr>
@@ -1297,40 +1125,7 @@
                 <w:szCs w:val="24"/>
                 <w14:ligatures w14:val="none"/>
               </w:rPr>
-              <w:t>{</w:t>
-            </w:r>
-            <w:proofErr w:type="gramEnd"/>
-            <w:r>
-              <w:rPr>
-                <w:rStyle w:val="ui-provider"/>
-                <w:kern w:val="0"/>
-                <w:sz w:val="24"/>
-                <w:szCs w:val="24"/>
-                <w14:ligatures w14:val="none"/>
-              </w:rPr>
-              <w:t>{Amount</w:t>
-            </w:r>
-            <w:proofErr w:type="gramStart"/>
-            <w:r>
-              <w:rPr>
-                <w:rStyle w:val="ui-provider"/>
-                <w:kern w:val="0"/>
-                <w:sz w:val="24"/>
-                <w:szCs w:val="24"/>
-                <w14:ligatures w14:val="none"/>
-              </w:rPr>
-              <w:t>}}{</w:t>
-            </w:r>
-            <w:proofErr w:type="gramEnd"/>
-            <w:r>
-              <w:rPr>
-                <w:rStyle w:val="ui-provider"/>
-                <w:kern w:val="0"/>
-                <w:sz w:val="24"/>
-                <w:szCs w:val="24"/>
-                <w14:ligatures w14:val="none"/>
-              </w:rPr>
-              <w:t>{/InvoiceItem}}</w:t>
+              <w:t>{{Amount}}{{/InvoiceItem}}</w:t>
             </w:r>
           </w:p>
         </w:tc>
@@ -1403,6 +1198,133 @@
     <w:pPr>
       <w:pStyle w:val="Footer"/>
     </w:pPr>
+    <w:r>
+      <w:rPr>
+        <w:noProof/>
+      </w:rPr>
+      <mc:AlternateContent>
+        <mc:Choice Requires="wps">
+          <w:drawing>
+            <wp:anchor distT="0" distB="0" distL="0" distR="0" simplePos="0" relativeHeight="251661312" behindDoc="0" locked="0" layoutInCell="1" allowOverlap="1" wp14:anchorId="51AF114B" wp14:editId="75535BB6">
+              <wp:simplePos x="635" y="635"/>
+              <wp:positionH relativeFrom="page">
+                <wp:align>center</wp:align>
+              </wp:positionH>
+              <wp:positionV relativeFrom="page">
+                <wp:align>bottom</wp:align>
+              </wp:positionV>
+              <wp:extent cx="381635" cy="664845"/>
+              <wp:effectExtent l="0" t="0" r="18415" b="0"/>
+              <wp:wrapNone/>
+              <wp:docPr id="1119534063" name="Text Box 2" descr="Internal">
+                <a:extLst xmlns:a="http://schemas.openxmlformats.org/drawingml/2006/main">
+                  <a:ext uri="{5AE41FA2-C0FF-4470-9BD4-5FADCA87CBE2}">
+                    <aclsh:classification xmlns:aclsh="http://schemas.microsoft.com/office/drawing/2020/classificationShape" classificationOutcomeType="ftr"/>
+                  </a:ext>
+                </a:extLst>
+              </wp:docPr>
+              <wp:cNvGraphicFramePr/>
+              <a:graphic xmlns:a="http://schemas.openxmlformats.org/drawingml/2006/main">
+                <a:graphicData uri="http://schemas.microsoft.com/office/word/2010/wordprocessingShape">
+                  <wps:wsp>
+                    <wps:cNvSpPr txBox="1"/>
+                    <wps:spPr>
+                      <a:xfrm>
+                        <a:off x="0" y="0"/>
+                        <a:ext cx="381635" cy="664845"/>
+                      </a:xfrm>
+                      <a:prstGeom prst="rect">
+                        <a:avLst/>
+                      </a:prstGeom>
+                      <a:noFill/>
+                      <a:ln>
+                        <a:noFill/>
+                      </a:ln>
+                    </wps:spPr>
+                    <wps:txbx>
+                      <w:txbxContent>
+                        <w:p>
+                          <w:pPr>
+                            <w:spacing w:after="0"/>
+                            <w:rPr>
+                              <w:rFonts w:ascii="Arial" w:eastAsia="Arial" w:hAnsi="Arial" w:cs="Arial"/>
+                              <w:noProof/>
+                              <w:color w:val="000000"/>
+                              <w:sz w:val="18"/>
+                              <w:szCs w:val="18"/>
+                            </w:rPr>
+                          </w:pPr>
+                          <w:r>
+                            <w:rPr>
+                              <w:rFonts w:ascii="Arial" w:eastAsia="Arial" w:hAnsi="Arial" w:cs="Arial"/>
+                              <w:noProof/>
+                              <w:color w:val="000000"/>
+                              <w:sz w:val="18"/>
+                              <w:szCs w:val="18"/>
+                            </w:rPr>
+                            <w:t>Internal</w:t>
+                          </w:r>
+                        </w:p>
+                      </w:txbxContent>
+                    </wps:txbx>
+                    <wps:bodyPr rot="0" spcFirstLastPara="0" vertOverflow="overflow" horzOverflow="overflow" vert="horz" wrap="none" lIns="0" tIns="0" rIns="0" bIns="355600" numCol="1" spcCol="0" rtlCol="0" fromWordArt="0" anchor="b" anchorCtr="0" forceAA="0" compatLnSpc="1">
+                      <a:prstTxWarp prst="textNoShape">
+                        <a:avLst/>
+                      </a:prstTxWarp>
+                      <a:spAutoFit/>
+                    </wps:bodyPr>
+                  </wps:wsp>
+                </a:graphicData>
+              </a:graphic>
+              <wp14:sizeRelH relativeFrom="margin">
+                <wp14:pctWidth>0</wp14:pctWidth>
+              </wp14:sizeRelH>
+              <wp14:sizeRelV relativeFrom="margin">
+                <wp14:pctHeight>0</wp14:pctHeight>
+              </wp14:sizeRelV>
+            </wp:anchor>
+          </w:drawing>
+        </mc:Choice>
+        <mc:Fallback>
+          <w:pict>
+            <v:shapetype w14:anchorId="51AF114B" id="_x0000_t202" coordsize="21600,21600" o:spt="202" path="m,l,21600r21600,l21600,xe">
+              <v:stroke joinstyle="miter"/>
+              <v:path gradientshapeok="t" o:connecttype="rect"/>
+            </v:shapetype>
+            <v:shape id="Text Box 2" o:spid="_x0000_s1026" type="#_x0000_t202" alt="Internal" style="position:absolute;margin-left:0;margin-top:0;width:30.05pt;height:52.35pt;z-index:251661312;visibility:visible;mso-wrap-style:none;mso-width-percent:0;mso-height-percent:0;mso-wrap-distance-left:0;mso-wrap-distance-top:0;mso-wrap-distance-right:0;mso-wrap-distance-bottom:0;mso-position-horizontal:center;mso-position-horizontal-relative:page;mso-position-vertical:bottom;mso-position-vertical-relative:page;mso-width-percent:0;mso-height-percent:0;mso-width-relative:margin;mso-height-relative:margin;v-text-anchor:bottom" o:gfxdata="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" filled="f" stroked="f">
+              <v:fill o:detectmouseclick="t"/>
+              <v:textbox style="mso-fit-shape-to-text:t" inset="0,0,0,28pt">
+                <w:txbxContent>
+                  <w:p>
+                    <w:pPr>
+                      <w:spacing w:after="0"/>
+                      <w:rPr>
+                        <w:rFonts w:ascii="Arial" w:eastAsia="Arial" w:hAnsi="Arial" w:cs="Arial"/>
+                        <w:noProof/>
+                        <w:color w:val="000000"/>
+                        <w:sz w:val="18"/>
+                        <w:szCs w:val="18"/>
+                      </w:rPr>
+                    </w:pPr>
+                    <w:r>
+                      <w:rPr>
+                        <w:rFonts w:ascii="Arial" w:eastAsia="Arial" w:hAnsi="Arial" w:cs="Arial"/>
+                        <w:noProof/>
+                        <w:color w:val="000000"/>
+                        <w:sz w:val="18"/>
+                        <w:szCs w:val="18"/>
+                      </w:rPr>
+                      <w:t>Internal</w:t>
+                    </w:r>
+                  </w:p>
+                </w:txbxContent>
+              </v:textbox>
+              <w10:wrap anchorx="page" anchory="page"/>
+            </v:shape>
+          </w:pict>
+        </mc:Fallback>
+      </mc:AlternateContent>
+    </w:r>
   </w:p>
 </w:ftr>
 </file>
@@ -1418,6 +1340,138 @@
         <w:szCs w:val="18"/>
       </w:rPr>
     </w:pPr>
+    <w:r>
+      <w:rPr>
+        <w:b/>
+        <w:bCs/>
+        <w:i/>
+        <w:iCs/>
+        <w:noProof/>
+        <w:sz w:val="22"/>
+      </w:rPr>
+      <mc:AlternateContent>
+        <mc:Choice Requires="wps">
+          <w:drawing>
+            <wp:anchor distT="0" distB="0" distL="0" distR="0" simplePos="0" relativeHeight="251662336" behindDoc="0" locked="0" layoutInCell="1" allowOverlap="1" wp14:anchorId="039EE31D" wp14:editId="1908C0B7">
+              <wp:simplePos x="457200" y="8572500"/>
+              <wp:positionH relativeFrom="page">
+                <wp:align>center</wp:align>
+              </wp:positionH>
+              <wp:positionV relativeFrom="page">
+                <wp:align>bottom</wp:align>
+              </wp:positionV>
+              <wp:extent cx="381635" cy="664845"/>
+              <wp:effectExtent l="0" t="0" r="18415" b="0"/>
+              <wp:wrapNone/>
+              <wp:docPr id="1104831739" name="Text Box 3" descr="Internal">
+                <a:extLst xmlns:a="http://schemas.openxmlformats.org/drawingml/2006/main">
+                  <a:ext uri="{5AE41FA2-C0FF-4470-9BD4-5FADCA87CBE2}">
+                    <aclsh:classification xmlns:aclsh="http://schemas.microsoft.com/office/drawing/2020/classificationShape" classificationOutcomeType="ftr"/>
+                  </a:ext>
+                </a:extLst>
+              </wp:docPr>
+              <wp:cNvGraphicFramePr/>
+              <a:graphic xmlns:a="http://schemas.openxmlformats.org/drawingml/2006/main">
+                <a:graphicData uri="http://schemas.microsoft.com/office/word/2010/wordprocessingShape">
+                  <wps:wsp>
+                    <wps:cNvSpPr txBox="1"/>
+                    <wps:spPr>
+                      <a:xfrm>
+                        <a:off x="0" y="0"/>
+                        <a:ext cx="381635" cy="664845"/>
+                      </a:xfrm>
+                      <a:prstGeom prst="rect">
+                        <a:avLst/>
+                      </a:prstGeom>
+                      <a:noFill/>
+                      <a:ln>
+                        <a:noFill/>
+                      </a:ln>
+                    </wps:spPr>
+                    <wps:txbx>
+                      <w:txbxContent>
+                        <w:p>
+                          <w:pPr>
+                            <w:spacing w:after="0"/>
+                            <w:rPr>
+                              <w:rFonts w:ascii="Arial" w:eastAsia="Arial" w:hAnsi="Arial" w:cs="Arial"/>
+                              <w:noProof/>
+                              <w:color w:val="000000"/>
+                              <w:sz w:val="18"/>
+                              <w:szCs w:val="18"/>
+                            </w:rPr>
+                          </w:pPr>
+                          <w:r>
+                            <w:rPr>
+                              <w:rFonts w:ascii="Arial" w:eastAsia="Arial" w:hAnsi="Arial" w:cs="Arial"/>
+                              <w:noProof/>
+                              <w:color w:val="000000"/>
+                              <w:sz w:val="18"/>
+                              <w:szCs w:val="18"/>
+                            </w:rPr>
+                            <w:t>Internal</w:t>
+                          </w:r>
+                        </w:p>
+                      </w:txbxContent>
+                    </wps:txbx>
+                    <wps:bodyPr rot="0" spcFirstLastPara="0" vertOverflow="overflow" horzOverflow="overflow" vert="horz" wrap="none" lIns="0" tIns="0" rIns="0" bIns="355600" numCol="1" spcCol="0" rtlCol="0" fromWordArt="0" anchor="b" anchorCtr="0" forceAA="0" compatLnSpc="1">
+                      <a:prstTxWarp prst="textNoShape">
+                        <a:avLst/>
+                      </a:prstTxWarp>
+                      <a:spAutoFit/>
+                    </wps:bodyPr>
+                  </wps:wsp>
+                </a:graphicData>
+              </a:graphic>
+              <wp14:sizeRelH relativeFrom="margin">
+                <wp14:pctWidth>0</wp14:pctWidth>
+              </wp14:sizeRelH>
+              <wp14:sizeRelV relativeFrom="margin">
+                <wp14:pctHeight>0</wp14:pctHeight>
+              </wp14:sizeRelV>
+            </wp:anchor>
+          </w:drawing>
+        </mc:Choice>
+        <mc:Fallback>
+          <w:pict>
+            <v:shapetype w14:anchorId="039EE31D" id="_x0000_t202" coordsize="21600,21600" o:spt="202" path="m,l,21600r21600,l21600,xe">
+              <v:stroke joinstyle="miter"/>
+              <v:path gradientshapeok="t" o:connecttype="rect"/>
+            </v:shapetype>
+            <v:shape id="Text Box 3" o:spid="_x0000_s1027" type="#_x0000_t202" alt="Internal" style="position:absolute;left:0;text-align:left;margin-left:0;margin-top:0;width:30.05pt;height:52.35pt;z-index:251662336;visibility:visible;mso-wrap-style:none;mso-width-percent:0;mso-height-percent:0;mso-wrap-distance-left:0;mso-wrap-distance-top:0;mso-wrap-distance-right:0;mso-wrap-distance-bottom:0;mso-position-horizontal:center;mso-position-horizontal-relative:page;mso-position-vertical:bottom;mso-position-vertical-relative:page;mso-width-percent:0;mso-height-percent:0;mso-width-relative:margin;mso-height-relative:margin;v-text-anchor:bottom" o:gfxdata="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" filled="f" stroked="f">
+              <v:fill o:detectmouseclick="t"/>
+              <v:textbox style="mso-fit-shape-to-text:t" inset="0,0,0,28pt">
+                <w:txbxContent>
+                  <w:p>
+                    <w:pPr>
+                      <w:spacing w:after="0"/>
+                      <w:rPr>
+                        <w:rFonts w:ascii="Arial" w:eastAsia="Arial" w:hAnsi="Arial" w:cs="Arial"/>
+                        <w:noProof/>
+                        <w:color w:val="000000"/>
+                        <w:sz w:val="18"/>
+                        <w:szCs w:val="18"/>
+                      </w:rPr>
+                    </w:pPr>
+                    <w:r>
+                      <w:rPr>
+                        <w:rFonts w:ascii="Arial" w:eastAsia="Arial" w:hAnsi="Arial" w:cs="Arial"/>
+                        <w:noProof/>
+                        <w:color w:val="000000"/>
+                        <w:sz w:val="18"/>
+                        <w:szCs w:val="18"/>
+                      </w:rPr>
+                      <w:t>Internal</w:t>
+                    </w:r>
+                  </w:p>
+                </w:txbxContent>
+              </v:textbox>
+              <w10:wrap anchorx="page" anchory="page"/>
+            </v:shape>
+          </w:pict>
+        </mc:Fallback>
+      </mc:AlternateContent>
+    </w:r>
     <w:r>
       <w:rPr>
         <w:b/>
@@ -1525,6 +1579,133 @@
     <w:pPr>
       <w:pStyle w:val="Footer"/>
     </w:pPr>
+    <w:r>
+      <w:rPr>
+        <w:noProof/>
+      </w:rPr>
+      <mc:AlternateContent>
+        <mc:Choice Requires="wps">
+          <w:drawing>
+            <wp:anchor distT="0" distB="0" distL="0" distR="0" simplePos="0" relativeHeight="251660288" behindDoc="0" locked="0" layoutInCell="1" allowOverlap="1" wp14:anchorId="238F0B4C" wp14:editId="5B3D3AFE">
+              <wp:simplePos x="635" y="635"/>
+              <wp:positionH relativeFrom="page">
+                <wp:align>center</wp:align>
+              </wp:positionH>
+              <wp:positionV relativeFrom="page">
+                <wp:align>bottom</wp:align>
+              </wp:positionV>
+              <wp:extent cx="381635" cy="664845"/>
+              <wp:effectExtent l="0" t="0" r="18415" b="0"/>
+              <wp:wrapNone/>
+              <wp:docPr id="330896307" name="Text Box 1" descr="Internal">
+                <a:extLst xmlns:a="http://schemas.openxmlformats.org/drawingml/2006/main">
+                  <a:ext uri="{5AE41FA2-C0FF-4470-9BD4-5FADCA87CBE2}">
+                    <aclsh:classification xmlns:aclsh="http://schemas.microsoft.com/office/drawing/2020/classificationShape" classificationOutcomeType="ftr"/>
+                  </a:ext>
+                </a:extLst>
+              </wp:docPr>
+              <wp:cNvGraphicFramePr/>
+              <a:graphic xmlns:a="http://schemas.openxmlformats.org/drawingml/2006/main">
+                <a:graphicData uri="http://schemas.microsoft.com/office/word/2010/wordprocessingShape">
+                  <wps:wsp>
+                    <wps:cNvSpPr txBox="1"/>
+                    <wps:spPr>
+                      <a:xfrm>
+                        <a:off x="0" y="0"/>
+                        <a:ext cx="381635" cy="664845"/>
+                      </a:xfrm>
+                      <a:prstGeom prst="rect">
+                        <a:avLst/>
+                      </a:prstGeom>
+                      <a:noFill/>
+                      <a:ln>
+                        <a:noFill/>
+                      </a:ln>
+                    </wps:spPr>
+                    <wps:txbx>
+                      <w:txbxContent>
+                        <w:p>
+                          <w:pPr>
+                            <w:spacing w:after="0"/>
+                            <w:rPr>
+                              <w:rFonts w:ascii="Arial" w:eastAsia="Arial" w:hAnsi="Arial" w:cs="Arial"/>
+                              <w:noProof/>
+                              <w:color w:val="000000"/>
+                              <w:sz w:val="18"/>
+                              <w:szCs w:val="18"/>
+                            </w:rPr>
+                          </w:pPr>
+                          <w:r>
+                            <w:rPr>
+                              <w:rFonts w:ascii="Arial" w:eastAsia="Arial" w:hAnsi="Arial" w:cs="Arial"/>
+                              <w:noProof/>
+                              <w:color w:val="000000"/>
+                              <w:sz w:val="18"/>
+                              <w:szCs w:val="18"/>
+                            </w:rPr>
+                            <w:t>Internal</w:t>
+                          </w:r>
+                        </w:p>
+                      </w:txbxContent>
+                    </wps:txbx>
+                    <wps:bodyPr rot="0" spcFirstLastPara="0" vertOverflow="overflow" horzOverflow="overflow" vert="horz" wrap="none" lIns="0" tIns="0" rIns="0" bIns="355600" numCol="1" spcCol="0" rtlCol="0" fromWordArt="0" anchor="b" anchorCtr="0" forceAA="0" compatLnSpc="1">
+                      <a:prstTxWarp prst="textNoShape">
+                        <a:avLst/>
+                      </a:prstTxWarp>
+                      <a:spAutoFit/>
+                    </wps:bodyPr>
+                  </wps:wsp>
+                </a:graphicData>
+              </a:graphic>
+              <wp14:sizeRelH relativeFrom="margin">
+                <wp14:pctWidth>0</wp14:pctWidth>
+              </wp14:sizeRelH>
+              <wp14:sizeRelV relativeFrom="margin">
+                <wp14:pctHeight>0</wp14:pctHeight>
+              </wp14:sizeRelV>
+            </wp:anchor>
+          </w:drawing>
+        </mc:Choice>
+        <mc:Fallback>
+          <w:pict>
+            <v:shapetype w14:anchorId="238F0B4C" id="_x0000_t202" coordsize="21600,21600" o:spt="202" path="m,l,21600r21600,l21600,xe">
+              <v:stroke joinstyle="miter"/>
+              <v:path gradientshapeok="t" o:connecttype="rect"/>
+            </v:shapetype>
+            <v:shape id="Text Box 1" o:spid="_x0000_s1028" type="#_x0000_t202" alt="Internal" style="position:absolute;margin-left:0;margin-top:0;width:30.05pt;height:52.35pt;z-index:251660288;visibility:visible;mso-wrap-style:none;mso-width-percent:0;mso-height-percent:0;mso-wrap-distance-left:0;mso-wrap-distance-top:0;mso-wrap-distance-right:0;mso-wrap-distance-bottom:0;mso-position-horizontal:center;mso-position-horizontal-relative:page;mso-position-vertical:bottom;mso-position-vertical-relative:page;mso-width-percent:0;mso-height-percent:0;mso-width-relative:margin;mso-height-relative:margin;v-text-anchor:bottom" o:gfxdata="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" filled="f" stroked="f">
+              <v:fill o:detectmouseclick="t"/>
+              <v:textbox style="mso-fit-shape-to-text:t" inset="0,0,0,28pt">
+                <w:txbxContent>
+                  <w:p>
+                    <w:pPr>
+                      <w:spacing w:after="0"/>
+                      <w:rPr>
+                        <w:rFonts w:ascii="Arial" w:eastAsia="Arial" w:hAnsi="Arial" w:cs="Arial"/>
+                        <w:noProof/>
+                        <w:color w:val="000000"/>
+                        <w:sz w:val="18"/>
+                        <w:szCs w:val="18"/>
+                      </w:rPr>
+                    </w:pPr>
+                    <w:r>
+                      <w:rPr>
+                        <w:rFonts w:ascii="Arial" w:eastAsia="Arial" w:hAnsi="Arial" w:cs="Arial"/>
+                        <w:noProof/>
+                        <w:color w:val="000000"/>
+                        <w:sz w:val="18"/>
+                        <w:szCs w:val="18"/>
+                      </w:rPr>
+                      <w:t>Internal</w:t>
+                    </w:r>
+                  </w:p>
+                </w:txbxContent>
+              </v:textbox>
+              <w10:wrap anchorx="page" anchory="page"/>
+            </v:shape>
+          </w:pict>
+        </mc:Fallback>
+      </mc:AlternateContent>
+    </w:r>
   </w:p>
 </w:ftr>
 </file>
@@ -1743,27 +1924,7 @@
         <w:sz w:val="30"/>
         <w:szCs w:val="30"/>
       </w:rPr>
-      <w:t>{{</w:t>
-    </w:r>
-    <w:proofErr w:type="spellStart"/>
-    <w:r>
-      <w:rPr>
-        <w:b/>
-        <w:bCs/>
-        <w:sz w:val="30"/>
-        <w:szCs w:val="30"/>
-      </w:rPr>
-      <w:t>InvoiceId</w:t>
-    </w:r>
-    <w:proofErr w:type="spellEnd"/>
-    <w:r>
-      <w:rPr>
-        <w:b/>
-        <w:bCs/>
-        <w:sz w:val="30"/>
-        <w:szCs w:val="30"/>
-      </w:rPr>
-      <w:t>}}</w:t>
+      <w:t>{{InvoiceId}}</w:t>
     </w:r>
     <w:r>
       <w:rPr>
@@ -1865,25 +2026,7 @@
         <w:szCs w:val="20"/>
         <w14:ligatures w14:val="none"/>
       </w:rPr>
-      <w:t>{{</w:t>
-    </w:r>
-    <w:proofErr w:type="spellStart"/>
-    <w:r>
-      <w:rPr>
-        <w:kern w:val="0"/>
-        <w:szCs w:val="20"/>
-        <w14:ligatures w14:val="none"/>
-      </w:rPr>
-      <w:t>InvoiceCreatedDate</w:t>
-    </w:r>
-    <w:proofErr w:type="spellEnd"/>
-    <w:r>
-      <w:rPr>
-        <w:kern w:val="0"/>
-        <w:szCs w:val="20"/>
-        <w14:ligatures w14:val="none"/>
-      </w:rPr>
-      <w:t>}}</w:t>
+      <w:t>{{InvoiceCreatedDate}}</w:t>
     </w:r>
     <w:r>
       <w:rPr>
@@ -1916,7 +2059,21 @@
         <w:noProof/>
         <w:szCs w:val="20"/>
       </w:rPr>
-      <w:t>PO Box 9601 STN Prov Gov</w:t>
+      <w:t>PO Box 960</w:t>
+    </w:r>
+    <w:r>
+      <w:rPr>
+        <w:noProof/>
+        <w:szCs w:val="20"/>
+      </w:rPr>
+      <w:t>4</w:t>
+    </w:r>
+    <w:r>
+      <w:rPr>
+        <w:noProof/>
+        <w:szCs w:val="20"/>
+      </w:rPr>
+      <w:t xml:space="preserve"> STN Prov Gov</w:t>
     </w:r>
     <w:r>
       <w:rPr>
@@ -2351,6 +2508,7 @@
   <w:style w:type="character" w:default="1" w:styleId="DefaultParagraphFont">
     <w:name w:val="Default Paragraph Font"/>
     <w:uiPriority w:val="1"/>
+    <w:semiHidden/>
     <w:unhideWhenUsed/>
   </w:style>
   <w:style w:type="table" w:default="1" w:styleId="TableNormal">
@@ -2765,6 +2923,7 @@
 
 <file path=docMetadata/LabelInfo.xml><?xml version="1.0" encoding="utf-8"?>
 <clbl:labelList xmlns:clbl="http://schemas.microsoft.com/office/2020/mipLabelMetadata">
+  <clbl:label id="{4af293e6-3850-4258-b2c7-0aa0e3bfa7d9}" enabled="1" method="Privileged" siteId="{b9fec68c-c92d-461e-9a97-3d03a0f18b82}" contentBits="3" removed="0"/>
   <clbl:label id="{e0793d39-0939-496d-b129-198edd916feb}" enabled="0" method="" siteId="{e0793d39-0939-496d-b129-198edd916feb}" removed="1"/>
 </clbl:labelList>
 </file>
--- a/ALR-DocgenTemplates/Late Fee Invoice Template.docx
+++ b/ALR-DocgenTemplates/Late Fee Invoice Template.docx
@@ -136,7 +136,29 @@
                 <w:szCs w:val="24"/>
                 <w14:ligatures w14:val="none"/>
               </w:rPr>
-              <w:t>{{RegistrantName}}</w:t>
+              <w:t>{{</w:t>
+            </w:r>
+            <w:proofErr w:type="spellStart"/>
+            <w:r>
+              <w:rPr>
+                <w:color w:val="000000" w:themeColor="text1"/>
+                <w:kern w:val="0"/>
+                <w:sz w:val="24"/>
+                <w:szCs w:val="24"/>
+                <w14:ligatures w14:val="none"/>
+              </w:rPr>
+              <w:t>RegistrantName</w:t>
+            </w:r>
+            <w:proofErr w:type="spellEnd"/>
+            <w:r>
+              <w:rPr>
+                <w:color w:val="000000" w:themeColor="text1"/>
+                <w:kern w:val="0"/>
+                <w:sz w:val="24"/>
+                <w:szCs w:val="24"/>
+                <w14:ligatures w14:val="none"/>
+              </w:rPr>
+              <w:t>}}</w:t>
             </w:r>
           </w:p>
         </w:tc>
@@ -161,7 +183,29 @@
                 <w:szCs w:val="24"/>
                 <w14:ligatures w14:val="none"/>
               </w:rPr>
-              <w:t>{{ResidenceName}}</w:t>
+              <w:t>{{</w:t>
+            </w:r>
+            <w:proofErr w:type="spellStart"/>
+            <w:r>
+              <w:rPr>
+                <w:color w:val="000000" w:themeColor="text1"/>
+                <w:kern w:val="0"/>
+                <w:sz w:val="24"/>
+                <w:szCs w:val="24"/>
+                <w14:ligatures w14:val="none"/>
+              </w:rPr>
+              <w:t>ResidenceName</w:t>
+            </w:r>
+            <w:proofErr w:type="spellEnd"/>
+            <w:r>
+              <w:rPr>
+                <w:color w:val="000000" w:themeColor="text1"/>
+                <w:kern w:val="0"/>
+                <w:sz w:val="24"/>
+                <w:szCs w:val="24"/>
+                <w14:ligatures w14:val="none"/>
+              </w:rPr>
+              <w:t>}}</w:t>
             </w:r>
           </w:p>
         </w:tc>
@@ -191,7 +235,29 @@
                 <w:szCs w:val="24"/>
                 <w14:ligatures w14:val="none"/>
               </w:rPr>
-              <w:t>{{RegistrantAddress}}</w:t>
+              <w:t>{{</w:t>
+            </w:r>
+            <w:proofErr w:type="spellStart"/>
+            <w:r>
+              <w:rPr>
+                <w:color w:val="000000" w:themeColor="text1"/>
+                <w:kern w:val="0"/>
+                <w:sz w:val="24"/>
+                <w:szCs w:val="24"/>
+                <w14:ligatures w14:val="none"/>
+              </w:rPr>
+              <w:t>RegistrantAddress</w:t>
+            </w:r>
+            <w:proofErr w:type="spellEnd"/>
+            <w:r>
+              <w:rPr>
+                <w:color w:val="000000" w:themeColor="text1"/>
+                <w:kern w:val="0"/>
+                <w:sz w:val="24"/>
+                <w:szCs w:val="24"/>
+                <w14:ligatures w14:val="none"/>
+              </w:rPr>
+              <w:t>}}</w:t>
             </w:r>
           </w:p>
         </w:tc>
@@ -294,7 +360,25 @@
                 <w:sz w:val="24"/>
                 <w:szCs w:val="24"/>
               </w:rPr>
-              <w:t>{{ResidenceAddress}}</w:t>
+              <w:t>{{</w:t>
+            </w:r>
+            <w:proofErr w:type="spellStart"/>
+            <w:r>
+              <w:rPr>
+                <w:color w:val="000000" w:themeColor="text1"/>
+                <w:sz w:val="24"/>
+                <w:szCs w:val="24"/>
+              </w:rPr>
+              <w:t>ResidenceAddress</w:t>
+            </w:r>
+            <w:proofErr w:type="spellEnd"/>
+            <w:r>
+              <w:rPr>
+                <w:color w:val="000000" w:themeColor="text1"/>
+                <w:sz w:val="24"/>
+                <w:szCs w:val="24"/>
+              </w:rPr>
+              <w:t>}}</w:t>
             </w:r>
             <w:bookmarkEnd w:id="1"/>
           </w:p>
@@ -461,7 +545,16 @@
                 <w:sz w:val="22"/>
                 <w14:ligatures w14:val="none"/>
               </w:rPr>
-              <w:t xml:space="preserve">   {{#InvoiceItem}}</w:t>
+              <w:t xml:space="preserve"> {{#InvoiceItem</w:t>
+            </w:r>
+            <w:proofErr w:type="gramStart"/>
+            <w:r>
+              <w:rPr>
+                <w:kern w:val="0"/>
+                <w:sz w:val="22"/>
+                <w14:ligatures w14:val="none"/>
+              </w:rPr>
+              <w:t>}}</w:t>
             </w:r>
             <w:bookmarkEnd w:id="3"/>
             <w:r>
@@ -470,7 +563,16 @@
                 <w:sz w:val="22"/>
                 <w14:ligatures w14:val="none"/>
               </w:rPr>
-              <w:t>{{Name}}</w:t>
+              <w:t>{</w:t>
+            </w:r>
+            <w:proofErr w:type="gramEnd"/>
+            <w:r>
+              <w:rPr>
+                <w:kern w:val="0"/>
+                <w:sz w:val="22"/>
+                <w14:ligatures w14:val="none"/>
+              </w:rPr>
+              <w:t>{Name}}</w:t>
             </w:r>
           </w:p>
         </w:tc>
@@ -558,7 +660,17 @@
                 <w:sz w:val="22"/>
                 <w14:ligatures w14:val="none"/>
               </w:rPr>
-              <w:t>{{Fees}}</w:t>
+              <w:t>{{Fees</w:t>
+            </w:r>
+            <w:proofErr w:type="gramStart"/>
+            <w:r>
+              <w:rPr>
+                <w:rStyle w:val="ui-provider"/>
+                <w:kern w:val="0"/>
+                <w:sz w:val="22"/>
+                <w14:ligatures w14:val="none"/>
+              </w:rPr>
+              <w:t>}}</w:t>
             </w:r>
             <w:bookmarkStart w:id="5" w:name="OLE_LINK16"/>
             <w:r>
@@ -568,9 +680,20 @@
                 <w:sz w:val="22"/>
                 <w14:ligatures w14:val="none"/>
               </w:rPr>
-              <w:t>{{/</w:t>
+              <w:t>{</w:t>
+            </w:r>
+            <w:proofErr w:type="gramEnd"/>
+            <w:r>
+              <w:rPr>
+                <w:rStyle w:val="ui-provider"/>
+                <w:kern w:val="0"/>
+                <w:sz w:val="22"/>
+                <w14:ligatures w14:val="none"/>
+              </w:rPr>
+              <w:t>{/</w:t>
             </w:r>
             <w:bookmarkStart w:id="6" w:name="OLE_LINK6"/>
+            <w:proofErr w:type="spellStart"/>
             <w:r>
               <w:rPr>
                 <w:rStyle w:val="ui-provider"/>
@@ -589,6 +712,7 @@
               <w:t>nvoiceItem</w:t>
             </w:r>
             <w:bookmarkEnd w:id="6"/>
+            <w:proofErr w:type="spellEnd"/>
             <w:r>
               <w:rPr>
                 <w:rStyle w:val="ui-provider"/>
@@ -911,7 +1035,8 @@
     <w:tbl>
       <w:tblPr>
         <w:tblStyle w:val="TableGrid"/>
-        <w:tblW w:w="14490" w:type="dxa"/>
+        <w:tblW w:w="10489" w:type="dxa"/>
+        <w:tblInd w:w="279" w:type="dxa"/>
         <w:tblBorders>
           <w:top w:val="none" w:sz="0" w:space="0" w:color="auto"/>
           <w:left w:val="none" w:sz="0" w:space="0" w:color="auto"/>
@@ -920,29 +1045,30 @@
           <w:insideH w:val="none" w:sz="0" w:space="0" w:color="auto"/>
           <w:insideV w:val="none" w:sz="0" w:space="0" w:color="auto"/>
         </w:tblBorders>
+        <w:tblLayout w:type="fixed"/>
         <w:tblLook w:val="04A0" w:firstRow="1" w:lastRow="0" w:firstColumn="1" w:lastColumn="0" w:noHBand="0" w:noVBand="1"/>
       </w:tblPr>
       <w:tblGrid>
-        <w:gridCol w:w="5125"/>
-        <w:gridCol w:w="4140"/>
-        <w:gridCol w:w="5225"/>
+        <w:gridCol w:w="3685"/>
+        <w:gridCol w:w="3119"/>
+        <w:gridCol w:w="3685"/>
       </w:tblGrid>
       <w:tr>
-        <w:trPr>
-          <w:trHeight w:val="182"/>
-        </w:trPr>
         <w:tc>
           <w:tcPr>
-            <w:tcW w:w="5125" w:type="dxa"/>
-            <w:hideMark/>
+            <w:tcW w:w="3685" w:type="dxa"/>
           </w:tcPr>
           <w:p>
             <w:pPr>
+              <w:tabs>
+                <w:tab w:val="left" w:pos="1250"/>
+              </w:tabs>
               <w:rPr>
                 <w:noProof/>
                 <w:sz w:val="22"/>
               </w:rPr>
             </w:pPr>
+            <w:proofErr w:type="gramStart"/>
             <w:r>
               <w:rPr>
                 <w:b/>
@@ -951,182 +1077,330 @@
                 <w:sz w:val="24"/>
                 <w:szCs w:val="24"/>
               </w:rPr>
-              <w:t xml:space="preserve">    </w:t>
-            </w:r>
-            <w:r>
-              <w:rPr>
-                <w:b/>
-                <w:bCs/>
+              <w:t>Registration:</w:t>
+            </w:r>
+            <w:r>
+              <w:rPr>
                 <w:color w:val="000000" w:themeColor="text1"/>
-                <w:sz w:val="24"/>
-                <w:szCs w:val="24"/>
-              </w:rPr>
-              <w:t xml:space="preserve"> </w:t>
-            </w:r>
-            <w:r>
-              <w:rPr>
-                <w:b/>
-                <w:bCs/>
+                <w:sz w:val="22"/>
+              </w:rPr>
+              <w:t>{</w:t>
+            </w:r>
+            <w:proofErr w:type="gramEnd"/>
+            <w:r>
+              <w:rPr>
                 <w:color w:val="000000" w:themeColor="text1"/>
-                <w:sz w:val="24"/>
-                <w:szCs w:val="24"/>
-              </w:rPr>
-              <w:t xml:space="preserve">Registration: </w:t>
-            </w:r>
+                <w:sz w:val="22"/>
+              </w:rPr>
+              <w:t>{</w:t>
+            </w:r>
+            <w:proofErr w:type="spellStart"/>
             <w:r>
               <w:rPr>
                 <w:color w:val="000000" w:themeColor="text1"/>
-                <w:szCs w:val="20"/>
-              </w:rPr>
-              <w:t>{{IF_isCertificateIdNotPresent}}</w:t>
+                <w:sz w:val="22"/>
+              </w:rPr>
+              <w:t>IF_isCertificateIdNotPresent</w:t>
+            </w:r>
+            <w:proofErr w:type="spellEnd"/>
+            <w:r>
+              <w:rPr>
+                <w:color w:val="000000" w:themeColor="text1"/>
+                <w:sz w:val="22"/>
+              </w:rPr>
+              <w:t>}}</w:t>
             </w:r>
           </w:p>
         </w:tc>
         <w:tc>
           <w:tcPr>
-            <w:tcW w:w="4140" w:type="dxa"/>
-            <w:hideMark/>
+            <w:tcW w:w="3119" w:type="dxa"/>
           </w:tcPr>
           <w:p>
             <w:pPr>
+              <w:tabs>
+                <w:tab w:val="left" w:pos="1250"/>
+              </w:tabs>
               <w:rPr>
                 <w:noProof/>
                 <w:sz w:val="22"/>
               </w:rPr>
             </w:pPr>
-            <w:r>
-              <w:rPr>
-                <w:b/>
-                <w:bCs/>
-                <w:color w:val="000000" w:themeColor="text1"/>
-                <w:sz w:val="24"/>
-                <w:szCs w:val="24"/>
-              </w:rPr>
-              <w:t xml:space="preserve">                                     Invoice total:</w:t>
-            </w:r>
           </w:p>
         </w:tc>
         <w:tc>
           <w:tcPr>
-            <w:tcW w:w="5225" w:type="dxa"/>
+            <w:tcW w:w="3685" w:type="dxa"/>
           </w:tcPr>
           <w:p>
             <w:pPr>
+              <w:tabs>
+                <w:tab w:val="left" w:pos="1250"/>
+              </w:tabs>
               <w:rPr>
                 <w:noProof/>
                 <w:sz w:val="22"/>
               </w:rPr>
             </w:pPr>
-            <w:bookmarkStart w:id="7" w:name="OLE_LINK1"/>
-            <w:r>
-              <w:rPr>
+            <w:r>
+              <w:rPr>
+                <w:b/>
+                <w:bCs/>
                 <w:color w:val="000000" w:themeColor="text1"/>
-                <w:kern w:val="0"/>
-                <w:sz w:val="24"/>
-                <w:szCs w:val="24"/>
-                <w14:ligatures w14:val="none"/>
-              </w:rPr>
-              <w:t>{{TotalFeeAmount}}</w:t>
-            </w:r>
-            <w:bookmarkEnd w:id="7"/>
+                <w:sz w:val="24"/>
+                <w:szCs w:val="24"/>
+              </w:rPr>
+              <w:t>Invoice total:</w:t>
+            </w:r>
+            <w:proofErr w:type="gramStart"/>
+            <w:r>
+              <w:rPr>
+                <w:color w:val="000000" w:themeColor="text1"/>
+                <w:kern w:val="0"/>
+                <w:sz w:val="24"/>
+                <w:szCs w:val="24"/>
+                <w14:ligatures w14:val="none"/>
+              </w:rPr>
+              <w:t xml:space="preserve">   {</w:t>
+            </w:r>
+            <w:proofErr w:type="gramEnd"/>
+            <w:r>
+              <w:rPr>
+                <w:color w:val="000000" w:themeColor="text1"/>
+                <w:kern w:val="0"/>
+                <w:sz w:val="24"/>
+                <w:szCs w:val="24"/>
+                <w14:ligatures w14:val="none"/>
+              </w:rPr>
+              <w:t>{</w:t>
+            </w:r>
+            <w:proofErr w:type="spellStart"/>
+            <w:r>
+              <w:rPr>
+                <w:color w:val="000000" w:themeColor="text1"/>
+                <w:kern w:val="0"/>
+                <w:sz w:val="24"/>
+                <w:szCs w:val="24"/>
+                <w14:ligatures w14:val="none"/>
+              </w:rPr>
+              <w:t>TotalFeeAmount</w:t>
+            </w:r>
+            <w:proofErr w:type="spellEnd"/>
+            <w:r>
+              <w:rPr>
+                <w:color w:val="000000" w:themeColor="text1"/>
+                <w:kern w:val="0"/>
+                <w:sz w:val="24"/>
+                <w:szCs w:val="24"/>
+                <w14:ligatures w14:val="none"/>
+              </w:rPr>
+              <w:t>}}</w:t>
+            </w:r>
           </w:p>
         </w:tc>
       </w:tr>
       <w:tr>
-        <w:trPr>
-          <w:trHeight w:val="182"/>
-        </w:trPr>
         <w:tc>
           <w:tcPr>
-            <w:tcW w:w="5125" w:type="dxa"/>
-            <w:hideMark/>
+            <w:tcW w:w="3685" w:type="dxa"/>
           </w:tcPr>
           <w:p>
             <w:pPr>
-              <w:rPr>
-                <w:b/>
-                <w:bCs/>
-                <w:color w:val="000000" w:themeColor="text1"/>
-                <w:sz w:val="24"/>
-                <w:szCs w:val="24"/>
+              <w:tabs>
+                <w:tab w:val="left" w:pos="1250"/>
+              </w:tabs>
+              <w:rPr>
+                <w:noProof/>
+                <w:sz w:val="22"/>
               </w:rPr>
             </w:pPr>
-            <w:bookmarkStart w:id="8" w:name="OLE_LINK4"/>
-            <w:r>
-              <w:rPr>
-                <w:b/>
-                <w:bCs/>
-                <w:kern w:val="0"/>
-                <w:sz w:val="24"/>
-                <w:szCs w:val="24"/>
-                <w14:ligatures w14:val="none"/>
-              </w:rPr>
-              <w:t xml:space="preserve">     </w:t>
-            </w:r>
-            <w:bookmarkEnd w:id="8"/>
           </w:p>
         </w:tc>
         <w:tc>
           <w:tcPr>
-            <w:tcW w:w="4140" w:type="dxa"/>
-            <w:hideMark/>
+            <w:tcW w:w="3119" w:type="dxa"/>
           </w:tcPr>
           <w:p>
             <w:pPr>
-              <w:rPr>
-                <w:b/>
-                <w:bCs/>
-                <w:color w:val="000000" w:themeColor="text1"/>
-                <w:sz w:val="24"/>
-                <w:szCs w:val="24"/>
+              <w:tabs>
+                <w:tab w:val="left" w:pos="1250"/>
+              </w:tabs>
+              <w:rPr>
+                <w:noProof/>
+                <w:sz w:val="22"/>
               </w:rPr>
             </w:pPr>
-            <w:r>
-              <w:rPr>
-                <w:b/>
-                <w:bCs/>
-                <w:kern w:val="0"/>
-                <w:sz w:val="24"/>
-                <w:szCs w:val="24"/>
-                <w14:ligatures w14:val="none"/>
-              </w:rPr>
-              <w:t xml:space="preserve">                                     Balance due:</w:t>
-            </w:r>
           </w:p>
         </w:tc>
         <w:tc>
           <w:tcPr>
-            <w:tcW w:w="5225" w:type="dxa"/>
+            <w:tcW w:w="3685" w:type="dxa"/>
           </w:tcPr>
           <w:p>
             <w:pPr>
+              <w:tabs>
+                <w:tab w:val="left" w:pos="1250"/>
+              </w:tabs>
+              <w:rPr>
+                <w:noProof/>
+                <w:sz w:val="22"/>
+              </w:rPr>
+            </w:pPr>
+            <w:r>
               <w:rPr>
                 <w:b/>
                 <w:bCs/>
+                <w:kern w:val="0"/>
+                <w:sz w:val="24"/>
+                <w:szCs w:val="24"/>
+                <w14:ligatures w14:val="none"/>
+              </w:rPr>
+              <w:t>Balance due:</w:t>
+            </w:r>
+            <w:proofErr w:type="gramStart"/>
+            <w:r>
+              <w:rPr>
                 <w:color w:val="000000" w:themeColor="text1"/>
-                <w:sz w:val="24"/>
-                <w:szCs w:val="24"/>
+                <w:kern w:val="0"/>
+                <w:sz w:val="24"/>
+                <w:szCs w:val="24"/>
+                <w14:ligatures w14:val="none"/>
+              </w:rPr>
+              <w:t xml:space="preserve">   {</w:t>
+            </w:r>
+            <w:proofErr w:type="gramEnd"/>
+            <w:r>
+              <w:rPr>
+                <w:color w:val="000000" w:themeColor="text1"/>
+                <w:kern w:val="0"/>
+                <w:sz w:val="24"/>
+                <w:szCs w:val="24"/>
+                <w14:ligatures w14:val="none"/>
+              </w:rPr>
+              <w:t>{</w:t>
+            </w:r>
+            <w:proofErr w:type="spellStart"/>
+            <w:r>
+              <w:rPr>
+                <w:color w:val="000000" w:themeColor="text1"/>
+                <w:kern w:val="0"/>
+                <w:sz w:val="24"/>
+                <w:szCs w:val="24"/>
+                <w14:ligatures w14:val="none"/>
+              </w:rPr>
+              <w:t>TotalFeeAmount</w:t>
+            </w:r>
+            <w:proofErr w:type="spellEnd"/>
+            <w:r>
+              <w:rPr>
+                <w:color w:val="000000" w:themeColor="text1"/>
+                <w:kern w:val="0"/>
+                <w:sz w:val="24"/>
+                <w:szCs w:val="24"/>
+                <w14:ligatures w14:val="none"/>
+              </w:rPr>
+              <w:t>}}</w:t>
+            </w:r>
+          </w:p>
+        </w:tc>
+      </w:tr>
+      <w:tr>
+        <w:tc>
+          <w:tcPr>
+            <w:tcW w:w="3685" w:type="dxa"/>
+          </w:tcPr>
+          <w:p>
+            <w:pPr>
+              <w:tabs>
+                <w:tab w:val="left" w:pos="1250"/>
+              </w:tabs>
+              <w:rPr>
+                <w:noProof/>
+                <w:sz w:val="22"/>
               </w:rPr>
             </w:pPr>
-            <w:r>
-              <w:rPr>
-                <w:kern w:val="0"/>
-                <w:sz w:val="24"/>
-                <w:szCs w:val="24"/>
-                <w14:ligatures w14:val="none"/>
-              </w:rPr>
-              <w:t>{{#InvoiceItem}}</w:t>
-            </w:r>
-            <w:r>
-              <w:rPr>
-                <w:rStyle w:val="ui-provider"/>
-                <w:kern w:val="0"/>
-                <w:sz w:val="24"/>
-                <w:szCs w:val="24"/>
-                <w14:ligatures w14:val="none"/>
-              </w:rPr>
-              <w:t>{{Amount}}{{/InvoiceItem}}</w:t>
-            </w:r>
+          </w:p>
+        </w:tc>
+        <w:tc>
+          <w:tcPr>
+            <w:tcW w:w="3119" w:type="dxa"/>
+          </w:tcPr>
+          <w:p>
+            <w:pPr>
+              <w:tabs>
+                <w:tab w:val="left" w:pos="1250"/>
+              </w:tabs>
+              <w:rPr>
+                <w:noProof/>
+                <w:sz w:val="22"/>
+              </w:rPr>
+            </w:pPr>
+          </w:p>
+        </w:tc>
+        <w:tc>
+          <w:tcPr>
+            <w:tcW w:w="3685" w:type="dxa"/>
+          </w:tcPr>
+          <w:p>
+            <w:pPr>
+              <w:tabs>
+                <w:tab w:val="left" w:pos="1250"/>
+              </w:tabs>
+              <w:rPr>
+                <w:noProof/>
+                <w:sz w:val="22"/>
+              </w:rPr>
+            </w:pPr>
+          </w:p>
+        </w:tc>
+      </w:tr>
+      <w:tr>
+        <w:tc>
+          <w:tcPr>
+            <w:tcW w:w="3685" w:type="dxa"/>
+          </w:tcPr>
+          <w:p>
+            <w:pPr>
+              <w:tabs>
+                <w:tab w:val="left" w:pos="1250"/>
+              </w:tabs>
+              <w:rPr>
+                <w:noProof/>
+                <w:sz w:val="22"/>
+              </w:rPr>
+            </w:pPr>
+          </w:p>
+        </w:tc>
+        <w:tc>
+          <w:tcPr>
+            <w:tcW w:w="3119" w:type="dxa"/>
+          </w:tcPr>
+          <w:p>
+            <w:pPr>
+              <w:tabs>
+                <w:tab w:val="left" w:pos="1250"/>
+              </w:tabs>
+              <w:rPr>
+                <w:noProof/>
+                <w:sz w:val="22"/>
+              </w:rPr>
+            </w:pPr>
+          </w:p>
+        </w:tc>
+        <w:tc>
+          <w:tcPr>
+            <w:tcW w:w="3685" w:type="dxa"/>
+          </w:tcPr>
+          <w:p>
+            <w:pPr>
+              <w:tabs>
+                <w:tab w:val="left" w:pos="1250"/>
+              </w:tabs>
+              <w:rPr>
+                <w:noProof/>
+                <w:sz w:val="22"/>
+              </w:rPr>
+            </w:pPr>
           </w:p>
         </w:tc>
       </w:tr>
@@ -1198,133 +1472,6 @@
     <w:pPr>
       <w:pStyle w:val="Footer"/>
     </w:pPr>
-    <w:r>
-      <w:rPr>
-        <w:noProof/>
-      </w:rPr>
-      <mc:AlternateContent>
-        <mc:Choice Requires="wps">
-          <w:drawing>
-            <wp:anchor distT="0" distB="0" distL="0" distR="0" simplePos="0" relativeHeight="251661312" behindDoc="0" locked="0" layoutInCell="1" allowOverlap="1" wp14:anchorId="51AF114B" wp14:editId="75535BB6">
-              <wp:simplePos x="635" y="635"/>
-              <wp:positionH relativeFrom="page">
-                <wp:align>center</wp:align>
-              </wp:positionH>
-              <wp:positionV relativeFrom="page">
-                <wp:align>bottom</wp:align>
-              </wp:positionV>
-              <wp:extent cx="381635" cy="664845"/>
-              <wp:effectExtent l="0" t="0" r="18415" b="0"/>
-              <wp:wrapNone/>
-              <wp:docPr id="1119534063" name="Text Box 2" descr="Internal">
-                <a:extLst xmlns:a="http://schemas.openxmlformats.org/drawingml/2006/main">
-                  <a:ext uri="{5AE41FA2-C0FF-4470-9BD4-5FADCA87CBE2}">
-                    <aclsh:classification xmlns:aclsh="http://schemas.microsoft.com/office/drawing/2020/classificationShape" classificationOutcomeType="ftr"/>
-                  </a:ext>
-                </a:extLst>
-              </wp:docPr>
-              <wp:cNvGraphicFramePr/>
-              <a:graphic xmlns:a="http://schemas.openxmlformats.org/drawingml/2006/main">
-                <a:graphicData uri="http://schemas.microsoft.com/office/word/2010/wordprocessingShape">
-                  <wps:wsp>
-                    <wps:cNvSpPr txBox="1"/>
-                    <wps:spPr>
-                      <a:xfrm>
-                        <a:off x="0" y="0"/>
-                        <a:ext cx="381635" cy="664845"/>
-                      </a:xfrm>
-                      <a:prstGeom prst="rect">
-                        <a:avLst/>
-                      </a:prstGeom>
-                      <a:noFill/>
-                      <a:ln>
-                        <a:noFill/>
-                      </a:ln>
-                    </wps:spPr>
-                    <wps:txbx>
-                      <w:txbxContent>
-                        <w:p>
-                          <w:pPr>
-                            <w:spacing w:after="0"/>
-                            <w:rPr>
-                              <w:rFonts w:ascii="Arial" w:eastAsia="Arial" w:hAnsi="Arial" w:cs="Arial"/>
-                              <w:noProof/>
-                              <w:color w:val="000000"/>
-                              <w:sz w:val="18"/>
-                              <w:szCs w:val="18"/>
-                            </w:rPr>
-                          </w:pPr>
-                          <w:r>
-                            <w:rPr>
-                              <w:rFonts w:ascii="Arial" w:eastAsia="Arial" w:hAnsi="Arial" w:cs="Arial"/>
-                              <w:noProof/>
-                              <w:color w:val="000000"/>
-                              <w:sz w:val="18"/>
-                              <w:szCs w:val="18"/>
-                            </w:rPr>
-                            <w:t>Internal</w:t>
-                          </w:r>
-                        </w:p>
-                      </w:txbxContent>
-                    </wps:txbx>
-                    <wps:bodyPr rot="0" spcFirstLastPara="0" vertOverflow="overflow" horzOverflow="overflow" vert="horz" wrap="none" lIns="0" tIns="0" rIns="0" bIns="355600" numCol="1" spcCol="0" rtlCol="0" fromWordArt="0" anchor="b" anchorCtr="0" forceAA="0" compatLnSpc="1">
-                      <a:prstTxWarp prst="textNoShape">
-                        <a:avLst/>
-                      </a:prstTxWarp>
-                      <a:spAutoFit/>
-                    </wps:bodyPr>
-                  </wps:wsp>
-                </a:graphicData>
-              </a:graphic>
-              <wp14:sizeRelH relativeFrom="margin">
-                <wp14:pctWidth>0</wp14:pctWidth>
-              </wp14:sizeRelH>
-              <wp14:sizeRelV relativeFrom="margin">
-                <wp14:pctHeight>0</wp14:pctHeight>
-              </wp14:sizeRelV>
-            </wp:anchor>
-          </w:drawing>
-        </mc:Choice>
-        <mc:Fallback>
-          <w:pict>
-            <v:shapetype w14:anchorId="51AF114B" id="_x0000_t202" coordsize="21600,21600" o:spt="202" path="m,l,21600r21600,l21600,xe">
-              <v:stroke joinstyle="miter"/>
-              <v:path gradientshapeok="t" o:connecttype="rect"/>
-            </v:shapetype>
-            <v:shape id="Text Box 2" o:spid="_x0000_s1026" type="#_x0000_t202" alt="Internal" style="position:absolute;margin-left:0;margin-top:0;width:30.05pt;height:52.35pt;z-index:251661312;visibility:visible;mso-wrap-style:none;mso-width-percent:0;mso-height-percent:0;mso-wrap-distance-left:0;mso-wrap-distance-top:0;mso-wrap-distance-right:0;mso-wrap-distance-bottom:0;mso-position-horizontal:center;mso-position-horizontal-relative:page;mso-position-vertical:bottom;mso-position-vertical-relative:page;mso-width-percent:0;mso-height-percent:0;mso-width-relative:margin;mso-height-relative:margin;v-text-anchor:bottom" o:gfxdata="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" filled="f" stroked="f">
-              <v:fill o:detectmouseclick="t"/>
-              <v:textbox style="mso-fit-shape-to-text:t" inset="0,0,0,28pt">
-                <w:txbxContent>
-                  <w:p>
-                    <w:pPr>
-                      <w:spacing w:after="0"/>
-                      <w:rPr>
-                        <w:rFonts w:ascii="Arial" w:eastAsia="Arial" w:hAnsi="Arial" w:cs="Arial"/>
-                        <w:noProof/>
-                        <w:color w:val="000000"/>
-                        <w:sz w:val="18"/>
-                        <w:szCs w:val="18"/>
-                      </w:rPr>
-                    </w:pPr>
-                    <w:r>
-                      <w:rPr>
-                        <w:rFonts w:ascii="Arial" w:eastAsia="Arial" w:hAnsi="Arial" w:cs="Arial"/>
-                        <w:noProof/>
-                        <w:color w:val="000000"/>
-                        <w:sz w:val="18"/>
-                        <w:szCs w:val="18"/>
-                      </w:rPr>
-                      <w:t>Internal</w:t>
-                    </w:r>
-                  </w:p>
-                </w:txbxContent>
-              </v:textbox>
-              <w10:wrap anchorx="page" anchory="page"/>
-            </v:shape>
-          </w:pict>
-        </mc:Fallback>
-      </mc:AlternateContent>
-    </w:r>
   </w:p>
 </w:ftr>
 </file>
@@ -1340,138 +1487,6 @@
         <w:szCs w:val="18"/>
       </w:rPr>
     </w:pPr>
-    <w:r>
-      <w:rPr>
-        <w:b/>
-        <w:bCs/>
-        <w:i/>
-        <w:iCs/>
-        <w:noProof/>
-        <w:sz w:val="22"/>
-      </w:rPr>
-      <mc:AlternateContent>
-        <mc:Choice Requires="wps">
-          <w:drawing>
-            <wp:anchor distT="0" distB="0" distL="0" distR="0" simplePos="0" relativeHeight="251662336" behindDoc="0" locked="0" layoutInCell="1" allowOverlap="1" wp14:anchorId="039EE31D" wp14:editId="1908C0B7">
-              <wp:simplePos x="457200" y="8572500"/>
-              <wp:positionH relativeFrom="page">
-                <wp:align>center</wp:align>
-              </wp:positionH>
-              <wp:positionV relativeFrom="page">
-                <wp:align>bottom</wp:align>
-              </wp:positionV>
-              <wp:extent cx="381635" cy="664845"/>
-              <wp:effectExtent l="0" t="0" r="18415" b="0"/>
-              <wp:wrapNone/>
-              <wp:docPr id="1104831739" name="Text Box 3" descr="Internal">
-                <a:extLst xmlns:a="http://schemas.openxmlformats.org/drawingml/2006/main">
-                  <a:ext uri="{5AE41FA2-C0FF-4470-9BD4-5FADCA87CBE2}">
-                    <aclsh:classification xmlns:aclsh="http://schemas.microsoft.com/office/drawing/2020/classificationShape" classificationOutcomeType="ftr"/>
-                  </a:ext>
-                </a:extLst>
-              </wp:docPr>
-              <wp:cNvGraphicFramePr/>
-              <a:graphic xmlns:a="http://schemas.openxmlformats.org/drawingml/2006/main">
-                <a:graphicData uri="http://schemas.microsoft.com/office/word/2010/wordprocessingShape">
-                  <wps:wsp>
-                    <wps:cNvSpPr txBox="1"/>
-                    <wps:spPr>
-                      <a:xfrm>
-                        <a:off x="0" y="0"/>
-                        <a:ext cx="381635" cy="664845"/>
-                      </a:xfrm>
-                      <a:prstGeom prst="rect">
-                        <a:avLst/>
-                      </a:prstGeom>
-                      <a:noFill/>
-                      <a:ln>
-                        <a:noFill/>
-                      </a:ln>
-                    </wps:spPr>
-                    <wps:txbx>
-                      <w:txbxContent>
-                        <w:p>
-                          <w:pPr>
-                            <w:spacing w:after="0"/>
-                            <w:rPr>
-                              <w:rFonts w:ascii="Arial" w:eastAsia="Arial" w:hAnsi="Arial" w:cs="Arial"/>
-                              <w:noProof/>
-                              <w:color w:val="000000"/>
-                              <w:sz w:val="18"/>
-                              <w:szCs w:val="18"/>
-                            </w:rPr>
-                          </w:pPr>
-                          <w:r>
-                            <w:rPr>
-                              <w:rFonts w:ascii="Arial" w:eastAsia="Arial" w:hAnsi="Arial" w:cs="Arial"/>
-                              <w:noProof/>
-                              <w:color w:val="000000"/>
-                              <w:sz w:val="18"/>
-                              <w:szCs w:val="18"/>
-                            </w:rPr>
-                            <w:t>Internal</w:t>
-                          </w:r>
-                        </w:p>
-                      </w:txbxContent>
-                    </wps:txbx>
-                    <wps:bodyPr rot="0" spcFirstLastPara="0" vertOverflow="overflow" horzOverflow="overflow" vert="horz" wrap="none" lIns="0" tIns="0" rIns="0" bIns="355600" numCol="1" spcCol="0" rtlCol="0" fromWordArt="0" anchor="b" anchorCtr="0" forceAA="0" compatLnSpc="1">
-                      <a:prstTxWarp prst="textNoShape">
-                        <a:avLst/>
-                      </a:prstTxWarp>
-                      <a:spAutoFit/>
-                    </wps:bodyPr>
-                  </wps:wsp>
-                </a:graphicData>
-              </a:graphic>
-              <wp14:sizeRelH relativeFrom="margin">
-                <wp14:pctWidth>0</wp14:pctWidth>
-              </wp14:sizeRelH>
-              <wp14:sizeRelV relativeFrom="margin">
-                <wp14:pctHeight>0</wp14:pctHeight>
-              </wp14:sizeRelV>
-            </wp:anchor>
-          </w:drawing>
-        </mc:Choice>
-        <mc:Fallback>
-          <w:pict>
-            <v:shapetype w14:anchorId="039EE31D" id="_x0000_t202" coordsize="21600,21600" o:spt="202" path="m,l,21600r21600,l21600,xe">
-              <v:stroke joinstyle="miter"/>
-              <v:path gradientshapeok="t" o:connecttype="rect"/>
-            </v:shapetype>
-            <v:shape id="Text Box 3" o:spid="_x0000_s1027" type="#_x0000_t202" alt="Internal" style="position:absolute;left:0;text-align:left;margin-left:0;margin-top:0;width:30.05pt;height:52.35pt;z-index:251662336;visibility:visible;mso-wrap-style:none;mso-width-percent:0;mso-height-percent:0;mso-wrap-distance-left:0;mso-wrap-distance-top:0;mso-wrap-distance-right:0;mso-wrap-distance-bottom:0;mso-position-horizontal:center;mso-position-horizontal-relative:page;mso-position-vertical:bottom;mso-position-vertical-relative:page;mso-width-percent:0;mso-height-percent:0;mso-width-relative:margin;mso-height-relative:margin;v-text-anchor:bottom" o:gfxdata="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" filled="f" stroked="f">
-              <v:fill o:detectmouseclick="t"/>
-              <v:textbox style="mso-fit-shape-to-text:t" inset="0,0,0,28pt">
-                <w:txbxContent>
-                  <w:p>
-                    <w:pPr>
-                      <w:spacing w:after="0"/>
-                      <w:rPr>
-                        <w:rFonts w:ascii="Arial" w:eastAsia="Arial" w:hAnsi="Arial" w:cs="Arial"/>
-                        <w:noProof/>
-                        <w:color w:val="000000"/>
-                        <w:sz w:val="18"/>
-                        <w:szCs w:val="18"/>
-                      </w:rPr>
-                    </w:pPr>
-                    <w:r>
-                      <w:rPr>
-                        <w:rFonts w:ascii="Arial" w:eastAsia="Arial" w:hAnsi="Arial" w:cs="Arial"/>
-                        <w:noProof/>
-                        <w:color w:val="000000"/>
-                        <w:sz w:val="18"/>
-                        <w:szCs w:val="18"/>
-                      </w:rPr>
-                      <w:t>Internal</w:t>
-                    </w:r>
-                  </w:p>
-                </w:txbxContent>
-              </v:textbox>
-              <w10:wrap anchorx="page" anchory="page"/>
-            </v:shape>
-          </w:pict>
-        </mc:Fallback>
-      </mc:AlternateContent>
-    </w:r>
     <w:r>
       <w:rPr>
         <w:b/>
@@ -1579,133 +1594,6 @@
     <w:pPr>
       <w:pStyle w:val="Footer"/>
     </w:pPr>
-    <w:r>
-      <w:rPr>
-        <w:noProof/>
-      </w:rPr>
-      <mc:AlternateContent>
-        <mc:Choice Requires="wps">
-          <w:drawing>
-            <wp:anchor distT="0" distB="0" distL="0" distR="0" simplePos="0" relativeHeight="251660288" behindDoc="0" locked="0" layoutInCell="1" allowOverlap="1" wp14:anchorId="238F0B4C" wp14:editId="5B3D3AFE">
-              <wp:simplePos x="635" y="635"/>
-              <wp:positionH relativeFrom="page">
-                <wp:align>center</wp:align>
-              </wp:positionH>
-              <wp:positionV relativeFrom="page">
-                <wp:align>bottom</wp:align>
-              </wp:positionV>
-              <wp:extent cx="381635" cy="664845"/>
-              <wp:effectExtent l="0" t="0" r="18415" b="0"/>
-              <wp:wrapNone/>
-              <wp:docPr id="330896307" name="Text Box 1" descr="Internal">
-                <a:extLst xmlns:a="http://schemas.openxmlformats.org/drawingml/2006/main">
-                  <a:ext uri="{5AE41FA2-C0FF-4470-9BD4-5FADCA87CBE2}">
-                    <aclsh:classification xmlns:aclsh="http://schemas.microsoft.com/office/drawing/2020/classificationShape" classificationOutcomeType="ftr"/>
-                  </a:ext>
-                </a:extLst>
-              </wp:docPr>
-              <wp:cNvGraphicFramePr/>
-              <a:graphic xmlns:a="http://schemas.openxmlformats.org/drawingml/2006/main">
-                <a:graphicData uri="http://schemas.microsoft.com/office/word/2010/wordprocessingShape">
-                  <wps:wsp>
-                    <wps:cNvSpPr txBox="1"/>
-                    <wps:spPr>
-                      <a:xfrm>
-                        <a:off x="0" y="0"/>
-                        <a:ext cx="381635" cy="664845"/>
-                      </a:xfrm>
-                      <a:prstGeom prst="rect">
-                        <a:avLst/>
-                      </a:prstGeom>
-                      <a:noFill/>
-                      <a:ln>
-                        <a:noFill/>
-                      </a:ln>
-                    </wps:spPr>
-                    <wps:txbx>
-                      <w:txbxContent>
-                        <w:p>
-                          <w:pPr>
-                            <w:spacing w:after="0"/>
-                            <w:rPr>
-                              <w:rFonts w:ascii="Arial" w:eastAsia="Arial" w:hAnsi="Arial" w:cs="Arial"/>
-                              <w:noProof/>
-                              <w:color w:val="000000"/>
-                              <w:sz w:val="18"/>
-                              <w:szCs w:val="18"/>
-                            </w:rPr>
-                          </w:pPr>
-                          <w:r>
-                            <w:rPr>
-                              <w:rFonts w:ascii="Arial" w:eastAsia="Arial" w:hAnsi="Arial" w:cs="Arial"/>
-                              <w:noProof/>
-                              <w:color w:val="000000"/>
-                              <w:sz w:val="18"/>
-                              <w:szCs w:val="18"/>
-                            </w:rPr>
-                            <w:t>Internal</w:t>
-                          </w:r>
-                        </w:p>
-                      </w:txbxContent>
-                    </wps:txbx>
-                    <wps:bodyPr rot="0" spcFirstLastPara="0" vertOverflow="overflow" horzOverflow="overflow" vert="horz" wrap="none" lIns="0" tIns="0" rIns="0" bIns="355600" numCol="1" spcCol="0" rtlCol="0" fromWordArt="0" anchor="b" anchorCtr="0" forceAA="0" compatLnSpc="1">
-                      <a:prstTxWarp prst="textNoShape">
-                        <a:avLst/>
-                      </a:prstTxWarp>
-                      <a:spAutoFit/>
-                    </wps:bodyPr>
-                  </wps:wsp>
-                </a:graphicData>
-              </a:graphic>
-              <wp14:sizeRelH relativeFrom="margin">
-                <wp14:pctWidth>0</wp14:pctWidth>
-              </wp14:sizeRelH>
-              <wp14:sizeRelV relativeFrom="margin">
-                <wp14:pctHeight>0</wp14:pctHeight>
-              </wp14:sizeRelV>
-            </wp:anchor>
-          </w:drawing>
-        </mc:Choice>
-        <mc:Fallback>
-          <w:pict>
-            <v:shapetype w14:anchorId="238F0B4C" id="_x0000_t202" coordsize="21600,21600" o:spt="202" path="m,l,21600r21600,l21600,xe">
-              <v:stroke joinstyle="miter"/>
-              <v:path gradientshapeok="t" o:connecttype="rect"/>
-            </v:shapetype>
-            <v:shape id="Text Box 1" o:spid="_x0000_s1028" type="#_x0000_t202" alt="Internal" style="position:absolute;margin-left:0;margin-top:0;width:30.05pt;height:52.35pt;z-index:251660288;visibility:visible;mso-wrap-style:none;mso-width-percent:0;mso-height-percent:0;mso-wrap-distance-left:0;mso-wrap-distance-top:0;mso-wrap-distance-right:0;mso-wrap-distance-bottom:0;mso-position-horizontal:center;mso-position-horizontal-relative:page;mso-position-vertical:bottom;mso-position-vertical-relative:page;mso-width-percent:0;mso-height-percent:0;mso-width-relative:margin;mso-height-relative:margin;v-text-anchor:bottom" o:gfxdata="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" filled="f" stroked="f">
-              <v:fill o:detectmouseclick="t"/>
-              <v:textbox style="mso-fit-shape-to-text:t" inset="0,0,0,28pt">
-                <w:txbxContent>
-                  <w:p>
-                    <w:pPr>
-                      <w:spacing w:after="0"/>
-                      <w:rPr>
-                        <w:rFonts w:ascii="Arial" w:eastAsia="Arial" w:hAnsi="Arial" w:cs="Arial"/>
-                        <w:noProof/>
-                        <w:color w:val="000000"/>
-                        <w:sz w:val="18"/>
-                        <w:szCs w:val="18"/>
-                      </w:rPr>
-                    </w:pPr>
-                    <w:r>
-                      <w:rPr>
-                        <w:rFonts w:ascii="Arial" w:eastAsia="Arial" w:hAnsi="Arial" w:cs="Arial"/>
-                        <w:noProof/>
-                        <w:color w:val="000000"/>
-                        <w:sz w:val="18"/>
-                        <w:szCs w:val="18"/>
-                      </w:rPr>
-                      <w:t>Internal</w:t>
-                    </w:r>
-                  </w:p>
-                </w:txbxContent>
-              </v:textbox>
-              <w10:wrap anchorx="page" anchory="page"/>
-            </v:shape>
-          </w:pict>
-        </mc:Fallback>
-      </mc:AlternateContent>
-    </w:r>
   </w:p>
 </w:ftr>
 </file>
@@ -1870,6 +1758,7 @@
       </w:rPr>
       <w:tab/>
     </w:r>
+    <w:bookmarkStart w:id="0" w:name="OLE_LINK2"/>
     <w:r>
       <w:rPr>
         <w:b/>
@@ -1877,18 +1766,8 @@
         <w:noProof/>
         <w:sz w:val="22"/>
       </w:rPr>
-      <w:tab/>
-    </w:r>
-    <w:r>
-      <w:rPr>
-        <w:b/>
-        <w:bCs/>
-        <w:noProof/>
-        <w:sz w:val="22"/>
-      </w:rPr>
-      <w:t xml:space="preserve">        </w:t>
-    </w:r>
-    <w:bookmarkStart w:id="0" w:name="OLE_LINK2"/>
+      <w:t xml:space="preserve">     </w:t>
+    </w:r>
     <w:r>
       <w:rPr>
         <w:b/>
@@ -1905,16 +1784,7 @@
         <w:sz w:val="30"/>
         <w:szCs w:val="32"/>
       </w:rPr>
-      <w:t>#:</w:t>
-    </w:r>
-    <w:r>
-      <w:rPr>
-        <w:b/>
-        <w:bCs/>
-        <w:sz w:val="30"/>
-        <w:szCs w:val="32"/>
-      </w:rPr>
-      <w:t xml:space="preserve"> </w:t>
+      <w:t xml:space="preserve">#: </w:t>
     </w:r>
     <w:bookmarkEnd w:id="0"/>
     <w:r>
@@ -1924,7 +1794,27 @@
         <w:sz w:val="30"/>
         <w:szCs w:val="30"/>
       </w:rPr>
-      <w:t>{{InvoiceId}}</w:t>
+      <w:t>{{</w:t>
+    </w:r>
+    <w:proofErr w:type="spellStart"/>
+    <w:r>
+      <w:rPr>
+        <w:b/>
+        <w:bCs/>
+        <w:sz w:val="30"/>
+        <w:szCs w:val="30"/>
+      </w:rPr>
+      <w:t>InvoiceId</w:t>
+    </w:r>
+    <w:proofErr w:type="spellEnd"/>
+    <w:r>
+      <w:rPr>
+        <w:b/>
+        <w:bCs/>
+        <w:sz w:val="30"/>
+        <w:szCs w:val="30"/>
+      </w:rPr>
+      <w:t>}}</w:t>
     </w:r>
     <w:r>
       <w:rPr>
@@ -1952,52 +1842,7 @@
         <w:noProof/>
         <w:sz w:val="22"/>
       </w:rPr>
-      <w:t xml:space="preserve"> </w:t>
-    </w:r>
-    <w:r>
-      <w:rPr>
-        <w:i/>
-        <w:iCs/>
-        <w:noProof/>
-        <w:sz w:val="22"/>
-      </w:rPr>
-      <w:t xml:space="preserve">                                             </w:t>
-    </w:r>
-    <w:r>
-      <w:rPr>
-        <w:i/>
-        <w:iCs/>
-        <w:noProof/>
-        <w:sz w:val="22"/>
-      </w:rPr>
-      <w:t xml:space="preserve"> </w:t>
-    </w:r>
-    <w:r>
-      <w:rPr>
-        <w:i/>
-        <w:iCs/>
-        <w:noProof/>
-        <w:sz w:val="22"/>
-      </w:rPr>
-      <w:t xml:space="preserve">   </w:t>
-    </w:r>
-    <w:r>
-      <w:rPr>
-        <w:i/>
-        <w:iCs/>
-        <w:noProof/>
-        <w:sz w:val="22"/>
-      </w:rPr>
-      <w:t xml:space="preserve"> </w:t>
-    </w:r>
-    <w:r>
-      <w:rPr>
-        <w:i/>
-        <w:iCs/>
-        <w:noProof/>
-        <w:sz w:val="22"/>
-      </w:rPr>
-      <w:t xml:space="preserve">  </w:t>
+      <w:t xml:space="preserve">                          </w:t>
     </w:r>
     <w:r>
       <w:rPr>
@@ -2026,7 +1871,25 @@
         <w:szCs w:val="20"/>
         <w14:ligatures w14:val="none"/>
       </w:rPr>
-      <w:t>{{InvoiceCreatedDate}}</w:t>
+      <w:t>{{</w:t>
+    </w:r>
+    <w:proofErr w:type="spellStart"/>
+    <w:r>
+      <w:rPr>
+        <w:kern w:val="0"/>
+        <w:szCs w:val="20"/>
+        <w14:ligatures w14:val="none"/>
+      </w:rPr>
+      <w:t>InvoiceCreatedDate</w:t>
+    </w:r>
+    <w:proofErr w:type="spellEnd"/>
+    <w:r>
+      <w:rPr>
+        <w:kern w:val="0"/>
+        <w:szCs w:val="20"/>
+        <w14:ligatures w14:val="none"/>
+      </w:rPr>
+      <w:t>}}</w:t>
     </w:r>
     <w:r>
       <w:rPr>
@@ -2923,7 +2786,6 @@
 
 <file path=docMetadata/LabelInfo.xml><?xml version="1.0" encoding="utf-8"?>
 <clbl:labelList xmlns:clbl="http://schemas.microsoft.com/office/2020/mipLabelMetadata">
-  <clbl:label id="{4af293e6-3850-4258-b2c7-0aa0e3bfa7d9}" enabled="1" method="Privileged" siteId="{b9fec68c-c92d-461e-9a97-3d03a0f18b82}" contentBits="3" removed="0"/>
   <clbl:label id="{e0793d39-0939-496d-b129-198edd916feb}" enabled="0" method="" siteId="{e0793d39-0939-496d-b129-198edd916feb}" removed="1"/>
 </clbl:labelList>
 </file>
--- a/ALR-DocgenTemplates/Late Fee Invoice Template.docx
+++ b/ALR-DocgenTemplates/Late Fee Invoice Template.docx
@@ -136,29 +136,7 @@
                 <w:szCs w:val="24"/>
                 <w14:ligatures w14:val="none"/>
               </w:rPr>
-              <w:t>{{</w:t>
-            </w:r>
-            <w:proofErr w:type="spellStart"/>
-            <w:r>
-              <w:rPr>
-                <w:color w:val="000000" w:themeColor="text1"/>
-                <w:kern w:val="0"/>
-                <w:sz w:val="24"/>
-                <w:szCs w:val="24"/>
-                <w14:ligatures w14:val="none"/>
-              </w:rPr>
-              <w:t>RegistrantName</w:t>
-            </w:r>
-            <w:proofErr w:type="spellEnd"/>
-            <w:r>
-              <w:rPr>
-                <w:color w:val="000000" w:themeColor="text1"/>
-                <w:kern w:val="0"/>
-                <w:sz w:val="24"/>
-                <w:szCs w:val="24"/>
-                <w14:ligatures w14:val="none"/>
-              </w:rPr>
-              <w:t>}}</w:t>
+              <w:t>{{RegistrantName}}</w:t>
             </w:r>
           </w:p>
         </w:tc>
@@ -183,29 +161,7 @@
                 <w:szCs w:val="24"/>
                 <w14:ligatures w14:val="none"/>
               </w:rPr>
-              <w:t>{{</w:t>
-            </w:r>
-            <w:proofErr w:type="spellStart"/>
-            <w:r>
-              <w:rPr>
-                <w:color w:val="000000" w:themeColor="text1"/>
-                <w:kern w:val="0"/>
-                <w:sz w:val="24"/>
-                <w:szCs w:val="24"/>
-                <w14:ligatures w14:val="none"/>
-              </w:rPr>
-              <w:t>ResidenceName</w:t>
-            </w:r>
-            <w:proofErr w:type="spellEnd"/>
-            <w:r>
-              <w:rPr>
-                <w:color w:val="000000" w:themeColor="text1"/>
-                <w:kern w:val="0"/>
-                <w:sz w:val="24"/>
-                <w:szCs w:val="24"/>
-                <w14:ligatures w14:val="none"/>
-              </w:rPr>
-              <w:t>}}</w:t>
+              <w:t>{{ResidenceName}}</w:t>
             </w:r>
           </w:p>
         </w:tc>
@@ -235,29 +191,7 @@
                 <w:szCs w:val="24"/>
                 <w14:ligatures w14:val="none"/>
               </w:rPr>
-              <w:t>{{</w:t>
-            </w:r>
-            <w:proofErr w:type="spellStart"/>
-            <w:r>
-              <w:rPr>
-                <w:color w:val="000000" w:themeColor="text1"/>
-                <w:kern w:val="0"/>
-                <w:sz w:val="24"/>
-                <w:szCs w:val="24"/>
-                <w14:ligatures w14:val="none"/>
-              </w:rPr>
-              <w:t>RegistrantAddress</w:t>
-            </w:r>
-            <w:proofErr w:type="spellEnd"/>
-            <w:r>
-              <w:rPr>
-                <w:color w:val="000000" w:themeColor="text1"/>
-                <w:kern w:val="0"/>
-                <w:sz w:val="24"/>
-                <w:szCs w:val="24"/>
-                <w14:ligatures w14:val="none"/>
-              </w:rPr>
-              <w:t>}}</w:t>
+              <w:t>{{RegistrantAddress}}</w:t>
             </w:r>
           </w:p>
         </w:tc>
@@ -360,25 +294,7 @@
                 <w:sz w:val="24"/>
                 <w:szCs w:val="24"/>
               </w:rPr>
-              <w:t>{{</w:t>
-            </w:r>
-            <w:proofErr w:type="spellStart"/>
-            <w:r>
-              <w:rPr>
-                <w:color w:val="000000" w:themeColor="text1"/>
-                <w:sz w:val="24"/>
-                <w:szCs w:val="24"/>
-              </w:rPr>
-              <w:t>ResidenceAddress</w:t>
-            </w:r>
-            <w:proofErr w:type="spellEnd"/>
-            <w:r>
-              <w:rPr>
-                <w:color w:val="000000" w:themeColor="text1"/>
-                <w:sz w:val="24"/>
-                <w:szCs w:val="24"/>
-              </w:rPr>
-              <w:t>}}</w:t>
+              <w:t>{{ResidenceAddress}}</w:t>
             </w:r>
             <w:bookmarkEnd w:id="1"/>
           </w:p>
@@ -545,34 +461,16 @@
                 <w:sz w:val="22"/>
                 <w14:ligatures w14:val="none"/>
               </w:rPr>
-              <w:t xml:space="preserve"> {{#InvoiceItem</w:t>
-            </w:r>
-            <w:proofErr w:type="gramStart"/>
+              <w:t xml:space="preserve">   {{#InvoiceItem}}</w:t>
+            </w:r>
+            <w:bookmarkEnd w:id="3"/>
             <w:r>
               <w:rPr>
                 <w:kern w:val="0"/>
                 <w:sz w:val="22"/>
                 <w14:ligatures w14:val="none"/>
               </w:rPr>
-              <w:t>}}</w:t>
-            </w:r>
-            <w:bookmarkEnd w:id="3"/>
-            <w:r>
-              <w:rPr>
-                <w:kern w:val="0"/>
-                <w:sz w:val="22"/>
-                <w14:ligatures w14:val="none"/>
-              </w:rPr>
-              <w:t>{</w:t>
-            </w:r>
-            <w:proofErr w:type="gramEnd"/>
-            <w:r>
-              <w:rPr>
-                <w:kern w:val="0"/>
-                <w:sz w:val="22"/>
-                <w14:ligatures w14:val="none"/>
-              </w:rPr>
-              <w:t>{Name}}</w:t>
+              <w:t>{{Name}}</w:t>
             </w:r>
           </w:p>
         </w:tc>
@@ -660,9 +558,9 @@
                 <w:sz w:val="22"/>
                 <w14:ligatures w14:val="none"/>
               </w:rPr>
-              <w:t>{{Fees</w:t>
-            </w:r>
-            <w:proofErr w:type="gramStart"/>
+              <w:t>{{Fees}}</w:t>
+            </w:r>
+            <w:bookmarkStart w:id="5" w:name="OLE_LINK16"/>
             <w:r>
               <w:rPr>
                 <w:rStyle w:val="ui-provider"/>
@@ -670,9 +568,9 @@
                 <w:sz w:val="22"/>
                 <w14:ligatures w14:val="none"/>
               </w:rPr>
-              <w:t>}}</w:t>
-            </w:r>
-            <w:bookmarkStart w:id="5" w:name="OLE_LINK16"/>
+              <w:t>{{/</w:t>
+            </w:r>
+            <w:bookmarkStart w:id="6" w:name="OLE_LINK6"/>
             <w:r>
               <w:rPr>
                 <w:rStyle w:val="ui-provider"/>
@@ -680,27 +578,6 @@
                 <w:sz w:val="22"/>
                 <w14:ligatures w14:val="none"/>
               </w:rPr>
-              <w:t>{</w:t>
-            </w:r>
-            <w:proofErr w:type="gramEnd"/>
-            <w:r>
-              <w:rPr>
-                <w:rStyle w:val="ui-provider"/>
-                <w:kern w:val="0"/>
-                <w:sz w:val="22"/>
-                <w14:ligatures w14:val="none"/>
-              </w:rPr>
-              <w:t>{/</w:t>
-            </w:r>
-            <w:bookmarkStart w:id="6" w:name="OLE_LINK6"/>
-            <w:proofErr w:type="spellStart"/>
-            <w:r>
-              <w:rPr>
-                <w:rStyle w:val="ui-provider"/>
-                <w:kern w:val="0"/>
-                <w:sz w:val="22"/>
-                <w14:ligatures w14:val="none"/>
-              </w:rPr>
               <w:t>I</w:t>
             </w:r>
             <w:r>
@@ -712,7 +589,6 @@
               <w:t>nvoiceItem</w:t>
             </w:r>
             <w:bookmarkEnd w:id="6"/>
-            <w:proofErr w:type="spellEnd"/>
             <w:r>
               <w:rPr>
                 <w:rStyle w:val="ui-provider"/>
@@ -1035,8 +911,7 @@
     <w:tbl>
       <w:tblPr>
         <w:tblStyle w:val="TableGrid"/>
-        <w:tblW w:w="10489" w:type="dxa"/>
-        <w:tblInd w:w="279" w:type="dxa"/>
+        <w:tblW w:w="14490" w:type="dxa"/>
         <w:tblBorders>
           <w:top w:val="none" w:sz="0" w:space="0" w:color="auto"/>
           <w:left w:val="none" w:sz="0" w:space="0" w:color="auto"/>
@@ -1045,30 +920,29 @@
           <w:insideH w:val="none" w:sz="0" w:space="0" w:color="auto"/>
           <w:insideV w:val="none" w:sz="0" w:space="0" w:color="auto"/>
         </w:tblBorders>
-        <w:tblLayout w:type="fixed"/>
         <w:tblLook w:val="04A0" w:firstRow="1" w:lastRow="0" w:firstColumn="1" w:lastColumn="0" w:noHBand="0" w:noVBand="1"/>
       </w:tblPr>
       <w:tblGrid>
-        <w:gridCol w:w="3685"/>
-        <w:gridCol w:w="3119"/>
-        <w:gridCol w:w="3685"/>
+        <w:gridCol w:w="5125"/>
+        <w:gridCol w:w="4140"/>
+        <w:gridCol w:w="5225"/>
       </w:tblGrid>
       <w:tr>
+        <w:trPr>
+          <w:trHeight w:val="182"/>
+        </w:trPr>
         <w:tc>
           <w:tcPr>
-            <w:tcW w:w="3685" w:type="dxa"/>
+            <w:tcW w:w="5125" w:type="dxa"/>
+            <w:hideMark/>
           </w:tcPr>
           <w:p>
             <w:pPr>
-              <w:tabs>
-                <w:tab w:val="left" w:pos="1250"/>
-              </w:tabs>
               <w:rPr>
                 <w:noProof/>
                 <w:sz w:val="22"/>
               </w:rPr>
             </w:pPr>
-            <w:proofErr w:type="gramStart"/>
             <w:r>
               <w:rPr>
                 <w:b/>
@@ -1077,82 +951,73 @@
                 <w:sz w:val="24"/>
                 <w:szCs w:val="24"/>
               </w:rPr>
-              <w:t>Registration:</w:t>
-            </w:r>
-            <w:r>
-              <w:rPr>
+              <w:t xml:space="preserve">    </w:t>
+            </w:r>
+            <w:r>
+              <w:rPr>
+                <w:b/>
+                <w:bCs/>
                 <w:color w:val="000000" w:themeColor="text1"/>
-                <w:sz w:val="22"/>
-              </w:rPr>
-              <w:t>{</w:t>
-            </w:r>
-            <w:proofErr w:type="gramEnd"/>
-            <w:r>
-              <w:rPr>
+                <w:sz w:val="24"/>
+                <w:szCs w:val="24"/>
+              </w:rPr>
+              <w:t xml:space="preserve"> </w:t>
+            </w:r>
+            <w:r>
+              <w:rPr>
+                <w:b/>
+                <w:bCs/>
                 <w:color w:val="000000" w:themeColor="text1"/>
-                <w:sz w:val="22"/>
-              </w:rPr>
-              <w:t>{</w:t>
-            </w:r>
-            <w:proofErr w:type="spellStart"/>
+                <w:sz w:val="24"/>
+                <w:szCs w:val="24"/>
+              </w:rPr>
+              <w:t xml:space="preserve">Registration: </w:t>
+            </w:r>
             <w:r>
               <w:rPr>
                 <w:color w:val="000000" w:themeColor="text1"/>
-                <w:sz w:val="22"/>
-              </w:rPr>
-              <w:t>IF_isCertificateIdNotPresent</w:t>
-            </w:r>
-            <w:proofErr w:type="spellEnd"/>
-            <w:r>
-              <w:rPr>
-                <w:color w:val="000000" w:themeColor="text1"/>
-                <w:sz w:val="22"/>
-              </w:rPr>
-              <w:t>}}</w:t>
+                <w:szCs w:val="20"/>
+              </w:rPr>
+              <w:t>{{IF_isCertificateIdNotPresent}}</w:t>
             </w:r>
           </w:p>
         </w:tc>
         <w:tc>
           <w:tcPr>
-            <w:tcW w:w="3119" w:type="dxa"/>
+            <w:tcW w:w="4140" w:type="dxa"/>
+            <w:hideMark/>
           </w:tcPr>
           <w:p>
             <w:pPr>
-              <w:tabs>
-                <w:tab w:val="left" w:pos="1250"/>
-              </w:tabs>
               <w:rPr>
                 <w:noProof/>
                 <w:sz w:val="22"/>
               </w:rPr>
             </w:pPr>
+            <w:r>
+              <w:rPr>
+                <w:b/>
+                <w:bCs/>
+                <w:color w:val="000000" w:themeColor="text1"/>
+                <w:sz w:val="24"/>
+                <w:szCs w:val="24"/>
+              </w:rPr>
+              <w:t xml:space="preserve">                                     Invoice total:</w:t>
+            </w:r>
           </w:p>
         </w:tc>
         <w:tc>
           <w:tcPr>
-            <w:tcW w:w="3685" w:type="dxa"/>
+            <w:tcW w:w="5225" w:type="dxa"/>
           </w:tcPr>
           <w:p>
             <w:pPr>
-              <w:tabs>
-                <w:tab w:val="left" w:pos="1250"/>
-              </w:tabs>
               <w:rPr>
                 <w:noProof/>
                 <w:sz w:val="22"/>
               </w:rPr>
             </w:pPr>
-            <w:r>
-              <w:rPr>
-                <w:b/>
-                <w:bCs/>
-                <w:color w:val="000000" w:themeColor="text1"/>
-                <w:sz w:val="24"/>
-                <w:szCs w:val="24"/>
-              </w:rPr>
-              <w:t>Invoice total:</w:t>
-            </w:r>
-            <w:proofErr w:type="gramStart"/>
+            <w:bookmarkStart w:id="7" w:name="OLE_LINK1"/>
             <w:r>
               <w:rPr>
                 <w:color w:val="000000" w:themeColor="text1"/>
@@ -1161,246 +1026,107 @@
                 <w:szCs w:val="24"/>
                 <w14:ligatures w14:val="none"/>
               </w:rPr>
-              <w:t xml:space="preserve">   {</w:t>
-            </w:r>
-            <w:proofErr w:type="gramEnd"/>
-            <w:r>
-              <w:rPr>
-                <w:color w:val="000000" w:themeColor="text1"/>
-                <w:kern w:val="0"/>
-                <w:sz w:val="24"/>
-                <w:szCs w:val="24"/>
-                <w14:ligatures w14:val="none"/>
-              </w:rPr>
-              <w:t>{</w:t>
-            </w:r>
-            <w:proofErr w:type="spellStart"/>
-            <w:r>
-              <w:rPr>
-                <w:color w:val="000000" w:themeColor="text1"/>
-                <w:kern w:val="0"/>
-                <w:sz w:val="24"/>
-                <w:szCs w:val="24"/>
-                <w14:ligatures w14:val="none"/>
-              </w:rPr>
-              <w:t>TotalFeeAmount</w:t>
-            </w:r>
-            <w:proofErr w:type="spellEnd"/>
-            <w:r>
-              <w:rPr>
-                <w:color w:val="000000" w:themeColor="text1"/>
-                <w:kern w:val="0"/>
-                <w:sz w:val="24"/>
-                <w:szCs w:val="24"/>
-                <w14:ligatures w14:val="none"/>
-              </w:rPr>
-              <w:t>}}</w:t>
-            </w:r>
+              <w:t>{{TotalFeeAmount}}</w:t>
+            </w:r>
+            <w:bookmarkEnd w:id="7"/>
           </w:p>
         </w:tc>
       </w:tr>
       <w:tr>
+        <w:trPr>
+          <w:trHeight w:val="182"/>
+        </w:trPr>
         <w:tc>
           <w:tcPr>
-            <w:tcW w:w="3685" w:type="dxa"/>
+            <w:tcW w:w="5125" w:type="dxa"/>
+            <w:hideMark/>
           </w:tcPr>
           <w:p>
             <w:pPr>
-              <w:tabs>
-                <w:tab w:val="left" w:pos="1250"/>
-              </w:tabs>
-              <w:rPr>
-                <w:noProof/>
-                <w:sz w:val="22"/>
+              <w:rPr>
+                <w:b/>
+                <w:bCs/>
+                <w:color w:val="000000" w:themeColor="text1"/>
+                <w:sz w:val="24"/>
+                <w:szCs w:val="24"/>
               </w:rPr>
             </w:pPr>
+            <w:bookmarkStart w:id="8" w:name="OLE_LINK4"/>
+            <w:r>
+              <w:rPr>
+                <w:b/>
+                <w:bCs/>
+                <w:kern w:val="0"/>
+                <w:sz w:val="24"/>
+                <w:szCs w:val="24"/>
+                <w14:ligatures w14:val="none"/>
+              </w:rPr>
+              <w:t xml:space="preserve">     </w:t>
+            </w:r>
+            <w:bookmarkEnd w:id="8"/>
           </w:p>
         </w:tc>
         <w:tc>
           <w:tcPr>
-            <w:tcW w:w="3119" w:type="dxa"/>
+            <w:tcW w:w="4140" w:type="dxa"/>
+            <w:hideMark/>
           </w:tcPr>
           <w:p>
             <w:pPr>
-              <w:tabs>
-                <w:tab w:val="left" w:pos="1250"/>
-              </w:tabs>
-              <w:rPr>
-                <w:noProof/>
-                <w:sz w:val="22"/>
+              <w:rPr>
+                <w:b/>
+                <w:bCs/>
+                <w:color w:val="000000" w:themeColor="text1"/>
+                <w:sz w:val="24"/>
+                <w:szCs w:val="24"/>
               </w:rPr>
             </w:pPr>
+            <w:r>
+              <w:rPr>
+                <w:b/>
+                <w:bCs/>
+                <w:kern w:val="0"/>
+                <w:sz w:val="24"/>
+                <w:szCs w:val="24"/>
+                <w14:ligatures w14:val="none"/>
+              </w:rPr>
+              <w:t xml:space="preserve">                                     Balance due:</w:t>
+            </w:r>
           </w:p>
         </w:tc>
         <w:tc>
           <w:tcPr>
-            <w:tcW w:w="3685" w:type="dxa"/>
+            <w:tcW w:w="5225" w:type="dxa"/>
           </w:tcPr>
           <w:p>
             <w:pPr>
-              <w:tabs>
-                <w:tab w:val="left" w:pos="1250"/>
-              </w:tabs>
-              <w:rPr>
-                <w:noProof/>
-                <w:sz w:val="22"/>
-              </w:rPr>
-            </w:pPr>
-            <w:r>
               <w:rPr>
                 <w:b/>
                 <w:bCs/>
+                <w:color w:val="000000" w:themeColor="text1"/>
+                <w:sz w:val="24"/>
+                <w:szCs w:val="24"/>
+              </w:rPr>
+            </w:pPr>
+            <w:r>
+              <w:rPr>
                 <w:kern w:val="0"/>
                 <w:sz w:val="24"/>
                 <w:szCs w:val="24"/>
                 <w14:ligatures w14:val="none"/>
               </w:rPr>
-              <w:t>Balance due:</w:t>
-            </w:r>
-            <w:proofErr w:type="gramStart"/>
-            <w:r>
-              <w:rPr>
-                <w:color w:val="000000" w:themeColor="text1"/>
+              <w:t>{{#InvoiceItem}}</w:t>
+            </w:r>
+            <w:r>
+              <w:rPr>
+                <w:rStyle w:val="ui-provider"/>
                 <w:kern w:val="0"/>
                 <w:sz w:val="24"/>
                 <w:szCs w:val="24"/>
                 <w14:ligatures w14:val="none"/>
               </w:rPr>
-              <w:t xml:space="preserve">   {</w:t>
-            </w:r>
-            <w:proofErr w:type="gramEnd"/>
-            <w:r>
-              <w:rPr>
-                <w:color w:val="000000" w:themeColor="text1"/>
-                <w:kern w:val="0"/>
-                <w:sz w:val="24"/>
-                <w:szCs w:val="24"/>
-                <w14:ligatures w14:val="none"/>
-              </w:rPr>
-              <w:t>{</w:t>
-            </w:r>
-            <w:proofErr w:type="spellStart"/>
-            <w:r>
-              <w:rPr>
-                <w:color w:val="000000" w:themeColor="text1"/>
-                <w:kern w:val="0"/>
-                <w:sz w:val="24"/>
-                <w:szCs w:val="24"/>
-                <w14:ligatures w14:val="none"/>
-              </w:rPr>
-              <w:t>TotalFeeAmount</w:t>
-            </w:r>
-            <w:proofErr w:type="spellEnd"/>
-            <w:r>
-              <w:rPr>
-                <w:color w:val="000000" w:themeColor="text1"/>
-                <w:kern w:val="0"/>
-                <w:sz w:val="24"/>
-                <w:szCs w:val="24"/>
-                <w14:ligatures w14:val="none"/>
-              </w:rPr>
-              <w:t>}}</w:t>
-            </w:r>
-          </w:p>
-        </w:tc>
-      </w:tr>
-      <w:tr>
-        <w:tc>
-          <w:tcPr>
-            <w:tcW w:w="3685" w:type="dxa"/>
-          </w:tcPr>
-          <w:p>
-            <w:pPr>
-              <w:tabs>
-                <w:tab w:val="left" w:pos="1250"/>
-              </w:tabs>
-              <w:rPr>
-                <w:noProof/>
-                <w:sz w:val="22"/>
-              </w:rPr>
-            </w:pPr>
-          </w:p>
-        </w:tc>
-        <w:tc>
-          <w:tcPr>
-            <w:tcW w:w="3119" w:type="dxa"/>
-          </w:tcPr>
-          <w:p>
-            <w:pPr>
-              <w:tabs>
-                <w:tab w:val="left" w:pos="1250"/>
-              </w:tabs>
-              <w:rPr>
-                <w:noProof/>
-                <w:sz w:val="22"/>
-              </w:rPr>
-            </w:pPr>
-          </w:p>
-        </w:tc>
-        <w:tc>
-          <w:tcPr>
-            <w:tcW w:w="3685" w:type="dxa"/>
-          </w:tcPr>
-          <w:p>
-            <w:pPr>
-              <w:tabs>
-                <w:tab w:val="left" w:pos="1250"/>
-              </w:tabs>
-              <w:rPr>
-                <w:noProof/>
-                <w:sz w:val="22"/>
-              </w:rPr>
-            </w:pPr>
-          </w:p>
-        </w:tc>
-      </w:tr>
-      <w:tr>
-        <w:tc>
-          <w:tcPr>
-            <w:tcW w:w="3685" w:type="dxa"/>
-          </w:tcPr>
-          <w:p>
-            <w:pPr>
-              <w:tabs>
-                <w:tab w:val="left" w:pos="1250"/>
-              </w:tabs>
-              <w:rPr>
-                <w:noProof/>
-                <w:sz w:val="22"/>
-              </w:rPr>
-            </w:pPr>
-          </w:p>
-        </w:tc>
-        <w:tc>
-          <w:tcPr>
-            <w:tcW w:w="3119" w:type="dxa"/>
-          </w:tcPr>
-          <w:p>
-            <w:pPr>
-              <w:tabs>
-                <w:tab w:val="left" w:pos="1250"/>
-              </w:tabs>
-              <w:rPr>
-                <w:noProof/>
-                <w:sz w:val="22"/>
-              </w:rPr>
-            </w:pPr>
-          </w:p>
-        </w:tc>
-        <w:tc>
-          <w:tcPr>
-            <w:tcW w:w="3685" w:type="dxa"/>
-          </w:tcPr>
-          <w:p>
-            <w:pPr>
-              <w:tabs>
-                <w:tab w:val="left" w:pos="1250"/>
-              </w:tabs>
-              <w:rPr>
-                <w:noProof/>
-                <w:sz w:val="22"/>
-              </w:rPr>
-            </w:pPr>
+              <w:t>{{Amount}}{{/InvoiceItem}}</w:t>
+            </w:r>
           </w:p>
         </w:tc>
       </w:tr>
@@ -1758,7 +1484,6 @@
       </w:rPr>
       <w:tab/>
     </w:r>
-    <w:bookmarkStart w:id="0" w:name="OLE_LINK2"/>
     <w:r>
       <w:rPr>
         <w:b/>
@@ -1766,8 +1491,18 @@
         <w:noProof/>
         <w:sz w:val="22"/>
       </w:rPr>
-      <w:t xml:space="preserve">     </w:t>
-    </w:r>
+      <w:tab/>
+    </w:r>
+    <w:r>
+      <w:rPr>
+        <w:b/>
+        <w:bCs/>
+        <w:noProof/>
+        <w:sz w:val="22"/>
+      </w:rPr>
+      <w:t xml:space="preserve">        </w:t>
+    </w:r>
+    <w:bookmarkStart w:id="0" w:name="OLE_LINK2"/>
     <w:r>
       <w:rPr>
         <w:b/>
@@ -1784,7 +1519,16 @@
         <w:sz w:val="30"/>
         <w:szCs w:val="32"/>
       </w:rPr>
-      <w:t xml:space="preserve">#: </w:t>
+      <w:t>#:</w:t>
+    </w:r>
+    <w:r>
+      <w:rPr>
+        <w:b/>
+        <w:bCs/>
+        <w:sz w:val="30"/>
+        <w:szCs w:val="32"/>
+      </w:rPr>
+      <w:t xml:space="preserve"> </w:t>
     </w:r>
     <w:bookmarkEnd w:id="0"/>
     <w:r>
@@ -1794,27 +1538,7 @@
         <w:sz w:val="30"/>
         <w:szCs w:val="30"/>
       </w:rPr>
-      <w:t>{{</w:t>
-    </w:r>
-    <w:proofErr w:type="spellStart"/>
-    <w:r>
-      <w:rPr>
-        <w:b/>
-        <w:bCs/>
-        <w:sz w:val="30"/>
-        <w:szCs w:val="30"/>
-      </w:rPr>
-      <w:t>InvoiceId</w:t>
-    </w:r>
-    <w:proofErr w:type="spellEnd"/>
-    <w:r>
-      <w:rPr>
-        <w:b/>
-        <w:bCs/>
-        <w:sz w:val="30"/>
-        <w:szCs w:val="30"/>
-      </w:rPr>
-      <w:t>}}</w:t>
+      <w:t>{{InvoiceId}}</w:t>
     </w:r>
     <w:r>
       <w:rPr>
@@ -1842,7 +1566,52 @@
         <w:noProof/>
         <w:sz w:val="22"/>
       </w:rPr>
-      <w:t xml:space="preserve">                          </w:t>
+      <w:t xml:space="preserve"> </w:t>
+    </w:r>
+    <w:r>
+      <w:rPr>
+        <w:i/>
+        <w:iCs/>
+        <w:noProof/>
+        <w:sz w:val="22"/>
+      </w:rPr>
+      <w:t xml:space="preserve">                                             </w:t>
+    </w:r>
+    <w:r>
+      <w:rPr>
+        <w:i/>
+        <w:iCs/>
+        <w:noProof/>
+        <w:sz w:val="22"/>
+      </w:rPr>
+      <w:t xml:space="preserve"> </w:t>
+    </w:r>
+    <w:r>
+      <w:rPr>
+        <w:i/>
+        <w:iCs/>
+        <w:noProof/>
+        <w:sz w:val="22"/>
+      </w:rPr>
+      <w:t xml:space="preserve">   </w:t>
+    </w:r>
+    <w:r>
+      <w:rPr>
+        <w:i/>
+        <w:iCs/>
+        <w:noProof/>
+        <w:sz w:val="22"/>
+      </w:rPr>
+      <w:t xml:space="preserve"> </w:t>
+    </w:r>
+    <w:r>
+      <w:rPr>
+        <w:i/>
+        <w:iCs/>
+        <w:noProof/>
+        <w:sz w:val="22"/>
+      </w:rPr>
+      <w:t xml:space="preserve">  </w:t>
     </w:r>
     <w:r>
       <w:rPr>
@@ -1871,25 +1640,7 @@
         <w:szCs w:val="20"/>
         <w14:ligatures w14:val="none"/>
       </w:rPr>
-      <w:t>{{</w:t>
-    </w:r>
-    <w:proofErr w:type="spellStart"/>
-    <w:r>
-      <w:rPr>
-        <w:kern w:val="0"/>
-        <w:szCs w:val="20"/>
-        <w14:ligatures w14:val="none"/>
-      </w:rPr>
-      <w:t>InvoiceCreatedDate</w:t>
-    </w:r>
-    <w:proofErr w:type="spellEnd"/>
-    <w:r>
-      <w:rPr>
-        <w:kern w:val="0"/>
-        <w:szCs w:val="20"/>
-        <w14:ligatures w14:val="none"/>
-      </w:rPr>
-      <w:t>}}</w:t>
+      <w:t>{{InvoiceCreatedDate}}</w:t>
     </w:r>
     <w:r>
       <w:rPr>

--- a/ALR-DocgenTemplates/Late Fee Invoice Template.docx
+++ b/ALR-DocgenTemplates/Late Fee Invoice Template.docx
@@ -136,29 +136,7 @@
                 <w:szCs w:val="24"/>
                 <w14:ligatures w14:val="none"/>
               </w:rPr>
-              <w:t>{{</w:t>
-            </w:r>
-            <w:proofErr w:type="spellStart"/>
-            <w:r>
-              <w:rPr>
-                <w:color w:val="000000" w:themeColor="text1"/>
-                <w:kern w:val="0"/>
-                <w:sz w:val="24"/>
-                <w:szCs w:val="24"/>
-                <w14:ligatures w14:val="none"/>
-              </w:rPr>
-              <w:t>RegistrantName</w:t>
-            </w:r>
-            <w:proofErr w:type="spellEnd"/>
-            <w:r>
-              <w:rPr>
-                <w:color w:val="000000" w:themeColor="text1"/>
-                <w:kern w:val="0"/>
-                <w:sz w:val="24"/>
-                <w:szCs w:val="24"/>
-                <w14:ligatures w14:val="none"/>
-              </w:rPr>
-              <w:t>}}</w:t>
+              <w:t>{{RegistrantName}}</w:t>
             </w:r>
           </w:p>
         </w:tc>
@@ -183,29 +161,7 @@
                 <w:szCs w:val="24"/>
                 <w14:ligatures w14:val="none"/>
               </w:rPr>
-              <w:t>{{</w:t>
-            </w:r>
-            <w:proofErr w:type="spellStart"/>
-            <w:r>
-              <w:rPr>
-                <w:color w:val="000000" w:themeColor="text1"/>
-                <w:kern w:val="0"/>
-                <w:sz w:val="24"/>
-                <w:szCs w:val="24"/>
-                <w14:ligatures w14:val="none"/>
-              </w:rPr>
-              <w:t>ResidenceName</w:t>
-            </w:r>
-            <w:proofErr w:type="spellEnd"/>
-            <w:r>
-              <w:rPr>
-                <w:color w:val="000000" w:themeColor="text1"/>
-                <w:kern w:val="0"/>
-                <w:sz w:val="24"/>
-                <w:szCs w:val="24"/>
-                <w14:ligatures w14:val="none"/>
-              </w:rPr>
-              <w:t>}}</w:t>
+              <w:t>{{ResidenceName}}</w:t>
             </w:r>
           </w:p>
         </w:tc>
@@ -235,29 +191,7 @@
                 <w:szCs w:val="24"/>
                 <w14:ligatures w14:val="none"/>
               </w:rPr>
-              <w:t>{{</w:t>
-            </w:r>
-            <w:proofErr w:type="spellStart"/>
-            <w:r>
-              <w:rPr>
-                <w:color w:val="000000" w:themeColor="text1"/>
-                <w:kern w:val="0"/>
-                <w:sz w:val="24"/>
-                <w:szCs w:val="24"/>
-                <w14:ligatures w14:val="none"/>
-              </w:rPr>
-              <w:t>RegistrantAddress</w:t>
-            </w:r>
-            <w:proofErr w:type="spellEnd"/>
-            <w:r>
-              <w:rPr>
-                <w:color w:val="000000" w:themeColor="text1"/>
-                <w:kern w:val="0"/>
-                <w:sz w:val="24"/>
-                <w:szCs w:val="24"/>
-                <w14:ligatures w14:val="none"/>
-              </w:rPr>
-              <w:t>}}</w:t>
+              <w:t>{{RegistrantAddress}}</w:t>
             </w:r>
           </w:p>
         </w:tc>
@@ -360,25 +294,7 @@
                 <w:sz w:val="24"/>
                 <w:szCs w:val="24"/>
               </w:rPr>
-              <w:t>{{</w:t>
-            </w:r>
-            <w:proofErr w:type="spellStart"/>
-            <w:r>
-              <w:rPr>
-                <w:color w:val="000000" w:themeColor="text1"/>
-                <w:sz w:val="24"/>
-                <w:szCs w:val="24"/>
-              </w:rPr>
-              <w:t>ResidenceAddress</w:t>
-            </w:r>
-            <w:proofErr w:type="spellEnd"/>
-            <w:r>
-              <w:rPr>
-                <w:color w:val="000000" w:themeColor="text1"/>
-                <w:sz w:val="24"/>
-                <w:szCs w:val="24"/>
-              </w:rPr>
-              <w:t>}}</w:t>
+              <w:t>{{ResidenceAddress}}</w:t>
             </w:r>
             <w:bookmarkEnd w:id="1"/>
           </w:p>
@@ -545,34 +461,16 @@
                 <w:sz w:val="22"/>
                 <w14:ligatures w14:val="none"/>
               </w:rPr>
-              <w:t xml:space="preserve">   {{#InvoiceItem</w:t>
-            </w:r>
-            <w:proofErr w:type="gramStart"/>
+              <w:t xml:space="preserve">   {{#InvoiceItem}}</w:t>
+            </w:r>
+            <w:bookmarkEnd w:id="3"/>
             <w:r>
               <w:rPr>
                 <w:kern w:val="0"/>
                 <w:sz w:val="22"/>
                 <w14:ligatures w14:val="none"/>
               </w:rPr>
-              <w:t>}}</w:t>
-            </w:r>
-            <w:bookmarkEnd w:id="3"/>
-            <w:r>
-              <w:rPr>
-                <w:kern w:val="0"/>
-                <w:sz w:val="22"/>
-                <w14:ligatures w14:val="none"/>
-              </w:rPr>
-              <w:t>{</w:t>
-            </w:r>
-            <w:proofErr w:type="gramEnd"/>
-            <w:r>
-              <w:rPr>
-                <w:kern w:val="0"/>
-                <w:sz w:val="22"/>
-                <w14:ligatures w14:val="none"/>
-              </w:rPr>
-              <w:t>{Name}}</w:t>
+              <w:t>{{Name}}</w:t>
             </w:r>
           </w:p>
         </w:tc>
@@ -660,9 +558,9 @@
                 <w:sz w:val="22"/>
                 <w14:ligatures w14:val="none"/>
               </w:rPr>
-              <w:t>{{Fees</w:t>
-            </w:r>
-            <w:proofErr w:type="gramStart"/>
+              <w:t>{{Fees}}</w:t>
+            </w:r>
+            <w:bookmarkStart w:id="5" w:name="OLE_LINK16"/>
             <w:r>
               <w:rPr>
                 <w:rStyle w:val="ui-provider"/>
@@ -670,27 +568,7 @@
                 <w:sz w:val="22"/>
                 <w14:ligatures w14:val="none"/>
               </w:rPr>
-              <w:t>}}</w:t>
-            </w:r>
-            <w:bookmarkStart w:id="5" w:name="OLE_LINK16"/>
-            <w:r>
-              <w:rPr>
-                <w:rStyle w:val="ui-provider"/>
-                <w:kern w:val="0"/>
-                <w:sz w:val="22"/>
-                <w14:ligatures w14:val="none"/>
-              </w:rPr>
-              <w:t>{</w:t>
-            </w:r>
-            <w:proofErr w:type="gramEnd"/>
-            <w:r>
-              <w:rPr>
-                <w:rStyle w:val="ui-provider"/>
-                <w:kern w:val="0"/>
-                <w:sz w:val="22"/>
-                <w14:ligatures w14:val="none"/>
-              </w:rPr>
-              <w:t>{/</w:t>
+              <w:t>{{/</w:t>
             </w:r>
             <w:bookmarkStart w:id="6" w:name="OLE_LINK6"/>
             <w:r>
@@ -1085,7 +963,6 @@
               </w:rPr>
               <w:t xml:space="preserve"> </w:t>
             </w:r>
-            <w:proofErr w:type="gramStart"/>
             <w:r>
               <w:rPr>
                 <w:b/>
@@ -1101,24 +978,7 @@
                 <w:color w:val="000000" w:themeColor="text1"/>
                 <w:szCs w:val="20"/>
               </w:rPr>
-              <w:t>{{</w:t>
-            </w:r>
-            <w:proofErr w:type="spellStart"/>
-            <w:proofErr w:type="gramEnd"/>
-            <w:r>
-              <w:rPr>
-                <w:color w:val="000000" w:themeColor="text1"/>
-                <w:szCs w:val="20"/>
-              </w:rPr>
-              <w:t>IF_isCertificateIdNotPresent</w:t>
-            </w:r>
-            <w:proofErr w:type="spellEnd"/>
-            <w:r>
-              <w:rPr>
-                <w:color w:val="000000" w:themeColor="text1"/>
-                <w:szCs w:val="20"/>
-              </w:rPr>
-              <w:t>}}</w:t>
+              <w:t>{{IF_isCertificateIdNotPresent}}</w:t>
             </w:r>
           </w:p>
         </w:tc>
@@ -1166,29 +1026,7 @@
                 <w:szCs w:val="24"/>
                 <w14:ligatures w14:val="none"/>
               </w:rPr>
-              <w:t>{{</w:t>
-            </w:r>
-            <w:proofErr w:type="spellStart"/>
-            <w:r>
-              <w:rPr>
-                <w:color w:val="000000" w:themeColor="text1"/>
-                <w:kern w:val="0"/>
-                <w:sz w:val="24"/>
-                <w:szCs w:val="24"/>
-                <w14:ligatures w14:val="none"/>
-              </w:rPr>
-              <w:t>TotalFeeAmount</w:t>
-            </w:r>
-            <w:proofErr w:type="spellEnd"/>
-            <w:r>
-              <w:rPr>
-                <w:color w:val="000000" w:themeColor="text1"/>
-                <w:kern w:val="0"/>
-                <w:sz w:val="24"/>
-                <w:szCs w:val="24"/>
-                <w14:ligatures w14:val="none"/>
-              </w:rPr>
-              <w:t>}}</w:t>
+              <w:t>{{TotalFeeAmount}}</w:t>
             </w:r>
             <w:bookmarkEnd w:id="7"/>
           </w:p>
@@ -1277,17 +1115,7 @@
                 <w:szCs w:val="24"/>
                 <w14:ligatures w14:val="none"/>
               </w:rPr>
-              <w:t>{{#InvoiceItem</w:t>
-            </w:r>
-            <w:proofErr w:type="gramStart"/>
-            <w:r>
-              <w:rPr>
-                <w:kern w:val="0"/>
-                <w:sz w:val="24"/>
-                <w:szCs w:val="24"/>
-                <w14:ligatures w14:val="none"/>
-              </w:rPr>
-              <w:t>}}</w:t>
+              <w:t>{{#InvoiceItem}}</w:t>
             </w:r>
             <w:r>
               <w:rPr>
@@ -1297,40 +1125,7 @@
                 <w:szCs w:val="24"/>
                 <w14:ligatures w14:val="none"/>
               </w:rPr>
-              <w:t>{</w:t>
-            </w:r>
-            <w:proofErr w:type="gramEnd"/>
-            <w:r>
-              <w:rPr>
-                <w:rStyle w:val="ui-provider"/>
-                <w:kern w:val="0"/>
-                <w:sz w:val="24"/>
-                <w:szCs w:val="24"/>
-                <w14:ligatures w14:val="none"/>
-              </w:rPr>
-              <w:t>{Amount</w:t>
-            </w:r>
-            <w:proofErr w:type="gramStart"/>
-            <w:r>
-              <w:rPr>
-                <w:rStyle w:val="ui-provider"/>
-                <w:kern w:val="0"/>
-                <w:sz w:val="24"/>
-                <w:szCs w:val="24"/>
-                <w14:ligatures w14:val="none"/>
-              </w:rPr>
-              <w:t>}}{</w:t>
-            </w:r>
-            <w:proofErr w:type="gramEnd"/>
-            <w:r>
-              <w:rPr>
-                <w:rStyle w:val="ui-provider"/>
-                <w:kern w:val="0"/>
-                <w:sz w:val="24"/>
-                <w:szCs w:val="24"/>
-                <w14:ligatures w14:val="none"/>
-              </w:rPr>
-              <w:t>{/InvoiceItem}}</w:t>
+              <w:t>{{Amount}}{{/InvoiceItem}}</w:t>
             </w:r>
           </w:p>
         </w:tc>
@@ -1743,27 +1538,7 @@
         <w:sz w:val="30"/>
         <w:szCs w:val="30"/>
       </w:rPr>
-      <w:t>{{</w:t>
-    </w:r>
-    <w:proofErr w:type="spellStart"/>
-    <w:r>
-      <w:rPr>
-        <w:b/>
-        <w:bCs/>
-        <w:sz w:val="30"/>
-        <w:szCs w:val="30"/>
-      </w:rPr>
-      <w:t>InvoiceId</w:t>
-    </w:r>
-    <w:proofErr w:type="spellEnd"/>
-    <w:r>
-      <w:rPr>
-        <w:b/>
-        <w:bCs/>
-        <w:sz w:val="30"/>
-        <w:szCs w:val="30"/>
-      </w:rPr>
-      <w:t>}}</w:t>
+      <w:t>{{InvoiceId}}</w:t>
     </w:r>
     <w:r>
       <w:rPr>
@@ -1865,25 +1640,7 @@
         <w:szCs w:val="20"/>
         <w14:ligatures w14:val="none"/>
       </w:rPr>
-      <w:t>{{</w:t>
-    </w:r>
-    <w:proofErr w:type="spellStart"/>
-    <w:r>
-      <w:rPr>
-        <w:kern w:val="0"/>
-        <w:szCs w:val="20"/>
-        <w14:ligatures w14:val="none"/>
-      </w:rPr>
-      <w:t>InvoiceCreatedDate</w:t>
-    </w:r>
-    <w:proofErr w:type="spellEnd"/>
-    <w:r>
-      <w:rPr>
-        <w:kern w:val="0"/>
-        <w:szCs w:val="20"/>
-        <w14:ligatures w14:val="none"/>
-      </w:rPr>
-      <w:t>}}</w:t>
+      <w:t>{{InvoiceCreatedDate}}</w:t>
     </w:r>
     <w:r>
       <w:rPr>
@@ -1916,7 +1673,21 @@
         <w:noProof/>
         <w:szCs w:val="20"/>
       </w:rPr>
-      <w:t>PO Box 9601 STN Prov Gov</w:t>
+      <w:t>PO Box 960</w:t>
+    </w:r>
+    <w:r>
+      <w:rPr>
+        <w:noProof/>
+        <w:szCs w:val="20"/>
+      </w:rPr>
+      <w:t>4</w:t>
+    </w:r>
+    <w:r>
+      <w:rPr>
+        <w:noProof/>
+        <w:szCs w:val="20"/>
+      </w:rPr>
+      <w:t xml:space="preserve"> STN Prov Gov</w:t>
     </w:r>
     <w:r>
       <w:rPr>
@@ -2351,6 +2122,7 @@
   <w:style w:type="character" w:default="1" w:styleId="DefaultParagraphFont">
     <w:name w:val="Default Paragraph Font"/>
     <w:uiPriority w:val="1"/>
+    <w:semiHidden/>
     <w:unhideWhenUsed/>
   </w:style>
   <w:style w:type="table" w:default="1" w:styleId="TableNormal">
